--- a/Projects/Shop_Talk_Assistant/problem_statement/Deployment Architecture.docx
+++ b/Projects/Shop_Talk_Assistant/problem_statement/Deployment Architecture.docx
@@ -95,29 +95,7 @@
           <w:szCs w:val="18"/>
           <w14:ligatures w14:val="none"/>
         </w:rPr>
-        <w:t>│   ├── ollama        :</w:t>
-      </w:r>
-      <w:proofErr w:type="gramStart"/>
-      <w:r>
-        <w:rPr>
-          <w:rFonts w:ascii="Menlo" w:eastAsia="Times New Roman" w:hAnsi="Menlo" w:cs="Menlo"/>
-          <w:kern w:val="0"/>
-          <w:sz w:val="18"/>
-          <w:szCs w:val="18"/>
-          <w14:ligatures w14:val="none"/>
-        </w:rPr>
-        <w:t>11434  —</w:t>
-      </w:r>
-      <w:proofErr w:type="gramEnd"/>
-      <w:r>
-        <w:rPr>
-          <w:rFonts w:ascii="Menlo" w:eastAsia="Times New Roman" w:hAnsi="Menlo" w:cs="Menlo"/>
-          <w:kern w:val="0"/>
-          <w:sz w:val="18"/>
-          <w:szCs w:val="18"/>
-          <w14:ligatures w14:val="none"/>
-        </w:rPr>
-        <w:t> Llama 3.2 (free, local, no API keys)</w:t>
+        <w:t>│   ├── ollama        :11434  — Llama 3.2 (free, local, no API keys)</w:t>
       </w:r>
     </w:p>
     <w:p>
@@ -370,23 +348,13 @@
                 <w14:ligatures w14:val="none"/>
               </w:rPr>
             </w:pPr>
-            <w:proofErr w:type="spellStart"/>
             <w:r>
               <w:rPr>
                 <w:rFonts w:ascii="Times New Roman" w:eastAsia="Times New Roman" w:hAnsi="Times New Roman" w:cs="Times New Roman"/>
                 <w:kern w:val="0"/>
                 <w14:ligatures w14:val="none"/>
               </w:rPr>
-              <w:t>FastAPI</w:t>
-            </w:r>
-            <w:proofErr w:type="spellEnd"/>
-            <w:r>
-              <w:rPr>
-                <w:rFonts w:ascii="Times New Roman" w:eastAsia="Times New Roman" w:hAnsi="Times New Roman" w:cs="Times New Roman"/>
-                <w:kern w:val="0"/>
-                <w14:ligatures w14:val="none"/>
-              </w:rPr>
-              <w:t xml:space="preserve"> app — models load once at startup via lifespan</w:t>
+              <w:t>FastAPI app — models load once at startup via lifespan</w:t>
             </w:r>
           </w:p>
         </w:tc>
@@ -456,51 +424,7 @@
                 <w:kern w:val="0"/>
                 <w14:ligatures w14:val="none"/>
               </w:rPr>
-              <w:t>/</w:t>
-            </w:r>
-            <w:proofErr w:type="gramStart"/>
-            <w:r>
-              <w:rPr>
-                <w:rFonts w:ascii="Menlo" w:eastAsia="Times New Roman" w:hAnsi="Menlo" w:cs="Menlo"/>
-                <w:kern w:val="0"/>
-                <w14:ligatures w14:val="none"/>
-              </w:rPr>
-              <w:t>health</w:t>
-            </w:r>
-            <w:proofErr w:type="gramEnd"/>
-            <w:r>
-              <w:rPr>
-                <w:rFonts w:ascii="Times New Roman" w:eastAsia="Times New Roman" w:hAnsi="Times New Roman" w:cs="Times New Roman"/>
-                <w:kern w:val="0"/>
-                <w14:ligatures w14:val="none"/>
-              </w:rPr>
-              <w:t>, </w:t>
-            </w:r>
-            <w:r>
-              <w:rPr>
-                <w:rFonts w:ascii="Menlo" w:eastAsia="Times New Roman" w:hAnsi="Menlo" w:cs="Menlo"/>
-                <w:kern w:val="0"/>
-                <w14:ligatures w14:val="none"/>
-              </w:rPr>
-              <w:t>/</w:t>
-            </w:r>
-            <w:proofErr w:type="spellStart"/>
-            <w:r>
-              <w:rPr>
-                <w:rFonts w:ascii="Menlo" w:eastAsia="Times New Roman" w:hAnsi="Menlo" w:cs="Menlo"/>
-                <w:kern w:val="0"/>
-                <w14:ligatures w14:val="none"/>
-              </w:rPr>
-              <w:t>api</w:t>
-            </w:r>
-            <w:proofErr w:type="spellEnd"/>
-            <w:r>
-              <w:rPr>
-                <w:rFonts w:ascii="Menlo" w:eastAsia="Times New Roman" w:hAnsi="Menlo" w:cs="Menlo"/>
-                <w:kern w:val="0"/>
-                <w14:ligatures w14:val="none"/>
-              </w:rPr>
-              <w:t>/v1/chat</w:t>
+              <w:t>/health</w:t>
             </w:r>
             <w:r>
               <w:rPr>
@@ -516,25 +440,23 @@
                 <w:kern w:val="0"/>
                 <w14:ligatures w14:val="none"/>
               </w:rPr>
-              <w:t>/</w:t>
+              <w:t>/api/v1/chat</w:t>
             </w:r>
-            <w:proofErr w:type="spellStart"/>
+            <w:r>
+              <w:rPr>
+                <w:rFonts w:ascii="Times New Roman" w:eastAsia="Times New Roman" w:hAnsi="Times New Roman" w:cs="Times New Roman"/>
+                <w:kern w:val="0"/>
+                <w14:ligatures w14:val="none"/>
+              </w:rPr>
+              <w:t>, </w:t>
+            </w:r>
             <w:r>
               <w:rPr>
                 <w:rFonts w:ascii="Menlo" w:eastAsia="Times New Roman" w:hAnsi="Menlo" w:cs="Menlo"/>
                 <w:kern w:val="0"/>
                 <w14:ligatures w14:val="none"/>
               </w:rPr>
-              <w:t>api</w:t>
-            </w:r>
-            <w:proofErr w:type="spellEnd"/>
-            <w:r>
-              <w:rPr>
-                <w:rFonts w:ascii="Menlo" w:eastAsia="Times New Roman" w:hAnsi="Menlo" w:cs="Menlo"/>
-                <w:kern w:val="0"/>
-                <w14:ligatures w14:val="none"/>
-              </w:rPr>
-              <w:t>/v1/search</w:t>
+              <w:t>/api/v1/search</w:t>
             </w:r>
             <w:r>
               <w:rPr>
@@ -612,25 +534,7 @@
                 <w:kern w:val="0"/>
                 <w14:ligatures w14:val="none"/>
               </w:rPr>
-              <w:t>Singleton model loader (</w:t>
-            </w:r>
-            <w:proofErr w:type="spellStart"/>
-            <w:r>
-              <w:rPr>
-                <w:rFonts w:ascii="Times New Roman" w:eastAsia="Times New Roman" w:hAnsi="Times New Roman" w:cs="Times New Roman"/>
-                <w:kern w:val="0"/>
-                <w14:ligatures w14:val="none"/>
-              </w:rPr>
-              <w:t>SentenceTransformer</w:t>
-            </w:r>
-            <w:proofErr w:type="spellEnd"/>
-            <w:r>
-              <w:rPr>
-                <w:rFonts w:ascii="Times New Roman" w:eastAsia="Times New Roman" w:hAnsi="Times New Roman" w:cs="Times New Roman"/>
-                <w:kern w:val="0"/>
-                <w14:ligatures w14:val="none"/>
-              </w:rPr>
-              <w:t> + CLIP)</w:t>
+              <w:t>Singleton model loader (SentenceTransformer + CLIP)</w:t>
             </w:r>
           </w:p>
         </w:tc>
@@ -764,44 +668,22 @@
                 <w14:ligatures w14:val="none"/>
               </w:rPr>
             </w:pPr>
-            <w:proofErr w:type="spellStart"/>
             <w:r>
               <w:rPr>
                 <w:rFonts w:ascii="Times New Roman" w:eastAsia="Times New Roman" w:hAnsi="Times New Roman" w:cs="Times New Roman"/>
                 <w:kern w:val="0"/>
                 <w14:ligatures w14:val="none"/>
               </w:rPr>
-              <w:t>Pydantic</w:t>
+              <w:t>Pydantic schemas per </w:t>
             </w:r>
-            <w:proofErr w:type="spellEnd"/>
-            <w:r>
-              <w:rPr>
-                <w:rFonts w:ascii="Times New Roman" w:eastAsia="Times New Roman" w:hAnsi="Times New Roman" w:cs="Times New Roman"/>
-                <w:kern w:val="0"/>
-                <w14:ligatures w14:val="none"/>
-              </w:rPr>
-              <w:t xml:space="preserve"> schemas per </w:t>
-            </w:r>
-            <w:proofErr w:type="spellStart"/>
             <w:r>
               <w:rPr>
                 <w:rFonts w:ascii="Menlo" w:eastAsia="Times New Roman" w:hAnsi="Menlo" w:cs="Menlo"/>
                 <w:kern w:val="0"/>
                 <w14:ligatures w14:val="none"/>
               </w:rPr>
-              <w:t>api-</w:t>
+              <w:t>api-openapi.yaml</w:t>
             </w:r>
-            <w:proofErr w:type="gramStart"/>
-            <w:r>
-              <w:rPr>
-                <w:rFonts w:ascii="Menlo" w:eastAsia="Times New Roman" w:hAnsi="Menlo" w:cs="Menlo"/>
-                <w:kern w:val="0"/>
-                <w14:ligatures w14:val="none"/>
-              </w:rPr>
-              <w:t>openapi.yaml</w:t>
-            </w:r>
-            <w:proofErr w:type="spellEnd"/>
-            <w:proofErr w:type="gramEnd"/>
           </w:p>
         </w:tc>
       </w:tr>
@@ -870,16 +752,7 @@
                 <w:kern w:val="0"/>
                 <w14:ligatures w14:val="none"/>
               </w:rPr>
-              <w:t>Settings via env vars </w:t>
-            </w:r>
-            <w:proofErr w:type="gramStart"/>
-            <w:r>
-              <w:rPr>
-                <w:rFonts w:ascii="Times New Roman" w:eastAsia="Times New Roman" w:hAnsi="Times New Roman" w:cs="Times New Roman"/>
-                <w:kern w:val="0"/>
-                <w14:ligatures w14:val="none"/>
-              </w:rPr>
-              <w:t>/ </w:t>
+              <w:t>Settings via env vars / </w:t>
             </w:r>
             <w:r>
               <w:rPr>
@@ -889,7 +762,6 @@
               </w:rPr>
               <w:t>.env</w:t>
             </w:r>
-            <w:proofErr w:type="gramEnd"/>
           </w:p>
         </w:tc>
       </w:tr>
@@ -923,19 +795,8 @@
                 <w:kern w:val="0"/>
                 <w14:ligatures w14:val="none"/>
               </w:rPr>
-              <w:t>backend/</w:t>
+              <w:t>backend/Dockerfile</w:t>
             </w:r>
-            <w:proofErr w:type="spellStart"/>
-            <w:r>
-              <w:rPr>
-                <w:rFonts w:ascii="Menlo" w:eastAsia="Times New Roman" w:hAnsi="Menlo" w:cs="Menlo"/>
-                <w:color w:val="81A1C1"/>
-                <w:kern w:val="0"/>
-                <w14:ligatures w14:val="none"/>
-              </w:rPr>
-              <w:t>Dockerfile</w:t>
-            </w:r>
-            <w:proofErr w:type="spellEnd"/>
           </w:p>
         </w:tc>
         <w:tc>
@@ -1004,19 +865,8 @@
                 <w:kern w:val="0"/>
                 <w14:ligatures w14:val="none"/>
               </w:rPr>
-              <w:t>frontend/</w:t>
+              <w:t>frontend/Dockerfile</w:t>
             </w:r>
-            <w:proofErr w:type="spellStart"/>
-            <w:r>
-              <w:rPr>
-                <w:rFonts w:ascii="Menlo" w:eastAsia="Times New Roman" w:hAnsi="Menlo" w:cs="Menlo"/>
-                <w:color w:val="81A1C1"/>
-                <w:kern w:val="0"/>
-                <w14:ligatures w14:val="none"/>
-              </w:rPr>
-              <w:t>Dockerfile</w:t>
-            </w:r>
-            <w:proofErr w:type="spellEnd"/>
           </w:p>
         </w:tc>
         <w:tc>
@@ -1044,23 +894,13 @@
                 <w14:ligatures w14:val="none"/>
               </w:rPr>
             </w:pPr>
-            <w:proofErr w:type="spellStart"/>
             <w:r>
               <w:rPr>
                 <w:rFonts w:ascii="Times New Roman" w:eastAsia="Times New Roman" w:hAnsi="Times New Roman" w:cs="Times New Roman"/>
                 <w:kern w:val="0"/>
                 <w14:ligatures w14:val="none"/>
               </w:rPr>
-              <w:t>Streamlit</w:t>
-            </w:r>
-            <w:proofErr w:type="spellEnd"/>
-            <w:r>
-              <w:rPr>
-                <w:rFonts w:ascii="Times New Roman" w:eastAsia="Times New Roman" w:hAnsi="Times New Roman" w:cs="Times New Roman"/>
-                <w:kern w:val="0"/>
-                <w14:ligatures w14:val="none"/>
-              </w:rPr>
-              <w:t xml:space="preserve"> image (thin client)</w:t>
+              <w:t>Streamlit image (thin client)</w:t>
             </w:r>
           </w:p>
         </w:tc>
@@ -1095,19 +935,8 @@
                 <w:kern w:val="0"/>
                 <w14:ligatures w14:val="none"/>
               </w:rPr>
-              <w:t>docker-</w:t>
+              <w:t>docker-compose.yml</w:t>
             </w:r>
-            <w:proofErr w:type="spellStart"/>
-            <w:r>
-              <w:rPr>
-                <w:rFonts w:ascii="Menlo" w:eastAsia="Times New Roman" w:hAnsi="Menlo" w:cs="Menlo"/>
-                <w:color w:val="81A1C1"/>
-                <w:kern w:val="0"/>
-                <w14:ligatures w14:val="none"/>
-              </w:rPr>
-              <w:t>compose.yml</w:t>
-            </w:r>
-            <w:proofErr w:type="spellEnd"/>
           </w:p>
         </w:tc>
         <w:tc>
@@ -1176,19 +1005,8 @@
                 <w:kern w:val="0"/>
                 <w14:ligatures w14:val="none"/>
               </w:rPr>
-              <w:t>docker-</w:t>
+              <w:t>docker-compose.cpu.yml</w:t>
             </w:r>
-            <w:proofErr w:type="spellStart"/>
-            <w:r>
-              <w:rPr>
-                <w:rFonts w:ascii="Menlo" w:eastAsia="Times New Roman" w:hAnsi="Menlo" w:cs="Menlo"/>
-                <w:color w:val="81A1C1"/>
-                <w:kern w:val="0"/>
-                <w14:ligatures w14:val="none"/>
-              </w:rPr>
-              <w:t>compose.cpu.yml</w:t>
-            </w:r>
-            <w:proofErr w:type="spellEnd"/>
           </w:p>
         </w:tc>
         <w:tc>
@@ -1390,7 +1208,6 @@
                 <w14:ligatures w14:val="none"/>
               </w:rPr>
             </w:pPr>
-            <w:proofErr w:type="gramStart"/>
             <w:r>
               <w:rPr>
                 <w:rFonts w:ascii="Menlo" w:eastAsia="Times New Roman" w:hAnsi="Menlo" w:cs="Menlo"/>
@@ -1398,20 +1215,8 @@
                 <w:kern w:val="0"/>
                 <w14:ligatures w14:val="none"/>
               </w:rPr>
-              <w:t>.</w:t>
+              <w:t>.dockerignore</w:t>
             </w:r>
-            <w:proofErr w:type="spellStart"/>
-            <w:r>
-              <w:rPr>
-                <w:rFonts w:ascii="Menlo" w:eastAsia="Times New Roman" w:hAnsi="Menlo" w:cs="Menlo"/>
-                <w:color w:val="81A1C1"/>
-                <w:kern w:val="0"/>
-                <w14:ligatures w14:val="none"/>
-              </w:rPr>
-              <w:t>dockerignore</w:t>
-            </w:r>
-            <w:proofErr w:type="spellEnd"/>
-            <w:proofErr w:type="gramEnd"/>
           </w:p>
         </w:tc>
         <w:tc>
@@ -1648,9 +1453,18 @@
           <w:szCs w:val="18"/>
           <w14:ligatures w14:val="none"/>
         </w:rPr>
-        <w:t>-</w:t>
-      </w:r>
-      <w:proofErr w:type="spellStart"/>
+        <w:t>-i</w:t>
+      </w:r>
+      <w:r>
+        <w:rPr>
+          <w:rFonts w:ascii="Menlo" w:eastAsia="Times New Roman" w:hAnsi="Menlo" w:cs="Menlo"/>
+          <w:kern w:val="0"/>
+          <w:sz w:val="18"/>
+          <w:szCs w:val="18"/>
+          <w14:ligatures w14:val="none"/>
+        </w:rPr>
+        <w:t> </w:t>
+      </w:r>
       <w:r>
         <w:rPr>
           <w:rFonts w:ascii="Menlo" w:eastAsia="Times New Roman" w:hAnsi="Menlo" w:cs="Menlo"/>
@@ -1660,43 +1474,8 @@
           <w:szCs w:val="18"/>
           <w14:ligatures w14:val="none"/>
         </w:rPr>
-        <w:t>i</w:t>
-      </w:r>
-      <w:proofErr w:type="spellEnd"/>
-      <w:r>
-        <w:rPr>
-          <w:rFonts w:ascii="Menlo" w:eastAsia="Times New Roman" w:hAnsi="Menlo" w:cs="Menlo"/>
-          <w:kern w:val="0"/>
-          <w:sz w:val="18"/>
-          <w:szCs w:val="18"/>
-          <w14:ligatures w14:val="none"/>
-        </w:rPr>
-        <w:t> </w:t>
-      </w:r>
-      <w:r>
-        <w:rPr>
-          <w:rFonts w:ascii="Menlo" w:eastAsia="Times New Roman" w:hAnsi="Menlo" w:cs="Menlo"/>
-          <w:color w:val="E394DC"/>
-          <w:kern w:val="0"/>
-          <w:sz w:val="18"/>
-          <w:szCs w:val="18"/>
-          <w14:ligatures w14:val="none"/>
-        </w:rPr>
-        <w:t>your-</w:t>
-      </w:r>
-      <w:proofErr w:type="spellStart"/>
-      <w:r>
-        <w:rPr>
-          <w:rFonts w:ascii="Menlo" w:eastAsia="Times New Roman" w:hAnsi="Menlo" w:cs="Menlo"/>
-          <w:color w:val="E394DC"/>
-          <w:kern w:val="0"/>
-          <w:sz w:val="18"/>
-          <w:szCs w:val="18"/>
-          <w14:ligatures w14:val="none"/>
-        </w:rPr>
-        <w:t>key.pem</w:t>
-      </w:r>
-      <w:proofErr w:type="spellEnd"/>
+        <w:t>your-key.pem</w:t>
+      </w:r>
       <w:r>
         <w:rPr>
           <w:rFonts w:ascii="Menlo" w:eastAsia="Times New Roman" w:hAnsi="Menlo" w:cs="Menlo"/>
@@ -1799,7 +1578,6 @@
           <w14:ligatures w14:val="none"/>
         </w:rPr>
       </w:pPr>
-      <w:proofErr w:type="spellStart"/>
       <w:r>
         <w:rPr>
           <w:rFonts w:ascii="Menlo" w:eastAsia="Times New Roman" w:hAnsi="Menlo" w:cs="Menlo"/>
@@ -1811,7 +1589,6 @@
         </w:rPr>
         <w:t>chmod</w:t>
       </w:r>
-      <w:proofErr w:type="spellEnd"/>
       <w:r>
         <w:rPr>
           <w:rFonts w:ascii="Menlo" w:eastAsia="Times New Roman" w:hAnsi="Menlo" w:cs="Menlo"/>
@@ -2092,9 +1869,18 @@
           <w:szCs w:val="18"/>
           <w14:ligatures w14:val="none"/>
         </w:rPr>
-        <w:t>data/</w:t>
-      </w:r>
-      <w:proofErr w:type="spellStart"/>
+        <w:t>data/rag_image_index.npy</w:t>
+      </w:r>
+      <w:r>
+        <w:rPr>
+          <w:rFonts w:ascii="Menlo" w:eastAsia="Times New Roman" w:hAnsi="Menlo" w:cs="Menlo"/>
+          <w:kern w:val="0"/>
+          <w:sz w:val="18"/>
+          <w:szCs w:val="18"/>
+          <w14:ligatures w14:val="none"/>
+        </w:rPr>
+        <w:t> </w:t>
+      </w:r>
       <w:r>
         <w:rPr>
           <w:rFonts w:ascii="Menlo" w:eastAsia="Times New Roman" w:hAnsi="Menlo" w:cs="Menlo"/>
@@ -2104,43 +1890,8 @@
           <w:szCs w:val="18"/>
           <w14:ligatures w14:val="none"/>
         </w:rPr>
-        <w:t>rag_image_index.npy</w:t>
-      </w:r>
-      <w:proofErr w:type="spellEnd"/>
-      <w:r>
-        <w:rPr>
-          <w:rFonts w:ascii="Menlo" w:eastAsia="Times New Roman" w:hAnsi="Menlo" w:cs="Menlo"/>
-          <w:kern w:val="0"/>
-          <w:sz w:val="18"/>
-          <w:szCs w:val="18"/>
-          <w14:ligatures w14:val="none"/>
-        </w:rPr>
-        <w:t> </w:t>
-      </w:r>
-      <w:r>
-        <w:rPr>
-          <w:rFonts w:ascii="Menlo" w:eastAsia="Times New Roman" w:hAnsi="Menlo" w:cs="Menlo"/>
-          <w:color w:val="E394DC"/>
-          <w:kern w:val="0"/>
-          <w:sz w:val="18"/>
-          <w:szCs w:val="18"/>
-          <w14:ligatures w14:val="none"/>
-        </w:rPr>
-        <w:t>data/</w:t>
-      </w:r>
-      <w:proofErr w:type="spellStart"/>
-      <w:r>
-        <w:rPr>
-          <w:rFonts w:ascii="Menlo" w:eastAsia="Times New Roman" w:hAnsi="Menlo" w:cs="Menlo"/>
-          <w:color w:val="E394DC"/>
-          <w:kern w:val="0"/>
-          <w:sz w:val="18"/>
-          <w:szCs w:val="18"/>
-          <w14:ligatures w14:val="none"/>
-        </w:rPr>
-        <w:t>rag_config.json</w:t>
-      </w:r>
-      <w:proofErr w:type="spellEnd"/>
+        <w:t>data/rag_config.json</w:t>
+      </w:r>
       <w:r>
         <w:rPr>
           <w:rFonts w:ascii="Menlo" w:eastAsia="Times New Roman" w:hAnsi="Menlo" w:cs="Menlo"/>
@@ -2228,7 +1979,6 @@
         </w:rPr>
         <w:t>P</w:t>
       </w:r>
-      <w:proofErr w:type="gramStart"/>
       <w:r>
         <w:rPr>
           <w:rFonts w:ascii="Menlo" w:eastAsia="Times New Roman" w:hAnsi="Menlo" w:cs="Menlo"/>
@@ -2249,19 +1999,7 @@
           <w:szCs w:val="18"/>
           <w14:ligatures w14:val="none"/>
         </w:rPr>
-        <w:t>:~</w:t>
-      </w:r>
-      <w:proofErr w:type="gramEnd"/>
-      <w:r>
-        <w:rPr>
-          <w:rFonts w:ascii="Menlo" w:eastAsia="Times New Roman" w:hAnsi="Menlo" w:cs="Menlo"/>
-          <w:color w:val="E394DC"/>
-          <w:kern w:val="0"/>
-          <w:sz w:val="18"/>
-          <w:szCs w:val="18"/>
-          <w14:ligatures w14:val="none"/>
-        </w:rPr>
-        <w:t>/shoptalk/data/</w:t>
+        <w:t>:~/shoptalk/data/</w:t>
       </w:r>
     </w:p>
     <w:p>
@@ -2507,17 +2245,7 @@
           <w:kern w:val="0"/>
           <w14:ligatures w14:val="none"/>
         </w:rPr>
-        <w:t xml:space="preserve"> in your </w:t>
-      </w:r>
-      <w:proofErr w:type="spellStart"/>
-      <w:proofErr w:type="gramStart"/>
-      <w:r>
-        <w:rPr>
-          <w:rFonts w:ascii="Times New Roman" w:eastAsia="Times New Roman" w:hAnsi="Times New Roman" w:cs="Times New Roman"/>
-          <w:kern w:val="0"/>
-          <w14:ligatures w14:val="none"/>
-        </w:rPr>
-        <w:t>browser.</w:t>
+        <w:t> in your browser.</w:t>
       </w:r>
       <w:r>
         <w:rPr>
@@ -2527,19 +2255,7 @@
           <w:kern w:val="0"/>
           <w14:ligatures w14:val="none"/>
         </w:rPr>
-        <w:t>For</w:t>
-      </w:r>
-      <w:proofErr w:type="spellEnd"/>
-      <w:proofErr w:type="gramEnd"/>
-      <w:r>
-        <w:rPr>
-          <w:rFonts w:ascii="Times New Roman" w:eastAsia="Times New Roman" w:hAnsi="Times New Roman" w:cs="Times New Roman"/>
-          <w:b/>
-          <w:bCs/>
-          <w:kern w:val="0"/>
-          <w14:ligatures w14:val="none"/>
-        </w:rPr>
-        <w:t> CPU-only instances</w:t>
+        <w:t>For CPU-only instances</w:t>
       </w:r>
       <w:r>
         <w:rPr>
@@ -2787,25 +2503,7 @@
           <w:kern w:val="0"/>
           <w14:ligatures w14:val="none"/>
         </w:rPr>
-        <w:t> (</w:t>
-      </w:r>
-      <w:proofErr w:type="spellStart"/>
-      <w:r>
-        <w:rPr>
-          <w:rFonts w:ascii="Times New Roman" w:eastAsia="Times New Roman" w:hAnsi="Times New Roman" w:cs="Times New Roman"/>
-          <w:kern w:val="0"/>
-          <w14:ligatures w14:val="none"/>
-        </w:rPr>
-        <w:t>Streamlit</w:t>
-      </w:r>
-      <w:proofErr w:type="spellEnd"/>
-      <w:r>
-        <w:rPr>
-          <w:rFonts w:ascii="Times New Roman" w:eastAsia="Times New Roman" w:hAnsi="Times New Roman" w:cs="Times New Roman"/>
-          <w:kern w:val="0"/>
-          <w14:ligatures w14:val="none"/>
-        </w:rPr>
-        <w:t xml:space="preserve"> frontend)</w:t>
+        <w:t> (Streamlit frontend)</w:t>
       </w:r>
     </w:p>
     <w:p>
@@ -2850,33 +2548,1476 @@
       </w:r>
     </w:p>
     <w:p>
-      <w:r>
-        <w:rPr>
-          <w:rFonts w:ascii="Times New Roman" w:eastAsia="Times New Roman" w:hAnsi="Times New Roman" w:cs="Times New Roman"/>
-          <w:kern w:val="0"/>
-          <w14:ligatures w14:val="none"/>
-        </w:rPr>
-        <w:t xml:space="preserve">The entire stack is self-contained: </w:t>
-      </w:r>
-      <w:proofErr w:type="spellStart"/>
-      <w:r>
-        <w:rPr>
-          <w:rFonts w:ascii="Times New Roman" w:eastAsia="Times New Roman" w:hAnsi="Times New Roman" w:cs="Times New Roman"/>
-          <w:kern w:val="0"/>
-          <w14:ligatures w14:val="none"/>
-        </w:rPr>
-        <w:t>Ollama</w:t>
-      </w:r>
-      <w:proofErr w:type="spellEnd"/>
-      <w:r>
-        <w:rPr>
-          <w:rFonts w:ascii="Times New Roman" w:eastAsia="Times New Roman" w:hAnsi="Times New Roman" w:cs="Times New Roman"/>
-          <w:kern w:val="0"/>
-          <w14:ligatures w14:val="none"/>
-        </w:rPr>
-        <w:t xml:space="preserve"> runs Llama 3.2 locally on the instance, so there are zero API costs.</w:t>
+      <w:pPr>
+        <w:rPr>
+          <w:rFonts w:ascii="Times New Roman" w:eastAsia="Times New Roman" w:hAnsi="Times New Roman" w:cs="Times New Roman"/>
+          <w:kern w:val="0"/>
+          <w14:ligatures w14:val="none"/>
+        </w:rPr>
+      </w:pPr>
+      <w:r>
+        <w:rPr>
+          <w:rFonts w:ascii="Times New Roman" w:eastAsia="Times New Roman" w:hAnsi="Times New Roman" w:cs="Times New Roman"/>
+          <w:kern w:val="0"/>
+          <w14:ligatures w14:val="none"/>
+        </w:rPr>
+        <w:t>The entire stack is self-contained: Ollama runs Llama 3.2 locally on the instance, so there are zero API costs.</w:t>
       </w:r>
     </w:p>
+    <w:p>
+      <w:pPr>
+        <w:pBdr>
+          <w:bottom w:val="single" w:sz="6" w:space="1" w:color="auto"/>
+        </w:pBdr>
+        <w:rPr>
+          <w:rFonts w:ascii="Times New Roman" w:eastAsia="Times New Roman" w:hAnsi="Times New Roman" w:cs="Times New Roman"/>
+          <w:kern w:val="0"/>
+          <w14:ligatures w14:val="none"/>
+        </w:rPr>
+      </w:pPr>
+    </w:p>
+    <w:p>
+      <w:pPr>
+        <w:rPr>
+          <w:rFonts w:ascii="Times New Roman" w:eastAsia="Times New Roman" w:hAnsi="Times New Roman" w:cs="Times New Roman"/>
+          <w:kern w:val="0"/>
+          <w14:ligatures w14:val="none"/>
+        </w:rPr>
+      </w:pPr>
+    </w:p>
+    <w:p>
+      <w:pPr>
+        <w:spacing w:after="0" w:line="240" w:lineRule="auto"/>
+        <w:rPr>
+          <w:rFonts w:ascii="Times New Roman" w:eastAsia="Times New Roman" w:hAnsi="Times New Roman" w:cs="Times New Roman"/>
+          <w:kern w:val="0"/>
+          <w14:ligatures w14:val="none"/>
+        </w:rPr>
+      </w:pPr>
+      <w:r>
+        <w:rPr>
+          <w:rFonts w:ascii="Times New Roman" w:eastAsia="Times New Roman" w:hAnsi="Times New Roman" w:cs="Times New Roman"/>
+          <w:kern w:val="0"/>
+          <w14:ligatures w14:val="none"/>
+        </w:rPr>
+        <w:t>After NB04 and NB05 complete on Kaggle, here are your next steps:</w:t>
+      </w:r>
+      <w:r>
+        <w:rPr>
+          <w:rFonts w:ascii="Times New Roman" w:eastAsia="Times New Roman" w:hAnsi="Times New Roman" w:cs="Times New Roman"/>
+          <w:b/>
+          <w:bCs/>
+          <w:kern w:val="0"/>
+          <w14:ligatures w14:val="none"/>
+        </w:rPr>
+        <w:t>1. Download artifacts from Kaggle</w:t>
+      </w:r>
+    </w:p>
+    <w:p>
+      <w:pPr>
+        <w:numPr>
+          <w:ilvl w:val="0"/>
+          <w:numId w:val="3"/>
+        </w:numPr>
+        <w:spacing w:before="30" w:after="30" w:line="240" w:lineRule="auto"/>
+        <w:ind w:left="960"/>
+        <w:rPr>
+          <w:rFonts w:ascii="Times New Roman" w:eastAsia="Times New Roman" w:hAnsi="Times New Roman" w:cs="Times New Roman"/>
+          <w:kern w:val="0"/>
+          <w14:ligatures w14:val="none"/>
+        </w:rPr>
+      </w:pPr>
+      <w:r>
+        <w:rPr>
+          <w:rFonts w:ascii="Times New Roman" w:eastAsia="Times New Roman" w:hAnsi="Times New Roman" w:cs="Times New Roman"/>
+          <w:kern w:val="0"/>
+          <w14:ligatures w14:val="none"/>
+        </w:rPr>
+        <w:t>From NB03: </w:t>
+      </w:r>
+      <w:r>
+        <w:rPr>
+          <w:rFonts w:ascii="Menlo" w:eastAsia="Times New Roman" w:hAnsi="Menlo" w:cs="Menlo"/>
+          <w:kern w:val="0"/>
+          <w:sz w:val="22"/>
+          <w:szCs w:val="22"/>
+          <w14:ligatures w14:val="none"/>
+        </w:rPr>
+        <w:t>rag_products.pkl</w:t>
+      </w:r>
+      <w:r>
+        <w:rPr>
+          <w:rFonts w:ascii="Times New Roman" w:eastAsia="Times New Roman" w:hAnsi="Times New Roman" w:cs="Times New Roman"/>
+          <w:kern w:val="0"/>
+          <w14:ligatures w14:val="none"/>
+        </w:rPr>
+        <w:t>, </w:t>
+      </w:r>
+      <w:r>
+        <w:rPr>
+          <w:rFonts w:ascii="Menlo" w:eastAsia="Times New Roman" w:hAnsi="Menlo" w:cs="Menlo"/>
+          <w:kern w:val="0"/>
+          <w:sz w:val="22"/>
+          <w:szCs w:val="22"/>
+          <w14:ligatures w14:val="none"/>
+        </w:rPr>
+        <w:t>rag_text_index.npy</w:t>
+      </w:r>
+      <w:r>
+        <w:rPr>
+          <w:rFonts w:ascii="Times New Roman" w:eastAsia="Times New Roman" w:hAnsi="Times New Roman" w:cs="Times New Roman"/>
+          <w:kern w:val="0"/>
+          <w14:ligatures w14:val="none"/>
+        </w:rPr>
+        <w:t>, </w:t>
+      </w:r>
+      <w:r>
+        <w:rPr>
+          <w:rFonts w:ascii="Menlo" w:eastAsia="Times New Roman" w:hAnsi="Menlo" w:cs="Menlo"/>
+          <w:kern w:val="0"/>
+          <w:sz w:val="22"/>
+          <w:szCs w:val="22"/>
+          <w14:ligatures w14:val="none"/>
+        </w:rPr>
+        <w:t>rag_image_index.npy</w:t>
+      </w:r>
+      <w:r>
+        <w:rPr>
+          <w:rFonts w:ascii="Times New Roman" w:eastAsia="Times New Roman" w:hAnsi="Times New Roman" w:cs="Times New Roman"/>
+          <w:kern w:val="0"/>
+          <w14:ligatures w14:val="none"/>
+        </w:rPr>
+        <w:t>, </w:t>
+      </w:r>
+      <w:r>
+        <w:rPr>
+          <w:rFonts w:ascii="Menlo" w:eastAsia="Times New Roman" w:hAnsi="Menlo" w:cs="Menlo"/>
+          <w:kern w:val="0"/>
+          <w:sz w:val="22"/>
+          <w:szCs w:val="22"/>
+          <w14:ligatures w14:val="none"/>
+        </w:rPr>
+        <w:t>rag_config.json</w:t>
+      </w:r>
+    </w:p>
+    <w:p>
+      <w:pPr>
+        <w:numPr>
+          <w:ilvl w:val="0"/>
+          <w:numId w:val="4"/>
+        </w:numPr>
+        <w:spacing w:before="30" w:after="30" w:line="240" w:lineRule="auto"/>
+        <w:ind w:left="960"/>
+        <w:rPr>
+          <w:rFonts w:ascii="Times New Roman" w:eastAsia="Times New Roman" w:hAnsi="Times New Roman" w:cs="Times New Roman"/>
+          <w:kern w:val="0"/>
+          <w14:ligatures w14:val="none"/>
+        </w:rPr>
+      </w:pPr>
+      <w:r>
+        <w:rPr>
+          <w:rFonts w:ascii="Times New Roman" w:eastAsia="Times New Roman" w:hAnsi="Times New Roman" w:cs="Times New Roman"/>
+          <w:kern w:val="0"/>
+          <w14:ligatures w14:val="none"/>
+        </w:rPr>
+        <w:t>From NB04: </w:t>
+      </w:r>
+      <w:r>
+        <w:rPr>
+          <w:rFonts w:ascii="Menlo" w:eastAsia="Times New Roman" w:hAnsi="Menlo" w:cs="Menlo"/>
+          <w:kern w:val="0"/>
+          <w:sz w:val="22"/>
+          <w:szCs w:val="22"/>
+          <w14:ligatures w14:val="none"/>
+        </w:rPr>
+        <w:t>products_with_prices.pkl</w:t>
+      </w:r>
+      <w:r>
+        <w:rPr>
+          <w:rFonts w:ascii="Times New Roman" w:eastAsia="Times New Roman" w:hAnsi="Times New Roman" w:cs="Times New Roman"/>
+          <w:kern w:val="0"/>
+          <w14:ligatures w14:val="none"/>
+        </w:rPr>
+        <w:t>, </w:t>
+      </w:r>
+      <w:r>
+        <w:rPr>
+          <w:rFonts w:ascii="Menlo" w:eastAsia="Times New Roman" w:hAnsi="Menlo" w:cs="Menlo"/>
+          <w:kern w:val="0"/>
+          <w:sz w:val="22"/>
+          <w:szCs w:val="22"/>
+          <w14:ligatures w14:val="none"/>
+        </w:rPr>
+        <w:t>llm_config.json</w:t>
+      </w:r>
+      <w:r>
+        <w:rPr>
+          <w:rFonts w:ascii="Times New Roman" w:eastAsia="Times New Roman" w:hAnsi="Times New Roman" w:cs="Times New Roman"/>
+          <w:kern w:val="0"/>
+          <w14:ligatures w14:val="none"/>
+        </w:rPr>
+        <w:t>, </w:t>
+      </w:r>
+      <w:r>
+        <w:rPr>
+          <w:rFonts w:ascii="Menlo" w:eastAsia="Times New Roman" w:hAnsi="Menlo" w:cs="Menlo"/>
+          <w:kern w:val="0"/>
+          <w:sz w:val="22"/>
+          <w:szCs w:val="22"/>
+          <w14:ligatures w14:val="none"/>
+        </w:rPr>
+        <w:t>llm_evaluation.csv</w:t>
+      </w:r>
+    </w:p>
+    <w:p>
+      <w:pPr>
+        <w:numPr>
+          <w:ilvl w:val="0"/>
+          <w:numId w:val="5"/>
+        </w:numPr>
+        <w:spacing w:before="30" w:after="30" w:line="240" w:lineRule="auto"/>
+        <w:ind w:left="960"/>
+        <w:rPr>
+          <w:rFonts w:ascii="Times New Roman" w:eastAsia="Times New Roman" w:hAnsi="Times New Roman" w:cs="Times New Roman"/>
+          <w:kern w:val="0"/>
+          <w14:ligatures w14:val="none"/>
+        </w:rPr>
+      </w:pPr>
+      <w:r>
+        <w:rPr>
+          <w:rFonts w:ascii="Times New Roman" w:eastAsia="Times New Roman" w:hAnsi="Times New Roman" w:cs="Times New Roman"/>
+          <w:kern w:val="0"/>
+          <w14:ligatures w14:val="none"/>
+        </w:rPr>
+        <w:t>From NB05: </w:t>
+      </w:r>
+      <w:r>
+        <w:rPr>
+          <w:rFonts w:ascii="Menlo" w:eastAsia="Times New Roman" w:hAnsi="Menlo" w:cs="Menlo"/>
+          <w:kern w:val="0"/>
+          <w:sz w:val="22"/>
+          <w:szCs w:val="22"/>
+          <w14:ligatures w14:val="none"/>
+        </w:rPr>
+        <w:t>finetuned_text_index.npy</w:t>
+      </w:r>
+      <w:r>
+        <w:rPr>
+          <w:rFonts w:ascii="Times New Roman" w:eastAsia="Times New Roman" w:hAnsi="Times New Roman" w:cs="Times New Roman"/>
+          <w:kern w:val="0"/>
+          <w14:ligatures w14:val="none"/>
+        </w:rPr>
+        <w:t>, </w:t>
+      </w:r>
+      <w:r>
+        <w:rPr>
+          <w:rFonts w:ascii="Menlo" w:eastAsia="Times New Roman" w:hAnsi="Menlo" w:cs="Menlo"/>
+          <w:kern w:val="0"/>
+          <w:sz w:val="22"/>
+          <w:szCs w:val="22"/>
+          <w14:ligatures w14:val="none"/>
+        </w:rPr>
+        <w:t>models/finetuned-shoptalk-emb/</w:t>
+      </w:r>
+      <w:r>
+        <w:rPr>
+          <w:rFonts w:ascii="Times New Roman" w:eastAsia="Times New Roman" w:hAnsi="Times New Roman" w:cs="Times New Roman"/>
+          <w:kern w:val="0"/>
+          <w14:ligatures w14:val="none"/>
+        </w:rPr>
+        <w:t> (entire folder)</w:t>
+      </w:r>
+    </w:p>
+    <w:p>
+      <w:pPr>
+        <w:spacing w:after="0" w:line="240" w:lineRule="auto"/>
+        <w:rPr>
+          <w:rFonts w:ascii="Times New Roman" w:eastAsia="Times New Roman" w:hAnsi="Times New Roman" w:cs="Times New Roman"/>
+          <w:kern w:val="0"/>
+          <w14:ligatures w14:val="none"/>
+        </w:rPr>
+      </w:pPr>
+      <w:r>
+        <w:rPr>
+          <w:rFonts w:ascii="Times New Roman" w:eastAsia="Times New Roman" w:hAnsi="Times New Roman" w:cs="Times New Roman"/>
+          <w:b/>
+          <w:bCs/>
+          <w:kern w:val="0"/>
+          <w14:ligatures w14:val="none"/>
+        </w:rPr>
+        <w:t>2. Place them in your local </w:t>
+      </w:r>
+      <w:r>
+        <w:rPr>
+          <w:rFonts w:ascii="Menlo" w:eastAsia="Times New Roman" w:hAnsi="Menlo" w:cs="Menlo"/>
+          <w:b/>
+          <w:bCs/>
+          <w:kern w:val="0"/>
+          <w:sz w:val="22"/>
+          <w:szCs w:val="22"/>
+          <w14:ligatures w14:val="none"/>
+        </w:rPr>
+        <w:t>data/</w:t>
+      </w:r>
+      <w:r>
+        <w:rPr>
+          <w:rFonts w:ascii="Times New Roman" w:eastAsia="Times New Roman" w:hAnsi="Times New Roman" w:cs="Times New Roman"/>
+          <w:b/>
+          <w:bCs/>
+          <w:kern w:val="0"/>
+          <w14:ligatures w14:val="none"/>
+        </w:rPr>
+        <w:t> directory3. Deploy to EC2</w:t>
+      </w:r>
+    </w:p>
+    <w:p>
+      <w:pPr>
+        <w:numPr>
+          <w:ilvl w:val="0"/>
+          <w:numId w:val="6"/>
+        </w:numPr>
+        <w:spacing w:before="30" w:after="30" w:line="240" w:lineRule="auto"/>
+        <w:ind w:left="960"/>
+        <w:rPr>
+          <w:rFonts w:ascii="Times New Roman" w:eastAsia="Times New Roman" w:hAnsi="Times New Roman" w:cs="Times New Roman"/>
+          <w:kern w:val="0"/>
+          <w14:ligatures w14:val="none"/>
+        </w:rPr>
+      </w:pPr>
+      <w:r>
+        <w:rPr>
+          <w:rFonts w:ascii="Times New Roman" w:eastAsia="Times New Roman" w:hAnsi="Times New Roman" w:cs="Times New Roman"/>
+          <w:kern w:val="0"/>
+          <w14:ligatures w14:val="none"/>
+        </w:rPr>
+        <w:t>Launch an EC2 instance (g4dn.xlarge for GPU, or t3.xlarge for CPU-only)</w:t>
+      </w:r>
+    </w:p>
+    <w:p>
+      <w:pPr>
+        <w:numPr>
+          <w:ilvl w:val="0"/>
+          <w:numId w:val="7"/>
+        </w:numPr>
+        <w:spacing w:before="30" w:after="30" w:line="240" w:lineRule="auto"/>
+        <w:ind w:left="960"/>
+        <w:rPr>
+          <w:rFonts w:ascii="Times New Roman" w:eastAsia="Times New Roman" w:hAnsi="Times New Roman" w:cs="Times New Roman"/>
+          <w:kern w:val="0"/>
+          <w14:ligatures w14:val="none"/>
+        </w:rPr>
+      </w:pPr>
+      <w:r>
+        <w:rPr>
+          <w:rFonts w:ascii="Times New Roman" w:eastAsia="Times New Roman" w:hAnsi="Times New Roman" w:cs="Times New Roman"/>
+          <w:kern w:val="0"/>
+          <w14:ligatures w14:val="none"/>
+        </w:rPr>
+        <w:t>Run </w:t>
+      </w:r>
+      <w:r>
+        <w:rPr>
+          <w:rFonts w:ascii="Menlo" w:eastAsia="Times New Roman" w:hAnsi="Menlo" w:cs="Menlo"/>
+          <w:color w:val="81A1C1"/>
+          <w:kern w:val="0"/>
+          <w:sz w:val="22"/>
+          <w:szCs w:val="22"/>
+          <w:bdr w:val="none" w:sz="0" w:space="0" w:color="auto" w:frame="1"/>
+          <w14:ligatures w14:val="none"/>
+        </w:rPr>
+        <w:t>deploy/setup-ec2.sh</w:t>
+      </w:r>
+      <w:r>
+        <w:rPr>
+          <w:rFonts w:ascii="Times New Roman" w:eastAsia="Times New Roman" w:hAnsi="Times New Roman" w:cs="Times New Roman"/>
+          <w:kern w:val="0"/>
+          <w14:ligatures w14:val="none"/>
+        </w:rPr>
+        <w:t> (one-time setup: Docker, NVIDIA drivers)</w:t>
+      </w:r>
+    </w:p>
+    <w:p>
+      <w:pPr>
+        <w:numPr>
+          <w:ilvl w:val="0"/>
+          <w:numId w:val="8"/>
+        </w:numPr>
+        <w:spacing w:before="30" w:after="30" w:line="240" w:lineRule="auto"/>
+        <w:ind w:left="960"/>
+        <w:rPr>
+          <w:rFonts w:ascii="Times New Roman" w:eastAsia="Times New Roman" w:hAnsi="Times New Roman" w:cs="Times New Roman"/>
+          <w:kern w:val="0"/>
+          <w14:ligatures w14:val="none"/>
+        </w:rPr>
+      </w:pPr>
+      <w:r>
+        <w:rPr>
+          <w:rFonts w:ascii="Menlo" w:eastAsia="Times New Roman" w:hAnsi="Menlo" w:cs="Menlo"/>
+          <w:kern w:val="0"/>
+          <w:sz w:val="22"/>
+          <w:szCs w:val="22"/>
+          <w14:ligatures w14:val="none"/>
+        </w:rPr>
+        <w:t>scp</w:t>
+      </w:r>
+      <w:r>
+        <w:rPr>
+          <w:rFonts w:ascii="Times New Roman" w:eastAsia="Times New Roman" w:hAnsi="Times New Roman" w:cs="Times New Roman"/>
+          <w:kern w:val="0"/>
+          <w14:ligatures w14:val="none"/>
+        </w:rPr>
+        <w:t> the </w:t>
+      </w:r>
+      <w:r>
+        <w:rPr>
+          <w:rFonts w:ascii="Menlo" w:eastAsia="Times New Roman" w:hAnsi="Menlo" w:cs="Menlo"/>
+          <w:kern w:val="0"/>
+          <w:sz w:val="22"/>
+          <w:szCs w:val="22"/>
+          <w14:ligatures w14:val="none"/>
+        </w:rPr>
+        <w:t>data/</w:t>
+      </w:r>
+      <w:r>
+        <w:rPr>
+          <w:rFonts w:ascii="Times New Roman" w:eastAsia="Times New Roman" w:hAnsi="Times New Roman" w:cs="Times New Roman"/>
+          <w:kern w:val="0"/>
+          <w14:ligatures w14:val="none"/>
+        </w:rPr>
+        <w:t> folder and project code to the instance</w:t>
+      </w:r>
+    </w:p>
+    <w:p>
+      <w:pPr>
+        <w:numPr>
+          <w:ilvl w:val="0"/>
+          <w:numId w:val="9"/>
+        </w:numPr>
+        <w:spacing w:before="30" w:after="30" w:line="240" w:lineRule="auto"/>
+        <w:ind w:left="960"/>
+        <w:rPr>
+          <w:rFonts w:ascii="Times New Roman" w:eastAsia="Times New Roman" w:hAnsi="Times New Roman" w:cs="Times New Roman"/>
+          <w:kern w:val="0"/>
+          <w14:ligatures w14:val="none"/>
+        </w:rPr>
+      </w:pPr>
+      <w:r>
+        <w:rPr>
+          <w:rFonts w:ascii="Times New Roman" w:eastAsia="Times New Roman" w:hAnsi="Times New Roman" w:cs="Times New Roman"/>
+          <w:kern w:val="0"/>
+          <w14:ligatures w14:val="none"/>
+        </w:rPr>
+        <w:t>Run </w:t>
+      </w:r>
+      <w:r>
+        <w:rPr>
+          <w:rFonts w:ascii="Menlo" w:eastAsia="Times New Roman" w:hAnsi="Menlo" w:cs="Menlo"/>
+          <w:color w:val="81A1C1"/>
+          <w:kern w:val="0"/>
+          <w:sz w:val="22"/>
+          <w:szCs w:val="22"/>
+          <w:bdr w:val="none" w:sz="0" w:space="0" w:color="auto" w:frame="1"/>
+          <w14:ligatures w14:val="none"/>
+        </w:rPr>
+        <w:t>deploy/deploy.sh</w:t>
+      </w:r>
+      <w:r>
+        <w:rPr>
+          <w:rFonts w:ascii="Times New Roman" w:eastAsia="Times New Roman" w:hAnsi="Times New Roman" w:cs="Times New Roman"/>
+          <w:kern w:val="0"/>
+          <w14:ligatures w14:val="none"/>
+        </w:rPr>
+        <w:t> — this builds and starts all 3 containers (Ollama + FastAPI backend + Streamlit frontend)</w:t>
+      </w:r>
+    </w:p>
+    <w:p>
+      <w:pPr>
+        <w:numPr>
+          <w:ilvl w:val="0"/>
+          <w:numId w:val="10"/>
+        </w:numPr>
+        <w:spacing w:before="30" w:after="30" w:line="240" w:lineRule="auto"/>
+        <w:ind w:left="960"/>
+        <w:rPr>
+          <w:rFonts w:ascii="Times New Roman" w:eastAsia="Times New Roman" w:hAnsi="Times New Roman" w:cs="Times New Roman"/>
+          <w:kern w:val="0"/>
+          <w14:ligatures w14:val="none"/>
+        </w:rPr>
+      </w:pPr>
+      <w:r>
+        <w:rPr>
+          <w:rFonts w:ascii="Times New Roman" w:eastAsia="Times New Roman" w:hAnsi="Times New Roman" w:cs="Times New Roman"/>
+          <w:kern w:val="0"/>
+          <w14:ligatures w14:val="none"/>
+        </w:rPr>
+        <w:t>Open </w:t>
+      </w:r>
+      <w:r>
+        <w:rPr>
+          <w:rFonts w:ascii="Menlo" w:eastAsia="Times New Roman" w:hAnsi="Menlo" w:cs="Menlo"/>
+          <w:color w:val="81A1C1"/>
+          <w:kern w:val="0"/>
+          <w:sz w:val="22"/>
+          <w:szCs w:val="22"/>
+          <w:bdr w:val="none" w:sz="0" w:space="0" w:color="auto" w:frame="1"/>
+          <w14:ligatures w14:val="none"/>
+        </w:rPr>
+        <w:t>http://&lt;EC2-PUBLIC-IP&gt;:8501</w:t>
+      </w:r>
+      <w:r>
+        <w:rPr>
+          <w:rFonts w:ascii="Times New Roman" w:eastAsia="Times New Roman" w:hAnsi="Times New Roman" w:cs="Times New Roman"/>
+          <w:kern w:val="0"/>
+          <w14:ligatures w14:val="none"/>
+        </w:rPr>
+        <w:t> in your browser</w:t>
+      </w:r>
+    </w:p>
+    <w:p>
+      <w:pPr>
+        <w:spacing w:after="0" w:line="240" w:lineRule="auto"/>
+        <w:rPr>
+          <w:rFonts w:ascii="Times New Roman" w:eastAsia="Times New Roman" w:hAnsi="Times New Roman" w:cs="Times New Roman"/>
+          <w:kern w:val="0"/>
+          <w14:ligatures w14:val="none"/>
+        </w:rPr>
+      </w:pPr>
+      <w:r>
+        <w:rPr>
+          <w:rFonts w:ascii="Times New Roman" w:eastAsia="Times New Roman" w:hAnsi="Times New Roman" w:cs="Times New Roman"/>
+          <w:b/>
+          <w:bCs/>
+          <w:kern w:val="0"/>
+          <w14:ligatures w14:val="none"/>
+        </w:rPr>
+        <w:t>4. Remaining spec items not yet implemented</w:t>
+      </w:r>
+    </w:p>
+    <w:p>
+      <w:pPr>
+        <w:numPr>
+          <w:ilvl w:val="0"/>
+          <w:numId w:val="11"/>
+        </w:numPr>
+        <w:spacing w:before="30" w:after="30" w:line="240" w:lineRule="auto"/>
+        <w:ind w:left="960"/>
+        <w:rPr>
+          <w:rFonts w:ascii="Times New Roman" w:eastAsia="Times New Roman" w:hAnsi="Times New Roman" w:cs="Times New Roman"/>
+          <w:kern w:val="0"/>
+          <w14:ligatures w14:val="none"/>
+        </w:rPr>
+      </w:pPr>
+      <w:r>
+        <w:rPr>
+          <w:rFonts w:ascii="Times New Roman" w:eastAsia="Times New Roman" w:hAnsi="Times New Roman" w:cs="Times New Roman"/>
+          <w:b/>
+          <w:bCs/>
+          <w:kern w:val="0"/>
+          <w14:ligatures w14:val="none"/>
+        </w:rPr>
+        <w:t>Voice pipeline</w:t>
+      </w:r>
+      <w:r>
+        <w:rPr>
+          <w:rFonts w:ascii="Times New Roman" w:eastAsia="Times New Roman" w:hAnsi="Times New Roman" w:cs="Times New Roman"/>
+          <w:kern w:val="0"/>
+          <w14:ligatures w14:val="none"/>
+        </w:rPr>
+        <w:t> (Whisper STT + TTS) — mentioned in </w:t>
+      </w:r>
+      <w:r>
+        <w:rPr>
+          <w:rFonts w:ascii="Menlo" w:eastAsia="Times New Roman" w:hAnsi="Menlo" w:cs="Menlo"/>
+          <w:kern w:val="0"/>
+          <w:sz w:val="22"/>
+          <w:szCs w:val="22"/>
+          <w14:ligatures w14:val="none"/>
+        </w:rPr>
+        <w:t>requirements.md</w:t>
+      </w:r>
+      <w:r>
+        <w:rPr>
+          <w:rFonts w:ascii="Times New Roman" w:eastAsia="Times New Roman" w:hAnsi="Times New Roman" w:cs="Times New Roman"/>
+          <w:kern w:val="0"/>
+          <w14:ligatures w14:val="none"/>
+        </w:rPr>
+        <w:t> but not built yet</w:t>
+      </w:r>
+    </w:p>
+    <w:p>
+      <w:pPr>
+        <w:numPr>
+          <w:ilvl w:val="0"/>
+          <w:numId w:val="12"/>
+        </w:numPr>
+        <w:spacing w:before="30" w:after="30" w:line="240" w:lineRule="auto"/>
+        <w:ind w:left="960"/>
+        <w:rPr>
+          <w:rFonts w:ascii="Times New Roman" w:eastAsia="Times New Roman" w:hAnsi="Times New Roman" w:cs="Times New Roman"/>
+          <w:kern w:val="0"/>
+          <w14:ligatures w14:val="none"/>
+        </w:rPr>
+      </w:pPr>
+      <w:r>
+        <w:rPr>
+          <w:rFonts w:ascii="Times New Roman" w:eastAsia="Times New Roman" w:hAnsi="Times New Roman" w:cs="Times New Roman"/>
+          <w:b/>
+          <w:bCs/>
+          <w:kern w:val="0"/>
+          <w14:ligatures w14:val="none"/>
+        </w:rPr>
+        <w:t>Automated tests</w:t>
+      </w:r>
+      <w:r>
+        <w:rPr>
+          <w:rFonts w:ascii="Times New Roman" w:eastAsia="Times New Roman" w:hAnsi="Times New Roman" w:cs="Times New Roman"/>
+          <w:kern w:val="0"/>
+          <w14:ligatures w14:val="none"/>
+        </w:rPr>
+        <w:t> — unit/integration tests per </w:t>
+      </w:r>
+      <w:r>
+        <w:rPr>
+          <w:rFonts w:ascii="Menlo" w:eastAsia="Times New Roman" w:hAnsi="Menlo" w:cs="Menlo"/>
+          <w:kern w:val="0"/>
+          <w:sz w:val="22"/>
+          <w:szCs w:val="22"/>
+          <w14:ligatures w14:val="none"/>
+        </w:rPr>
+        <w:t>test_strategy.md</w:t>
+      </w:r>
+    </w:p>
+    <w:p>
+      <w:pPr>
+        <w:numPr>
+          <w:ilvl w:val="0"/>
+          <w:numId w:val="13"/>
+        </w:numPr>
+        <w:spacing w:before="30" w:after="30" w:line="240" w:lineRule="auto"/>
+        <w:ind w:left="960"/>
+        <w:rPr>
+          <w:rFonts w:ascii="Times New Roman" w:eastAsia="Times New Roman" w:hAnsi="Times New Roman" w:cs="Times New Roman"/>
+          <w:kern w:val="0"/>
+          <w14:ligatures w14:val="none"/>
+        </w:rPr>
+      </w:pPr>
+      <w:r>
+        <w:rPr>
+          <w:rFonts w:ascii="Times New Roman" w:eastAsia="Times New Roman" w:hAnsi="Times New Roman" w:cs="Times New Roman"/>
+          <w:b/>
+          <w:bCs/>
+          <w:kern w:val="0"/>
+          <w14:ligatures w14:val="none"/>
+        </w:rPr>
+        <w:lastRenderedPageBreak/>
+        <w:t>CI/CD</w:t>
+      </w:r>
+      <w:r>
+        <w:rPr>
+          <w:rFonts w:ascii="Times New Roman" w:eastAsia="Times New Roman" w:hAnsi="Times New Roman" w:cs="Times New Roman"/>
+          <w:kern w:val="0"/>
+          <w14:ligatures w14:val="none"/>
+        </w:rPr>
+        <w:t> — GitHub Actions pipeline per </w:t>
+      </w:r>
+      <w:r>
+        <w:rPr>
+          <w:rFonts w:ascii="Menlo" w:eastAsia="Times New Roman" w:hAnsi="Menlo" w:cs="Menlo"/>
+          <w:kern w:val="0"/>
+          <w:sz w:val="22"/>
+          <w:szCs w:val="22"/>
+          <w14:ligatures w14:val="none"/>
+        </w:rPr>
+        <w:t>constitution.md</w:t>
+      </w:r>
+    </w:p>
+    <w:p>
+      <w:pPr>
+        <w:numPr>
+          <w:ilvl w:val="0"/>
+          <w:numId w:val="14"/>
+        </w:numPr>
+        <w:spacing w:before="30" w:after="30" w:line="240" w:lineRule="auto"/>
+        <w:ind w:left="960"/>
+        <w:rPr>
+          <w:rFonts w:ascii="Times New Roman" w:eastAsia="Times New Roman" w:hAnsi="Times New Roman" w:cs="Times New Roman"/>
+          <w:kern w:val="0"/>
+          <w14:ligatures w14:val="none"/>
+        </w:rPr>
+      </w:pPr>
+      <w:r>
+        <w:rPr>
+          <w:rFonts w:ascii="Times New Roman" w:eastAsia="Times New Roman" w:hAnsi="Times New Roman" w:cs="Times New Roman"/>
+          <w:b/>
+          <w:bCs/>
+          <w:kern w:val="0"/>
+          <w14:ligatures w14:val="none"/>
+        </w:rPr>
+        <w:t>MLOps notebook (NB06)</w:t>
+      </w:r>
+      <w:r>
+        <w:rPr>
+          <w:rFonts w:ascii="Times New Roman" w:eastAsia="Times New Roman" w:hAnsi="Times New Roman" w:cs="Times New Roman"/>
+          <w:kern w:val="0"/>
+          <w14:ligatures w14:val="none"/>
+        </w:rPr>
+        <w:t> — latency dashboards, A/B testing framework, model registry</w:t>
+      </w:r>
+    </w:p>
+    <w:p>
+      <w:pPr>
+        <w:numPr>
+          <w:ilvl w:val="0"/>
+          <w:numId w:val="15"/>
+        </w:numPr>
+        <w:pBdr>
+          <w:bottom w:val="single" w:sz="12" w:space="1" w:color="auto"/>
+        </w:pBdr>
+        <w:spacing w:before="30" w:after="30" w:line="240" w:lineRule="auto"/>
+        <w:ind w:left="960"/>
+        <w:rPr>
+          <w:rFonts w:ascii="Times New Roman" w:eastAsia="Times New Roman" w:hAnsi="Times New Roman" w:cs="Times New Roman"/>
+          <w:kern w:val="0"/>
+          <w14:ligatures w14:val="none"/>
+        </w:rPr>
+      </w:pPr>
+      <w:r>
+        <w:rPr>
+          <w:rFonts w:ascii="Times New Roman" w:eastAsia="Times New Roman" w:hAnsi="Times New Roman" w:cs="Times New Roman"/>
+          <w:b/>
+          <w:bCs/>
+          <w:kern w:val="0"/>
+          <w14:ligatures w14:val="none"/>
+        </w:rPr>
+        <w:t>Image serving</w:t>
+      </w:r>
+      <w:r>
+        <w:rPr>
+          <w:rFonts w:ascii="Times New Roman" w:eastAsia="Times New Roman" w:hAnsi="Times New Roman" w:cs="Times New Roman"/>
+          <w:kern w:val="0"/>
+          <w14:ligatures w14:val="none"/>
+        </w:rPr>
+        <w:t> — product images need to be uploaded to </w:t>
+      </w:r>
+      <w:r>
+        <w:rPr>
+          <w:rFonts w:ascii="Menlo" w:eastAsia="Times New Roman" w:hAnsi="Menlo" w:cs="Menlo"/>
+          <w:kern w:val="0"/>
+          <w:sz w:val="22"/>
+          <w:szCs w:val="22"/>
+          <w14:ligatures w14:val="none"/>
+        </w:rPr>
+        <w:t>data/images/</w:t>
+      </w:r>
+      <w:r>
+        <w:rPr>
+          <w:rFonts w:ascii="Times New Roman" w:eastAsia="Times New Roman" w:hAnsi="Times New Roman" w:cs="Times New Roman"/>
+          <w:kern w:val="0"/>
+          <w14:ligatures w14:val="none"/>
+        </w:rPr>
+        <w:t> for product cards to show images in the UI</w:t>
+      </w:r>
+    </w:p>
+    <w:p/>
+    <w:p>
+      <w:r>
+        <w:t>Running Streamlit app locally</w:t>
+      </w:r>
+    </w:p>
+    <w:p/>
+    <w:p>
+      <w:pPr>
+        <w:spacing w:after="0" w:line="240" w:lineRule="auto"/>
+        <w:rPr>
+          <w:rFonts w:ascii="Times New Roman" w:eastAsia="Times New Roman" w:hAnsi="Times New Roman" w:cs="Times New Roman"/>
+          <w:kern w:val="0"/>
+          <w14:ligatures w14:val="none"/>
+        </w:rPr>
+      </w:pPr>
+      <w:r>
+        <w:rPr>
+          <w:rFonts w:ascii="Times New Roman" w:eastAsia="Times New Roman" w:hAnsi="Times New Roman" w:cs="Times New Roman"/>
+          <w:kern w:val="0"/>
+          <w14:ligatures w14:val="none"/>
+        </w:rPr>
+        <w:t>es. The Streamlit app works in standalone mode locally — it loads models directly without needing the Docker/backend stack.</w:t>
+      </w:r>
+      <w:r>
+        <w:rPr>
+          <w:rFonts w:ascii="Times New Roman" w:eastAsia="Times New Roman" w:hAnsi="Times New Roman" w:cs="Times New Roman"/>
+          <w:b/>
+          <w:bCs/>
+          <w:kern w:val="0"/>
+          <w14:ligatures w14:val="none"/>
+        </w:rPr>
+        <w:t>To run locally:</w:t>
+      </w:r>
+    </w:p>
+    <w:p>
+      <w:pPr>
+        <w:shd w:val="clear" w:color="auto" w:fill="181818"/>
+        <w:spacing w:after="0" w:line="270" w:lineRule="atLeast"/>
+        <w:rPr>
+          <w:rFonts w:ascii="Menlo" w:eastAsia="Times New Roman" w:hAnsi="Menlo" w:cs="Menlo"/>
+          <w:kern w:val="0"/>
+          <w:sz w:val="18"/>
+          <w:szCs w:val="18"/>
+          <w14:ligatures w14:val="none"/>
+        </w:rPr>
+      </w:pPr>
+      <w:r>
+        <w:rPr>
+          <w:rFonts w:ascii="Menlo" w:eastAsia="Times New Roman" w:hAnsi="Menlo" w:cs="Menlo"/>
+          <w:color w:val="EFB080"/>
+          <w:kern w:val="0"/>
+          <w:sz w:val="18"/>
+          <w:szCs w:val="18"/>
+          <w14:ligatures w14:val="none"/>
+        </w:rPr>
+        <w:t>cd</w:t>
+      </w:r>
+      <w:r>
+        <w:rPr>
+          <w:rFonts w:ascii="Menlo" w:eastAsia="Times New Roman" w:hAnsi="Menlo" w:cs="Menlo"/>
+          <w:kern w:val="0"/>
+          <w:sz w:val="18"/>
+          <w:szCs w:val="18"/>
+          <w14:ligatures w14:val="none"/>
+        </w:rPr>
+        <w:t> </w:t>
+      </w:r>
+      <w:r>
+        <w:rPr>
+          <w:rFonts w:ascii="Menlo" w:eastAsia="Times New Roman" w:hAnsi="Menlo" w:cs="Menlo"/>
+          <w:color w:val="E394DC"/>
+          <w:kern w:val="0"/>
+          <w:sz w:val="18"/>
+          <w:szCs w:val="18"/>
+          <w14:ligatures w14:val="none"/>
+        </w:rPr>
+        <w:t>/Users/balaji.gurusala/Documents/Code/AI_Coding/AI/Projects/Shop_Talk_Assistant</w:t>
+      </w:r>
+    </w:p>
+    <w:p>
+      <w:pPr>
+        <w:shd w:val="clear" w:color="auto" w:fill="181818"/>
+        <w:spacing w:after="0" w:line="270" w:lineRule="atLeast"/>
+        <w:rPr>
+          <w:rFonts w:ascii="Menlo" w:eastAsia="Times New Roman" w:hAnsi="Menlo" w:cs="Menlo"/>
+          <w:kern w:val="0"/>
+          <w:sz w:val="18"/>
+          <w:szCs w:val="18"/>
+          <w14:ligatures w14:val="none"/>
+        </w:rPr>
+      </w:pPr>
+      <w:r>
+        <w:rPr>
+          <w:rFonts w:ascii="Menlo" w:eastAsia="Times New Roman" w:hAnsi="Menlo" w:cs="Menlo"/>
+          <w:color w:val="EFB080"/>
+          <w:kern w:val="0"/>
+          <w:sz w:val="18"/>
+          <w:szCs w:val="18"/>
+          <w14:ligatures w14:val="none"/>
+        </w:rPr>
+        <w:t>pip</w:t>
+      </w:r>
+      <w:r>
+        <w:rPr>
+          <w:rFonts w:ascii="Menlo" w:eastAsia="Times New Roman" w:hAnsi="Menlo" w:cs="Menlo"/>
+          <w:kern w:val="0"/>
+          <w:sz w:val="18"/>
+          <w:szCs w:val="18"/>
+          <w14:ligatures w14:val="none"/>
+        </w:rPr>
+        <w:t> </w:t>
+      </w:r>
+      <w:r>
+        <w:rPr>
+          <w:rFonts w:ascii="Menlo" w:eastAsia="Times New Roman" w:hAnsi="Menlo" w:cs="Menlo"/>
+          <w:color w:val="E394DC"/>
+          <w:kern w:val="0"/>
+          <w:sz w:val="18"/>
+          <w:szCs w:val="18"/>
+          <w14:ligatures w14:val="none"/>
+        </w:rPr>
+        <w:t>install</w:t>
+      </w:r>
+      <w:r>
+        <w:rPr>
+          <w:rFonts w:ascii="Menlo" w:eastAsia="Times New Roman" w:hAnsi="Menlo" w:cs="Menlo"/>
+          <w:kern w:val="0"/>
+          <w:sz w:val="18"/>
+          <w:szCs w:val="18"/>
+          <w14:ligatures w14:val="none"/>
+        </w:rPr>
+        <w:t> </w:t>
+      </w:r>
+      <w:r>
+        <w:rPr>
+          <w:rFonts w:ascii="Menlo" w:eastAsia="Times New Roman" w:hAnsi="Menlo" w:cs="Menlo"/>
+          <w:color w:val="E394DC"/>
+          <w:kern w:val="0"/>
+          <w:sz w:val="18"/>
+          <w:szCs w:val="18"/>
+          <w14:ligatures w14:val="none"/>
+        </w:rPr>
+        <w:t>-r</w:t>
+      </w:r>
+      <w:r>
+        <w:rPr>
+          <w:rFonts w:ascii="Menlo" w:eastAsia="Times New Roman" w:hAnsi="Menlo" w:cs="Menlo"/>
+          <w:kern w:val="0"/>
+          <w:sz w:val="18"/>
+          <w:szCs w:val="18"/>
+          <w14:ligatures w14:val="none"/>
+        </w:rPr>
+        <w:t> </w:t>
+      </w:r>
+      <w:r>
+        <w:rPr>
+          <w:rFonts w:ascii="Menlo" w:eastAsia="Times New Roman" w:hAnsi="Menlo" w:cs="Menlo"/>
+          <w:color w:val="E394DC"/>
+          <w:kern w:val="0"/>
+          <w:sz w:val="18"/>
+          <w:szCs w:val="18"/>
+          <w14:ligatures w14:val="none"/>
+        </w:rPr>
+        <w:t>app/requirements.txt</w:t>
+      </w:r>
+    </w:p>
+    <w:p>
+      <w:pPr>
+        <w:shd w:val="clear" w:color="auto" w:fill="181818"/>
+        <w:spacing w:after="0" w:line="270" w:lineRule="atLeast"/>
+        <w:rPr>
+          <w:rFonts w:ascii="Menlo" w:eastAsia="Times New Roman" w:hAnsi="Menlo" w:cs="Menlo"/>
+          <w:kern w:val="0"/>
+          <w:sz w:val="18"/>
+          <w:szCs w:val="18"/>
+          <w14:ligatures w14:val="none"/>
+        </w:rPr>
+      </w:pPr>
+      <w:r>
+        <w:rPr>
+          <w:rFonts w:ascii="Menlo" w:eastAsia="Times New Roman" w:hAnsi="Menlo" w:cs="Menlo"/>
+          <w:color w:val="EFB080"/>
+          <w:kern w:val="0"/>
+          <w:sz w:val="18"/>
+          <w:szCs w:val="18"/>
+          <w14:ligatures w14:val="none"/>
+        </w:rPr>
+        <w:t>streamlit</w:t>
+      </w:r>
+      <w:r>
+        <w:rPr>
+          <w:rFonts w:ascii="Menlo" w:eastAsia="Times New Roman" w:hAnsi="Menlo" w:cs="Menlo"/>
+          <w:kern w:val="0"/>
+          <w:sz w:val="18"/>
+          <w:szCs w:val="18"/>
+          <w14:ligatures w14:val="none"/>
+        </w:rPr>
+        <w:t> </w:t>
+      </w:r>
+      <w:r>
+        <w:rPr>
+          <w:rFonts w:ascii="Menlo" w:eastAsia="Times New Roman" w:hAnsi="Menlo" w:cs="Menlo"/>
+          <w:color w:val="E394DC"/>
+          <w:kern w:val="0"/>
+          <w:sz w:val="18"/>
+          <w:szCs w:val="18"/>
+          <w14:ligatures w14:val="none"/>
+        </w:rPr>
+        <w:t>run</w:t>
+      </w:r>
+      <w:r>
+        <w:rPr>
+          <w:rFonts w:ascii="Menlo" w:eastAsia="Times New Roman" w:hAnsi="Menlo" w:cs="Menlo"/>
+          <w:kern w:val="0"/>
+          <w:sz w:val="18"/>
+          <w:szCs w:val="18"/>
+          <w14:ligatures w14:val="none"/>
+        </w:rPr>
+        <w:t> </w:t>
+      </w:r>
+      <w:r>
+        <w:rPr>
+          <w:rFonts w:ascii="Menlo" w:eastAsia="Times New Roman" w:hAnsi="Menlo" w:cs="Menlo"/>
+          <w:color w:val="E394DC"/>
+          <w:kern w:val="0"/>
+          <w:sz w:val="18"/>
+          <w:szCs w:val="18"/>
+          <w14:ligatures w14:val="none"/>
+        </w:rPr>
+        <w:t>app/streamlit_app.py</w:t>
+      </w:r>
+    </w:p>
+    <w:p>
+      <w:pPr>
+        <w:spacing w:after="0" w:line="240" w:lineRule="auto"/>
+        <w:rPr>
+          <w:rFonts w:ascii="Times New Roman" w:eastAsia="Times New Roman" w:hAnsi="Times New Roman" w:cs="Times New Roman"/>
+          <w:kern w:val="0"/>
+          <w14:ligatures w14:val="none"/>
+        </w:rPr>
+      </w:pPr>
+      <w:r>
+        <w:rPr>
+          <w:rFonts w:ascii="Times New Roman" w:eastAsia="Times New Roman" w:hAnsi="Times New Roman" w:cs="Times New Roman"/>
+          <w:b/>
+          <w:bCs/>
+          <w:kern w:val="0"/>
+          <w14:ligatures w14:val="none"/>
+        </w:rPr>
+        <w:t>Prerequisites:</w:t>
+      </w:r>
+    </w:p>
+    <w:p>
+      <w:pPr>
+        <w:numPr>
+          <w:ilvl w:val="0"/>
+          <w:numId w:val="16"/>
+        </w:numPr>
+        <w:spacing w:before="30" w:after="30" w:line="240" w:lineRule="auto"/>
+        <w:ind w:left="960"/>
+        <w:rPr>
+          <w:rFonts w:ascii="Times New Roman" w:eastAsia="Times New Roman" w:hAnsi="Times New Roman" w:cs="Times New Roman"/>
+          <w:kern w:val="0"/>
+          <w14:ligatures w14:val="none"/>
+        </w:rPr>
+      </w:pPr>
+      <w:r>
+        <w:rPr>
+          <w:rFonts w:ascii="Times New Roman" w:eastAsia="Times New Roman" w:hAnsi="Times New Roman" w:cs="Times New Roman"/>
+          <w:kern w:val="0"/>
+          <w14:ligatures w14:val="none"/>
+        </w:rPr>
+        <w:t>NB03 artifacts (</w:t>
+      </w:r>
+      <w:r>
+        <w:rPr>
+          <w:rFonts w:ascii="Menlo" w:eastAsia="Times New Roman" w:hAnsi="Menlo" w:cs="Menlo"/>
+          <w:kern w:val="0"/>
+          <w:sz w:val="22"/>
+          <w:szCs w:val="22"/>
+          <w14:ligatures w14:val="none"/>
+        </w:rPr>
+        <w:t>rag_products.pkl</w:t>
+      </w:r>
+      <w:r>
+        <w:rPr>
+          <w:rFonts w:ascii="Times New Roman" w:eastAsia="Times New Roman" w:hAnsi="Times New Roman" w:cs="Times New Roman"/>
+          <w:kern w:val="0"/>
+          <w14:ligatures w14:val="none"/>
+        </w:rPr>
+        <w:t>, </w:t>
+      </w:r>
+      <w:r>
+        <w:rPr>
+          <w:rFonts w:ascii="Menlo" w:eastAsia="Times New Roman" w:hAnsi="Menlo" w:cs="Menlo"/>
+          <w:kern w:val="0"/>
+          <w:sz w:val="22"/>
+          <w:szCs w:val="22"/>
+          <w14:ligatures w14:val="none"/>
+        </w:rPr>
+        <w:t>rag_text_index.npy</w:t>
+      </w:r>
+      <w:r>
+        <w:rPr>
+          <w:rFonts w:ascii="Times New Roman" w:eastAsia="Times New Roman" w:hAnsi="Times New Roman" w:cs="Times New Roman"/>
+          <w:kern w:val="0"/>
+          <w14:ligatures w14:val="none"/>
+        </w:rPr>
+        <w:t>, </w:t>
+      </w:r>
+      <w:r>
+        <w:rPr>
+          <w:rFonts w:ascii="Menlo" w:eastAsia="Times New Roman" w:hAnsi="Menlo" w:cs="Menlo"/>
+          <w:kern w:val="0"/>
+          <w:sz w:val="22"/>
+          <w:szCs w:val="22"/>
+          <w14:ligatures w14:val="none"/>
+        </w:rPr>
+        <w:t>rag_image_index.npy</w:t>
+      </w:r>
+      <w:r>
+        <w:rPr>
+          <w:rFonts w:ascii="Times New Roman" w:eastAsia="Times New Roman" w:hAnsi="Times New Roman" w:cs="Times New Roman"/>
+          <w:kern w:val="0"/>
+          <w14:ligatures w14:val="none"/>
+        </w:rPr>
+        <w:t>, </w:t>
+      </w:r>
+      <w:r>
+        <w:rPr>
+          <w:rFonts w:ascii="Menlo" w:eastAsia="Times New Roman" w:hAnsi="Menlo" w:cs="Menlo"/>
+          <w:kern w:val="0"/>
+          <w:sz w:val="22"/>
+          <w:szCs w:val="22"/>
+          <w14:ligatures w14:val="none"/>
+        </w:rPr>
+        <w:t>rag_config.json</w:t>
+      </w:r>
+      <w:r>
+        <w:rPr>
+          <w:rFonts w:ascii="Times New Roman" w:eastAsia="Times New Roman" w:hAnsi="Times New Roman" w:cs="Times New Roman"/>
+          <w:kern w:val="0"/>
+          <w14:ligatures w14:val="none"/>
+        </w:rPr>
+        <w:t>) in the </w:t>
+      </w:r>
+      <w:r>
+        <w:rPr>
+          <w:rFonts w:ascii="Menlo" w:eastAsia="Times New Roman" w:hAnsi="Menlo" w:cs="Menlo"/>
+          <w:kern w:val="0"/>
+          <w:sz w:val="22"/>
+          <w:szCs w:val="22"/>
+          <w14:ligatures w14:val="none"/>
+        </w:rPr>
+        <w:t>data/</w:t>
+      </w:r>
+      <w:r>
+        <w:rPr>
+          <w:rFonts w:ascii="Times New Roman" w:eastAsia="Times New Roman" w:hAnsi="Times New Roman" w:cs="Times New Roman"/>
+          <w:kern w:val="0"/>
+          <w14:ligatures w14:val="none"/>
+        </w:rPr>
+        <w:t> directory</w:t>
+      </w:r>
+    </w:p>
+    <w:p>
+      <w:pPr>
+        <w:numPr>
+          <w:ilvl w:val="0"/>
+          <w:numId w:val="17"/>
+        </w:numPr>
+        <w:spacing w:before="30" w:after="30" w:line="240" w:lineRule="auto"/>
+        <w:ind w:left="960"/>
+        <w:rPr>
+          <w:rFonts w:ascii="Times New Roman" w:eastAsia="Times New Roman" w:hAnsi="Times New Roman" w:cs="Times New Roman"/>
+          <w:kern w:val="0"/>
+          <w14:ligatures w14:val="none"/>
+        </w:rPr>
+      </w:pPr>
+      <w:r>
+        <w:rPr>
+          <w:rFonts w:ascii="Times New Roman" w:eastAsia="Times New Roman" w:hAnsi="Times New Roman" w:cs="Times New Roman"/>
+          <w:kern w:val="0"/>
+          <w14:ligatures w14:val="none"/>
+        </w:rPr>
+        <w:t>Optionally NB04's </w:t>
+      </w:r>
+      <w:r>
+        <w:rPr>
+          <w:rFonts w:ascii="Menlo" w:eastAsia="Times New Roman" w:hAnsi="Menlo" w:cs="Menlo"/>
+          <w:kern w:val="0"/>
+          <w:sz w:val="22"/>
+          <w:szCs w:val="22"/>
+          <w14:ligatures w14:val="none"/>
+        </w:rPr>
+        <w:t>products_with_prices.pkl</w:t>
+      </w:r>
+      <w:r>
+        <w:rPr>
+          <w:rFonts w:ascii="Times New Roman" w:eastAsia="Times New Roman" w:hAnsi="Times New Roman" w:cs="Times New Roman"/>
+          <w:kern w:val="0"/>
+          <w14:ligatures w14:val="none"/>
+        </w:rPr>
+        <w:t> (for price filters)</w:t>
+      </w:r>
+    </w:p>
+    <w:p>
+      <w:pPr>
+        <w:numPr>
+          <w:ilvl w:val="0"/>
+          <w:numId w:val="18"/>
+        </w:numPr>
+        <w:spacing w:before="30" w:after="30" w:line="240" w:lineRule="auto"/>
+        <w:ind w:left="960"/>
+        <w:rPr>
+          <w:rFonts w:ascii="Times New Roman" w:eastAsia="Times New Roman" w:hAnsi="Times New Roman" w:cs="Times New Roman"/>
+          <w:kern w:val="0"/>
+          <w14:ligatures w14:val="none"/>
+        </w:rPr>
+      </w:pPr>
+      <w:r>
+        <w:rPr>
+          <w:rFonts w:ascii="Times New Roman" w:eastAsia="Times New Roman" w:hAnsi="Times New Roman" w:cs="Times New Roman"/>
+          <w:kern w:val="0"/>
+          <w14:ligatures w14:val="none"/>
+        </w:rPr>
+        <w:t>Optionally NB05's </w:t>
+      </w:r>
+      <w:r>
+        <w:rPr>
+          <w:rFonts w:ascii="Menlo" w:eastAsia="Times New Roman" w:hAnsi="Menlo" w:cs="Menlo"/>
+          <w:kern w:val="0"/>
+          <w:sz w:val="22"/>
+          <w:szCs w:val="22"/>
+          <w14:ligatures w14:val="none"/>
+        </w:rPr>
+        <w:t>finetuned_text_index.npy</w:t>
+      </w:r>
+      <w:r>
+        <w:rPr>
+          <w:rFonts w:ascii="Times New Roman" w:eastAsia="Times New Roman" w:hAnsi="Times New Roman" w:cs="Times New Roman"/>
+          <w:kern w:val="0"/>
+          <w14:ligatures w14:val="none"/>
+        </w:rPr>
+        <w:t> (for improved search)</w:t>
+      </w:r>
+    </w:p>
+    <w:p>
+      <w:pPr>
+        <w:numPr>
+          <w:ilvl w:val="0"/>
+          <w:numId w:val="19"/>
+        </w:numPr>
+        <w:spacing w:before="30" w:after="30" w:line="240" w:lineRule="auto"/>
+        <w:ind w:left="960"/>
+        <w:rPr>
+          <w:rFonts w:ascii="Times New Roman" w:eastAsia="Times New Roman" w:hAnsi="Times New Roman" w:cs="Times New Roman"/>
+          <w:kern w:val="0"/>
+          <w14:ligatures w14:val="none"/>
+        </w:rPr>
+      </w:pPr>
+      <w:r>
+        <w:rPr>
+          <w:rFonts w:ascii="Times New Roman" w:eastAsia="Times New Roman" w:hAnsi="Times New Roman" w:cs="Times New Roman"/>
+          <w:kern w:val="0"/>
+          <w14:ligatures w14:val="none"/>
+        </w:rPr>
+        <w:t>For LLM responses: Ollama running locally (</w:t>
+      </w:r>
+      <w:r>
+        <w:rPr>
+          <w:rFonts w:ascii="Menlo" w:eastAsia="Times New Roman" w:hAnsi="Menlo" w:cs="Menlo"/>
+          <w:kern w:val="0"/>
+          <w:sz w:val="22"/>
+          <w:szCs w:val="22"/>
+          <w14:ligatures w14:val="none"/>
+        </w:rPr>
+        <w:t>ollama serve</w:t>
+      </w:r>
+      <w:r>
+        <w:rPr>
+          <w:rFonts w:ascii="Times New Roman" w:eastAsia="Times New Roman" w:hAnsi="Times New Roman" w:cs="Times New Roman"/>
+          <w:kern w:val="0"/>
+          <w14:ligatures w14:val="none"/>
+        </w:rPr>
+        <w:t> + </w:t>
+      </w:r>
+      <w:r>
+        <w:rPr>
+          <w:rFonts w:ascii="Menlo" w:eastAsia="Times New Roman" w:hAnsi="Menlo" w:cs="Menlo"/>
+          <w:kern w:val="0"/>
+          <w:sz w:val="22"/>
+          <w:szCs w:val="22"/>
+          <w14:ligatures w14:val="none"/>
+        </w:rPr>
+        <w:t>ollama pull llama3.2</w:t>
+      </w:r>
+      <w:r>
+        <w:rPr>
+          <w:rFonts w:ascii="Times New Roman" w:eastAsia="Times New Roman" w:hAnsi="Times New Roman" w:cs="Times New Roman"/>
+          <w:kern w:val="0"/>
+          <w14:ligatures w14:val="none"/>
+        </w:rPr>
+        <w:t>), or </w:t>
+      </w:r>
+      <w:r>
+        <w:rPr>
+          <w:rFonts w:ascii="Menlo" w:eastAsia="Times New Roman" w:hAnsi="Menlo" w:cs="Menlo"/>
+          <w:kern w:val="0"/>
+          <w:sz w:val="22"/>
+          <w:szCs w:val="22"/>
+          <w14:ligatures w14:val="none"/>
+        </w:rPr>
+        <w:t>OPENAI_API_KEY</w:t>
+      </w:r>
+      <w:r>
+        <w:rPr>
+          <w:rFonts w:ascii="Times New Roman" w:eastAsia="Times New Roman" w:hAnsi="Times New Roman" w:cs="Times New Roman"/>
+          <w:kern w:val="0"/>
+          <w14:ligatures w14:val="none"/>
+        </w:rPr>
+        <w:t>/</w:t>
+      </w:r>
+      <w:r>
+        <w:rPr>
+          <w:rFonts w:ascii="Menlo" w:eastAsia="Times New Roman" w:hAnsi="Menlo" w:cs="Menlo"/>
+          <w:kern w:val="0"/>
+          <w:sz w:val="22"/>
+          <w:szCs w:val="22"/>
+          <w14:ligatures w14:val="none"/>
+        </w:rPr>
+        <w:t>GROQ_API_KEY</w:t>
+      </w:r>
+      <w:r>
+        <w:rPr>
+          <w:rFonts w:ascii="Times New Roman" w:eastAsia="Times New Roman" w:hAnsi="Times New Roman" w:cs="Times New Roman"/>
+          <w:kern w:val="0"/>
+          <w14:ligatures w14:val="none"/>
+        </w:rPr>
+        <w:t> in a </w:t>
+      </w:r>
+      <w:r>
+        <w:rPr>
+          <w:rFonts w:ascii="Menlo" w:eastAsia="Times New Roman" w:hAnsi="Menlo" w:cs="Menlo"/>
+          <w:kern w:val="0"/>
+          <w:sz w:val="22"/>
+          <w:szCs w:val="22"/>
+          <w14:ligatures w14:val="none"/>
+        </w:rPr>
+        <w:t>.env</w:t>
+      </w:r>
+      <w:r>
+        <w:rPr>
+          <w:rFonts w:ascii="Times New Roman" w:eastAsia="Times New Roman" w:hAnsi="Times New Roman" w:cs="Times New Roman"/>
+          <w:kern w:val="0"/>
+          <w14:ligatures w14:val="none"/>
+        </w:rPr>
+        <w:t> file</w:t>
+      </w:r>
+    </w:p>
+    <w:p>
+      <w:pPr>
+        <w:spacing w:after="0" w:line="240" w:lineRule="auto"/>
+        <w:rPr>
+          <w:rFonts w:ascii="Times New Roman" w:eastAsia="Times New Roman" w:hAnsi="Times New Roman" w:cs="Times New Roman"/>
+          <w:kern w:val="0"/>
+          <w14:ligatures w14:val="none"/>
+        </w:rPr>
+      </w:pPr>
+      <w:r>
+        <w:rPr>
+          <w:rFonts w:ascii="Times New Roman" w:eastAsia="Times New Roman" w:hAnsi="Times New Roman" w:cs="Times New Roman"/>
+          <w:b/>
+          <w:bCs/>
+          <w:kern w:val="0"/>
+          <w14:ligatures w14:val="none"/>
+        </w:rPr>
+        <w:t>How it works:</w:t>
+      </w:r>
+    </w:p>
+    <w:p>
+      <w:pPr>
+        <w:numPr>
+          <w:ilvl w:val="0"/>
+          <w:numId w:val="20"/>
+        </w:numPr>
+        <w:spacing w:before="30" w:after="30" w:line="240" w:lineRule="auto"/>
+        <w:ind w:left="960"/>
+        <w:rPr>
+          <w:rFonts w:ascii="Times New Roman" w:eastAsia="Times New Roman" w:hAnsi="Times New Roman" w:cs="Times New Roman"/>
+          <w:kern w:val="0"/>
+          <w14:ligatures w14:val="none"/>
+        </w:rPr>
+      </w:pPr>
+      <w:r>
+        <w:rPr>
+          <w:rFonts w:ascii="Times New Roman" w:eastAsia="Times New Roman" w:hAnsi="Times New Roman" w:cs="Times New Roman"/>
+          <w:kern w:val="0"/>
+          <w14:ligatures w14:val="none"/>
+        </w:rPr>
+        <w:t>Without </w:t>
+      </w:r>
+      <w:r>
+        <w:rPr>
+          <w:rFonts w:ascii="Menlo" w:eastAsia="Times New Roman" w:hAnsi="Menlo" w:cs="Menlo"/>
+          <w:kern w:val="0"/>
+          <w:sz w:val="22"/>
+          <w:szCs w:val="22"/>
+          <w14:ligatures w14:val="none"/>
+        </w:rPr>
+        <w:t>BACKEND_URL</w:t>
+      </w:r>
+      <w:r>
+        <w:rPr>
+          <w:rFonts w:ascii="Times New Roman" w:eastAsia="Times New Roman" w:hAnsi="Times New Roman" w:cs="Times New Roman"/>
+          <w:kern w:val="0"/>
+          <w14:ligatures w14:val="none"/>
+        </w:rPr>
+        <w:t> set, the app detects no backend and runs in </w:t>
+      </w:r>
+      <w:r>
+        <w:rPr>
+          <w:rFonts w:ascii="Times New Roman" w:eastAsia="Times New Roman" w:hAnsi="Times New Roman" w:cs="Times New Roman"/>
+          <w:b/>
+          <w:bCs/>
+          <w:kern w:val="0"/>
+          <w14:ligatures w14:val="none"/>
+        </w:rPr>
+        <w:t>standalone mode</w:t>
+      </w:r>
+      <w:r>
+        <w:rPr>
+          <w:rFonts w:ascii="Times New Roman" w:eastAsia="Times New Roman" w:hAnsi="Times New Roman" w:cs="Times New Roman"/>
+          <w:kern w:val="0"/>
+          <w14:ligatures w14:val="none"/>
+        </w:rPr>
+        <w:t> — loads search models and runs everything locally on your Mac</w:t>
+      </w:r>
+    </w:p>
+    <w:p>
+      <w:pPr>
+        <w:numPr>
+          <w:ilvl w:val="0"/>
+          <w:numId w:val="21"/>
+        </w:numPr>
+        <w:spacing w:before="30" w:after="30" w:line="240" w:lineRule="auto"/>
+        <w:ind w:left="960"/>
+        <w:rPr>
+          <w:rFonts w:ascii="Times New Roman" w:eastAsia="Times New Roman" w:hAnsi="Times New Roman" w:cs="Times New Roman"/>
+          <w:kern w:val="0"/>
+          <w14:ligatures w14:val="none"/>
+        </w:rPr>
+      </w:pPr>
+      <w:r>
+        <w:rPr>
+          <w:rFonts w:ascii="Times New Roman" w:eastAsia="Times New Roman" w:hAnsi="Times New Roman" w:cs="Times New Roman"/>
+          <w:kern w:val="0"/>
+          <w14:ligatures w14:val="none"/>
+        </w:rPr>
+        <w:t>On EC2 with Docker, </w:t>
+      </w:r>
+      <w:r>
+        <w:rPr>
+          <w:rFonts w:ascii="Menlo" w:eastAsia="Times New Roman" w:hAnsi="Menlo" w:cs="Menlo"/>
+          <w:kern w:val="0"/>
+          <w:sz w:val="22"/>
+          <w:szCs w:val="22"/>
+          <w14:ligatures w14:val="none"/>
+        </w:rPr>
+        <w:t>BACKEND_URL=http://backend:8000</w:t>
+      </w:r>
+      <w:r>
+        <w:rPr>
+          <w:rFonts w:ascii="Times New Roman" w:eastAsia="Times New Roman" w:hAnsi="Times New Roman" w:cs="Times New Roman"/>
+          <w:kern w:val="0"/>
+          <w14:ligatures w14:val="none"/>
+        </w:rPr>
+        <w:t> is set automatically, so it switches to </w:t>
+      </w:r>
+      <w:r>
+        <w:rPr>
+          <w:rFonts w:ascii="Times New Roman" w:eastAsia="Times New Roman" w:hAnsi="Times New Roman" w:cs="Times New Roman"/>
+          <w:b/>
+          <w:bCs/>
+          <w:kern w:val="0"/>
+          <w14:ligatures w14:val="none"/>
+        </w:rPr>
+        <w:t>thin-client mode</w:t>
+      </w:r>
+      <w:r>
+        <w:rPr>
+          <w:rFonts w:ascii="Times New Roman" w:eastAsia="Times New Roman" w:hAnsi="Times New Roman" w:cs="Times New Roman"/>
+          <w:kern w:val="0"/>
+          <w14:ligatures w14:val="none"/>
+        </w:rPr>
+        <w:t> and calls the FastAPI backend instead</w:t>
+      </w:r>
+    </w:p>
+    <w:p/>
     <w:sectPr>
       <w:pgSz w:w="12240" w:h="15840"/>
       <w:pgMar w:top="1440" w:right="1440" w:bottom="1440" w:left="1440" w:header="720" w:footer="720" w:gutter="0"/>
@@ -2890,6 +4031,453 @@
 <file path=word/numbering.xml><?xml version="1.0" encoding="utf-8"?>
 <w:numbering xmlns:wpc="http://schemas.microsoft.com/office/word/2010/wordprocessingCanvas" xmlns:cx="http://schemas.microsoft.com/office/drawing/2014/chartex" xmlns:cx1="http://schemas.microsoft.com/office/drawing/2015/9/8/chartex" xmlns:cx2="http://schemas.microsoft.com/office/drawing/2015/10/21/chartex" xmlns:cx3="http://schemas.microsoft.com/office/drawing/2016/5/9/chartex" xmlns:cx4="http://schemas.microsoft.com/office/drawing/2016/5/10/chartex" xmlns:cx5="http://schemas.microsoft.com/office/drawing/2016/5/11/chartex" xmlns:cx6="http://schemas.microsoft.com/office/drawing/2016/5/12/chartex" xmlns:cx7="http://schemas.microsoft.com/office/drawing/2016/5/13/chartex" xmlns:cx8="http://schemas.microsoft.com/office/drawing/2016/5/14/chartex" xmlns:mc="http://schemas.openxmlformats.org/markup-compatibility/2006" xmlns:aink="http://schemas.microsoft.com/office/drawing/2016/ink" xmlns:am3d="http://schemas.microsoft.com/office/drawing/2017/model3d" xmlns:o="urn:schemas-microsoft-com:office:office" xmlns:oel="http://schemas.microsoft.com/office/2019/extlst" xmlns:r="http://schemas.openxmlformats.org/officeDocument/2006/relationships" xmlns:m="http://schemas.openxmlformats.org/officeDocument/2006/math" xmlns:v="urn:schemas-microsoft-com:vml" xmlns:wp14="http://schemas.microsoft.com/office/word/2010/wordprocessingDrawing" xmlns:wp="http://schemas.openxmlformats.org/drawingml/2006/wordprocessingDrawing" xmlns:w10="urn:schemas-microsoft-com:office:word" xmlns:w="http://schemas.openxmlformats.org/wordprocessingml/2006/main" xmlns:w14="http://schemas.microsoft.com/office/word/2010/wordml" xmlns:w15="http://schemas.microsoft.com/office/word/2012/wordml" xmlns:w16cex="http://schemas.microsoft.com/office/word/2018/wordml/cex" xmlns:w16cid="http://schemas.microsoft.com/office/word/2016/wordml/cid" xmlns:w16="http://schemas.microsoft.com/office/word/2018/wordml" xmlns:w16du="http://schemas.microsoft.com/office/word/2023/wordml/word16du" xmlns:w16sdtdh="http://schemas.microsoft.com/office/word/2020/wordml/sdtdatahash" xmlns:w16sdtfl="http://schemas.microsoft.com/office/word/2024/wordml/sdtformatlock" xmlns:w16se="http://schemas.microsoft.com/office/word/2015/wordml/symex" xmlns:wpg="http://schemas.microsoft.com/office/word/2010/wordprocessingGroup" xmlns:wpi="http://schemas.microsoft.com/office/word/2010/wordprocessingInk" xmlns:wne="http://schemas.microsoft.com/office/word/2006/wordml" xmlns:wps="http://schemas.microsoft.com/office/word/2010/wordprocessingShape" mc:Ignorable="w14 w15 w16se w16cid w16 w16cex w16sdtdh w16sdtfl w16du wp14">
   <w:abstractNum w:abstractNumId="0" w15:restartNumberingAfterBreak="0">
+    <w:nsid w:val="09B807BA"/>
+    <w:multiLevelType w:val="multilevel"/>
+    <w:tmpl w:val="273218E0"/>
+    <w:lvl w:ilvl="0">
+      <w:start w:val="1"/>
+      <w:numFmt w:val="bullet"/>
+      <w:lvlText w:val=""/>
+      <w:lvlJc w:val="left"/>
+      <w:pPr>
+        <w:tabs>
+          <w:tab w:val="num" w:pos="720"/>
+        </w:tabs>
+        <w:ind w:left="720" w:hanging="360"/>
+      </w:pPr>
+      <w:rPr>
+        <w:rFonts w:ascii="Symbol" w:hAnsi="Symbol" w:hint="default"/>
+        <w:sz w:val="20"/>
+      </w:rPr>
+    </w:lvl>
+    <w:lvl w:ilvl="1" w:tentative="1">
+      <w:start w:val="1"/>
+      <w:numFmt w:val="bullet"/>
+      <w:lvlText w:val="o"/>
+      <w:lvlJc w:val="left"/>
+      <w:pPr>
+        <w:tabs>
+          <w:tab w:val="num" w:pos="1440"/>
+        </w:tabs>
+        <w:ind w:left="1440" w:hanging="360"/>
+      </w:pPr>
+      <w:rPr>
+        <w:rFonts w:ascii="Courier New" w:hAnsi="Courier New" w:hint="default"/>
+        <w:sz w:val="20"/>
+      </w:rPr>
+    </w:lvl>
+    <w:lvl w:ilvl="2" w:tentative="1">
+      <w:start w:val="1"/>
+      <w:numFmt w:val="bullet"/>
+      <w:lvlText w:val=""/>
+      <w:lvlJc w:val="left"/>
+      <w:pPr>
+        <w:tabs>
+          <w:tab w:val="num" w:pos="2160"/>
+        </w:tabs>
+        <w:ind w:left="2160" w:hanging="360"/>
+      </w:pPr>
+      <w:rPr>
+        <w:rFonts w:ascii="Wingdings" w:hAnsi="Wingdings" w:hint="default"/>
+        <w:sz w:val="20"/>
+      </w:rPr>
+    </w:lvl>
+    <w:lvl w:ilvl="3" w:tentative="1">
+      <w:start w:val="1"/>
+      <w:numFmt w:val="bullet"/>
+      <w:lvlText w:val=""/>
+      <w:lvlJc w:val="left"/>
+      <w:pPr>
+        <w:tabs>
+          <w:tab w:val="num" w:pos="2880"/>
+        </w:tabs>
+        <w:ind w:left="2880" w:hanging="360"/>
+      </w:pPr>
+      <w:rPr>
+        <w:rFonts w:ascii="Wingdings" w:hAnsi="Wingdings" w:hint="default"/>
+        <w:sz w:val="20"/>
+      </w:rPr>
+    </w:lvl>
+    <w:lvl w:ilvl="4" w:tentative="1">
+      <w:start w:val="1"/>
+      <w:numFmt w:val="bullet"/>
+      <w:lvlText w:val=""/>
+      <w:lvlJc w:val="left"/>
+      <w:pPr>
+        <w:tabs>
+          <w:tab w:val="num" w:pos="3600"/>
+        </w:tabs>
+        <w:ind w:left="3600" w:hanging="360"/>
+      </w:pPr>
+      <w:rPr>
+        <w:rFonts w:ascii="Wingdings" w:hAnsi="Wingdings" w:hint="default"/>
+        <w:sz w:val="20"/>
+      </w:rPr>
+    </w:lvl>
+    <w:lvl w:ilvl="5" w:tentative="1">
+      <w:start w:val="1"/>
+      <w:numFmt w:val="bullet"/>
+      <w:lvlText w:val=""/>
+      <w:lvlJc w:val="left"/>
+      <w:pPr>
+        <w:tabs>
+          <w:tab w:val="num" w:pos="4320"/>
+        </w:tabs>
+        <w:ind w:left="4320" w:hanging="360"/>
+      </w:pPr>
+      <w:rPr>
+        <w:rFonts w:ascii="Wingdings" w:hAnsi="Wingdings" w:hint="default"/>
+        <w:sz w:val="20"/>
+      </w:rPr>
+    </w:lvl>
+    <w:lvl w:ilvl="6" w:tentative="1">
+      <w:start w:val="1"/>
+      <w:numFmt w:val="bullet"/>
+      <w:lvlText w:val=""/>
+      <w:lvlJc w:val="left"/>
+      <w:pPr>
+        <w:tabs>
+          <w:tab w:val="num" w:pos="5040"/>
+        </w:tabs>
+        <w:ind w:left="5040" w:hanging="360"/>
+      </w:pPr>
+      <w:rPr>
+        <w:rFonts w:ascii="Wingdings" w:hAnsi="Wingdings" w:hint="default"/>
+        <w:sz w:val="20"/>
+      </w:rPr>
+    </w:lvl>
+    <w:lvl w:ilvl="7" w:tentative="1">
+      <w:start w:val="1"/>
+      <w:numFmt w:val="bullet"/>
+      <w:lvlText w:val=""/>
+      <w:lvlJc w:val="left"/>
+      <w:pPr>
+        <w:tabs>
+          <w:tab w:val="num" w:pos="5760"/>
+        </w:tabs>
+        <w:ind w:left="5760" w:hanging="360"/>
+      </w:pPr>
+      <w:rPr>
+        <w:rFonts w:ascii="Wingdings" w:hAnsi="Wingdings" w:hint="default"/>
+        <w:sz w:val="20"/>
+      </w:rPr>
+    </w:lvl>
+    <w:lvl w:ilvl="8" w:tentative="1">
+      <w:start w:val="1"/>
+      <w:numFmt w:val="bullet"/>
+      <w:lvlText w:val=""/>
+      <w:lvlJc w:val="left"/>
+      <w:pPr>
+        <w:tabs>
+          <w:tab w:val="num" w:pos="6480"/>
+        </w:tabs>
+        <w:ind w:left="6480" w:hanging="360"/>
+      </w:pPr>
+      <w:rPr>
+        <w:rFonts w:ascii="Wingdings" w:hAnsi="Wingdings" w:hint="default"/>
+        <w:sz w:val="20"/>
+      </w:rPr>
+    </w:lvl>
+  </w:abstractNum>
+  <w:abstractNum w:abstractNumId="1" w15:restartNumberingAfterBreak="0">
+    <w:nsid w:val="1A781183"/>
+    <w:multiLevelType w:val="multilevel"/>
+    <w:tmpl w:val="1F7E8BE6"/>
+    <w:lvl w:ilvl="0">
+      <w:start w:val="1"/>
+      <w:numFmt w:val="bullet"/>
+      <w:lvlText w:val=""/>
+      <w:lvlJc w:val="left"/>
+      <w:pPr>
+        <w:tabs>
+          <w:tab w:val="num" w:pos="720"/>
+        </w:tabs>
+        <w:ind w:left="720" w:hanging="360"/>
+      </w:pPr>
+      <w:rPr>
+        <w:rFonts w:ascii="Symbol" w:hAnsi="Symbol" w:hint="default"/>
+        <w:sz w:val="20"/>
+      </w:rPr>
+    </w:lvl>
+    <w:lvl w:ilvl="1" w:tentative="1">
+      <w:start w:val="1"/>
+      <w:numFmt w:val="bullet"/>
+      <w:lvlText w:val="o"/>
+      <w:lvlJc w:val="left"/>
+      <w:pPr>
+        <w:tabs>
+          <w:tab w:val="num" w:pos="1440"/>
+        </w:tabs>
+        <w:ind w:left="1440" w:hanging="360"/>
+      </w:pPr>
+      <w:rPr>
+        <w:rFonts w:ascii="Courier New" w:hAnsi="Courier New" w:hint="default"/>
+        <w:sz w:val="20"/>
+      </w:rPr>
+    </w:lvl>
+    <w:lvl w:ilvl="2" w:tentative="1">
+      <w:start w:val="1"/>
+      <w:numFmt w:val="bullet"/>
+      <w:lvlText w:val=""/>
+      <w:lvlJc w:val="left"/>
+      <w:pPr>
+        <w:tabs>
+          <w:tab w:val="num" w:pos="2160"/>
+        </w:tabs>
+        <w:ind w:left="2160" w:hanging="360"/>
+      </w:pPr>
+      <w:rPr>
+        <w:rFonts w:ascii="Wingdings" w:hAnsi="Wingdings" w:hint="default"/>
+        <w:sz w:val="20"/>
+      </w:rPr>
+    </w:lvl>
+    <w:lvl w:ilvl="3" w:tentative="1">
+      <w:start w:val="1"/>
+      <w:numFmt w:val="bullet"/>
+      <w:lvlText w:val=""/>
+      <w:lvlJc w:val="left"/>
+      <w:pPr>
+        <w:tabs>
+          <w:tab w:val="num" w:pos="2880"/>
+        </w:tabs>
+        <w:ind w:left="2880" w:hanging="360"/>
+      </w:pPr>
+      <w:rPr>
+        <w:rFonts w:ascii="Wingdings" w:hAnsi="Wingdings" w:hint="default"/>
+        <w:sz w:val="20"/>
+      </w:rPr>
+    </w:lvl>
+    <w:lvl w:ilvl="4" w:tentative="1">
+      <w:start w:val="1"/>
+      <w:numFmt w:val="bullet"/>
+      <w:lvlText w:val=""/>
+      <w:lvlJc w:val="left"/>
+      <w:pPr>
+        <w:tabs>
+          <w:tab w:val="num" w:pos="3600"/>
+        </w:tabs>
+        <w:ind w:left="3600" w:hanging="360"/>
+      </w:pPr>
+      <w:rPr>
+        <w:rFonts w:ascii="Wingdings" w:hAnsi="Wingdings" w:hint="default"/>
+        <w:sz w:val="20"/>
+      </w:rPr>
+    </w:lvl>
+    <w:lvl w:ilvl="5" w:tentative="1">
+      <w:start w:val="1"/>
+      <w:numFmt w:val="bullet"/>
+      <w:lvlText w:val=""/>
+      <w:lvlJc w:val="left"/>
+      <w:pPr>
+        <w:tabs>
+          <w:tab w:val="num" w:pos="4320"/>
+        </w:tabs>
+        <w:ind w:left="4320" w:hanging="360"/>
+      </w:pPr>
+      <w:rPr>
+        <w:rFonts w:ascii="Wingdings" w:hAnsi="Wingdings" w:hint="default"/>
+        <w:sz w:val="20"/>
+      </w:rPr>
+    </w:lvl>
+    <w:lvl w:ilvl="6" w:tentative="1">
+      <w:start w:val="1"/>
+      <w:numFmt w:val="bullet"/>
+      <w:lvlText w:val=""/>
+      <w:lvlJc w:val="left"/>
+      <w:pPr>
+        <w:tabs>
+          <w:tab w:val="num" w:pos="5040"/>
+        </w:tabs>
+        <w:ind w:left="5040" w:hanging="360"/>
+      </w:pPr>
+      <w:rPr>
+        <w:rFonts w:ascii="Wingdings" w:hAnsi="Wingdings" w:hint="default"/>
+        <w:sz w:val="20"/>
+      </w:rPr>
+    </w:lvl>
+    <w:lvl w:ilvl="7" w:tentative="1">
+      <w:start w:val="1"/>
+      <w:numFmt w:val="bullet"/>
+      <w:lvlText w:val=""/>
+      <w:lvlJc w:val="left"/>
+      <w:pPr>
+        <w:tabs>
+          <w:tab w:val="num" w:pos="5760"/>
+        </w:tabs>
+        <w:ind w:left="5760" w:hanging="360"/>
+      </w:pPr>
+      <w:rPr>
+        <w:rFonts w:ascii="Wingdings" w:hAnsi="Wingdings" w:hint="default"/>
+        <w:sz w:val="20"/>
+      </w:rPr>
+    </w:lvl>
+    <w:lvl w:ilvl="8" w:tentative="1">
+      <w:start w:val="1"/>
+      <w:numFmt w:val="bullet"/>
+      <w:lvlText w:val=""/>
+      <w:lvlJc w:val="left"/>
+      <w:pPr>
+        <w:tabs>
+          <w:tab w:val="num" w:pos="6480"/>
+        </w:tabs>
+        <w:ind w:left="6480" w:hanging="360"/>
+      </w:pPr>
+      <w:rPr>
+        <w:rFonts w:ascii="Wingdings" w:hAnsi="Wingdings" w:hint="default"/>
+        <w:sz w:val="20"/>
+      </w:rPr>
+    </w:lvl>
+  </w:abstractNum>
+  <w:abstractNum w:abstractNumId="2" w15:restartNumberingAfterBreak="0">
+    <w:nsid w:val="26D7368F"/>
+    <w:multiLevelType w:val="multilevel"/>
+    <w:tmpl w:val="73CCCB5E"/>
+    <w:lvl w:ilvl="0">
+      <w:start w:val="1"/>
+      <w:numFmt w:val="bullet"/>
+      <w:lvlText w:val=""/>
+      <w:lvlJc w:val="left"/>
+      <w:pPr>
+        <w:tabs>
+          <w:tab w:val="num" w:pos="720"/>
+        </w:tabs>
+        <w:ind w:left="720" w:hanging="360"/>
+      </w:pPr>
+      <w:rPr>
+        <w:rFonts w:ascii="Symbol" w:hAnsi="Symbol" w:hint="default"/>
+        <w:sz w:val="20"/>
+      </w:rPr>
+    </w:lvl>
+    <w:lvl w:ilvl="1" w:tentative="1">
+      <w:start w:val="1"/>
+      <w:numFmt w:val="bullet"/>
+      <w:lvlText w:val="o"/>
+      <w:lvlJc w:val="left"/>
+      <w:pPr>
+        <w:tabs>
+          <w:tab w:val="num" w:pos="1440"/>
+        </w:tabs>
+        <w:ind w:left="1440" w:hanging="360"/>
+      </w:pPr>
+      <w:rPr>
+        <w:rFonts w:ascii="Courier New" w:hAnsi="Courier New" w:hint="default"/>
+        <w:sz w:val="20"/>
+      </w:rPr>
+    </w:lvl>
+    <w:lvl w:ilvl="2" w:tentative="1">
+      <w:start w:val="1"/>
+      <w:numFmt w:val="bullet"/>
+      <w:lvlText w:val=""/>
+      <w:lvlJc w:val="left"/>
+      <w:pPr>
+        <w:tabs>
+          <w:tab w:val="num" w:pos="2160"/>
+        </w:tabs>
+        <w:ind w:left="2160" w:hanging="360"/>
+      </w:pPr>
+      <w:rPr>
+        <w:rFonts w:ascii="Wingdings" w:hAnsi="Wingdings" w:hint="default"/>
+        <w:sz w:val="20"/>
+      </w:rPr>
+    </w:lvl>
+    <w:lvl w:ilvl="3" w:tentative="1">
+      <w:start w:val="1"/>
+      <w:numFmt w:val="bullet"/>
+      <w:lvlText w:val=""/>
+      <w:lvlJc w:val="left"/>
+      <w:pPr>
+        <w:tabs>
+          <w:tab w:val="num" w:pos="2880"/>
+        </w:tabs>
+        <w:ind w:left="2880" w:hanging="360"/>
+      </w:pPr>
+      <w:rPr>
+        <w:rFonts w:ascii="Wingdings" w:hAnsi="Wingdings" w:hint="default"/>
+        <w:sz w:val="20"/>
+      </w:rPr>
+    </w:lvl>
+    <w:lvl w:ilvl="4" w:tentative="1">
+      <w:start w:val="1"/>
+      <w:numFmt w:val="bullet"/>
+      <w:lvlText w:val=""/>
+      <w:lvlJc w:val="left"/>
+      <w:pPr>
+        <w:tabs>
+          <w:tab w:val="num" w:pos="3600"/>
+        </w:tabs>
+        <w:ind w:left="3600" w:hanging="360"/>
+      </w:pPr>
+      <w:rPr>
+        <w:rFonts w:ascii="Wingdings" w:hAnsi="Wingdings" w:hint="default"/>
+        <w:sz w:val="20"/>
+      </w:rPr>
+    </w:lvl>
+    <w:lvl w:ilvl="5" w:tentative="1">
+      <w:start w:val="1"/>
+      <w:numFmt w:val="bullet"/>
+      <w:lvlText w:val=""/>
+      <w:lvlJc w:val="left"/>
+      <w:pPr>
+        <w:tabs>
+          <w:tab w:val="num" w:pos="4320"/>
+        </w:tabs>
+        <w:ind w:left="4320" w:hanging="360"/>
+      </w:pPr>
+      <w:rPr>
+        <w:rFonts w:ascii="Wingdings" w:hAnsi="Wingdings" w:hint="default"/>
+        <w:sz w:val="20"/>
+      </w:rPr>
+    </w:lvl>
+    <w:lvl w:ilvl="6" w:tentative="1">
+      <w:start w:val="1"/>
+      <w:numFmt w:val="bullet"/>
+      <w:lvlText w:val=""/>
+      <w:lvlJc w:val="left"/>
+      <w:pPr>
+        <w:tabs>
+          <w:tab w:val="num" w:pos="5040"/>
+        </w:tabs>
+        <w:ind w:left="5040" w:hanging="360"/>
+      </w:pPr>
+      <w:rPr>
+        <w:rFonts w:ascii="Wingdings" w:hAnsi="Wingdings" w:hint="default"/>
+        <w:sz w:val="20"/>
+      </w:rPr>
+    </w:lvl>
+    <w:lvl w:ilvl="7" w:tentative="1">
+      <w:start w:val="1"/>
+      <w:numFmt w:val="bullet"/>
+      <w:lvlText w:val=""/>
+      <w:lvlJc w:val="left"/>
+      <w:pPr>
+        <w:tabs>
+          <w:tab w:val="num" w:pos="5760"/>
+        </w:tabs>
+        <w:ind w:left="5760" w:hanging="360"/>
+      </w:pPr>
+      <w:rPr>
+        <w:rFonts w:ascii="Wingdings" w:hAnsi="Wingdings" w:hint="default"/>
+        <w:sz w:val="20"/>
+      </w:rPr>
+    </w:lvl>
+    <w:lvl w:ilvl="8" w:tentative="1">
+      <w:start w:val="1"/>
+      <w:numFmt w:val="bullet"/>
+      <w:lvlText w:val=""/>
+      <w:lvlJc w:val="left"/>
+      <w:pPr>
+        <w:tabs>
+          <w:tab w:val="num" w:pos="6480"/>
+        </w:tabs>
+        <w:ind w:left="6480" w:hanging="360"/>
+      </w:pPr>
+      <w:rPr>
+        <w:rFonts w:ascii="Wingdings" w:hAnsi="Wingdings" w:hint="default"/>
+        <w:sz w:val="20"/>
+      </w:rPr>
+    </w:lvl>
+  </w:abstractNum>
+  <w:abstractNum w:abstractNumId="3" w15:restartNumberingAfterBreak="0">
     <w:nsid w:val="27772F76"/>
     <w:multiLevelType w:val="multilevel"/>
     <w:tmpl w:val="1262B324"/>
@@ -3038,7 +4626,454 @@
       </w:rPr>
     </w:lvl>
   </w:abstractNum>
-  <w:abstractNum w:abstractNumId="1" w15:restartNumberingAfterBreak="0">
+  <w:abstractNum w:abstractNumId="4" w15:restartNumberingAfterBreak="0">
+    <w:nsid w:val="294509CE"/>
+    <w:multiLevelType w:val="multilevel"/>
+    <w:tmpl w:val="8EC21578"/>
+    <w:lvl w:ilvl="0">
+      <w:start w:val="1"/>
+      <w:numFmt w:val="bullet"/>
+      <w:lvlText w:val=""/>
+      <w:lvlJc w:val="left"/>
+      <w:pPr>
+        <w:tabs>
+          <w:tab w:val="num" w:pos="720"/>
+        </w:tabs>
+        <w:ind w:left="720" w:hanging="360"/>
+      </w:pPr>
+      <w:rPr>
+        <w:rFonts w:ascii="Symbol" w:hAnsi="Symbol" w:hint="default"/>
+        <w:sz w:val="20"/>
+      </w:rPr>
+    </w:lvl>
+    <w:lvl w:ilvl="1" w:tentative="1">
+      <w:start w:val="1"/>
+      <w:numFmt w:val="bullet"/>
+      <w:lvlText w:val="o"/>
+      <w:lvlJc w:val="left"/>
+      <w:pPr>
+        <w:tabs>
+          <w:tab w:val="num" w:pos="1440"/>
+        </w:tabs>
+        <w:ind w:left="1440" w:hanging="360"/>
+      </w:pPr>
+      <w:rPr>
+        <w:rFonts w:ascii="Courier New" w:hAnsi="Courier New" w:hint="default"/>
+        <w:sz w:val="20"/>
+      </w:rPr>
+    </w:lvl>
+    <w:lvl w:ilvl="2" w:tentative="1">
+      <w:start w:val="1"/>
+      <w:numFmt w:val="bullet"/>
+      <w:lvlText w:val=""/>
+      <w:lvlJc w:val="left"/>
+      <w:pPr>
+        <w:tabs>
+          <w:tab w:val="num" w:pos="2160"/>
+        </w:tabs>
+        <w:ind w:left="2160" w:hanging="360"/>
+      </w:pPr>
+      <w:rPr>
+        <w:rFonts w:ascii="Wingdings" w:hAnsi="Wingdings" w:hint="default"/>
+        <w:sz w:val="20"/>
+      </w:rPr>
+    </w:lvl>
+    <w:lvl w:ilvl="3" w:tentative="1">
+      <w:start w:val="1"/>
+      <w:numFmt w:val="bullet"/>
+      <w:lvlText w:val=""/>
+      <w:lvlJc w:val="left"/>
+      <w:pPr>
+        <w:tabs>
+          <w:tab w:val="num" w:pos="2880"/>
+        </w:tabs>
+        <w:ind w:left="2880" w:hanging="360"/>
+      </w:pPr>
+      <w:rPr>
+        <w:rFonts w:ascii="Wingdings" w:hAnsi="Wingdings" w:hint="default"/>
+        <w:sz w:val="20"/>
+      </w:rPr>
+    </w:lvl>
+    <w:lvl w:ilvl="4" w:tentative="1">
+      <w:start w:val="1"/>
+      <w:numFmt w:val="bullet"/>
+      <w:lvlText w:val=""/>
+      <w:lvlJc w:val="left"/>
+      <w:pPr>
+        <w:tabs>
+          <w:tab w:val="num" w:pos="3600"/>
+        </w:tabs>
+        <w:ind w:left="3600" w:hanging="360"/>
+      </w:pPr>
+      <w:rPr>
+        <w:rFonts w:ascii="Wingdings" w:hAnsi="Wingdings" w:hint="default"/>
+        <w:sz w:val="20"/>
+      </w:rPr>
+    </w:lvl>
+    <w:lvl w:ilvl="5" w:tentative="1">
+      <w:start w:val="1"/>
+      <w:numFmt w:val="bullet"/>
+      <w:lvlText w:val=""/>
+      <w:lvlJc w:val="left"/>
+      <w:pPr>
+        <w:tabs>
+          <w:tab w:val="num" w:pos="4320"/>
+        </w:tabs>
+        <w:ind w:left="4320" w:hanging="360"/>
+      </w:pPr>
+      <w:rPr>
+        <w:rFonts w:ascii="Wingdings" w:hAnsi="Wingdings" w:hint="default"/>
+        <w:sz w:val="20"/>
+      </w:rPr>
+    </w:lvl>
+    <w:lvl w:ilvl="6" w:tentative="1">
+      <w:start w:val="1"/>
+      <w:numFmt w:val="bullet"/>
+      <w:lvlText w:val=""/>
+      <w:lvlJc w:val="left"/>
+      <w:pPr>
+        <w:tabs>
+          <w:tab w:val="num" w:pos="5040"/>
+        </w:tabs>
+        <w:ind w:left="5040" w:hanging="360"/>
+      </w:pPr>
+      <w:rPr>
+        <w:rFonts w:ascii="Wingdings" w:hAnsi="Wingdings" w:hint="default"/>
+        <w:sz w:val="20"/>
+      </w:rPr>
+    </w:lvl>
+    <w:lvl w:ilvl="7" w:tentative="1">
+      <w:start w:val="1"/>
+      <w:numFmt w:val="bullet"/>
+      <w:lvlText w:val=""/>
+      <w:lvlJc w:val="left"/>
+      <w:pPr>
+        <w:tabs>
+          <w:tab w:val="num" w:pos="5760"/>
+        </w:tabs>
+        <w:ind w:left="5760" w:hanging="360"/>
+      </w:pPr>
+      <w:rPr>
+        <w:rFonts w:ascii="Wingdings" w:hAnsi="Wingdings" w:hint="default"/>
+        <w:sz w:val="20"/>
+      </w:rPr>
+    </w:lvl>
+    <w:lvl w:ilvl="8" w:tentative="1">
+      <w:start w:val="1"/>
+      <w:numFmt w:val="bullet"/>
+      <w:lvlText w:val=""/>
+      <w:lvlJc w:val="left"/>
+      <w:pPr>
+        <w:tabs>
+          <w:tab w:val="num" w:pos="6480"/>
+        </w:tabs>
+        <w:ind w:left="6480" w:hanging="360"/>
+      </w:pPr>
+      <w:rPr>
+        <w:rFonts w:ascii="Wingdings" w:hAnsi="Wingdings" w:hint="default"/>
+        <w:sz w:val="20"/>
+      </w:rPr>
+    </w:lvl>
+  </w:abstractNum>
+  <w:abstractNum w:abstractNumId="5" w15:restartNumberingAfterBreak="0">
+    <w:nsid w:val="2A4B4D25"/>
+    <w:multiLevelType w:val="multilevel"/>
+    <w:tmpl w:val="AAA87480"/>
+    <w:lvl w:ilvl="0">
+      <w:start w:val="1"/>
+      <w:numFmt w:val="bullet"/>
+      <w:lvlText w:val=""/>
+      <w:lvlJc w:val="left"/>
+      <w:pPr>
+        <w:tabs>
+          <w:tab w:val="num" w:pos="720"/>
+        </w:tabs>
+        <w:ind w:left="720" w:hanging="360"/>
+      </w:pPr>
+      <w:rPr>
+        <w:rFonts w:ascii="Symbol" w:hAnsi="Symbol" w:hint="default"/>
+        <w:sz w:val="20"/>
+      </w:rPr>
+    </w:lvl>
+    <w:lvl w:ilvl="1" w:tentative="1">
+      <w:start w:val="1"/>
+      <w:numFmt w:val="bullet"/>
+      <w:lvlText w:val="o"/>
+      <w:lvlJc w:val="left"/>
+      <w:pPr>
+        <w:tabs>
+          <w:tab w:val="num" w:pos="1440"/>
+        </w:tabs>
+        <w:ind w:left="1440" w:hanging="360"/>
+      </w:pPr>
+      <w:rPr>
+        <w:rFonts w:ascii="Courier New" w:hAnsi="Courier New" w:hint="default"/>
+        <w:sz w:val="20"/>
+      </w:rPr>
+    </w:lvl>
+    <w:lvl w:ilvl="2" w:tentative="1">
+      <w:start w:val="1"/>
+      <w:numFmt w:val="bullet"/>
+      <w:lvlText w:val=""/>
+      <w:lvlJc w:val="left"/>
+      <w:pPr>
+        <w:tabs>
+          <w:tab w:val="num" w:pos="2160"/>
+        </w:tabs>
+        <w:ind w:left="2160" w:hanging="360"/>
+      </w:pPr>
+      <w:rPr>
+        <w:rFonts w:ascii="Wingdings" w:hAnsi="Wingdings" w:hint="default"/>
+        <w:sz w:val="20"/>
+      </w:rPr>
+    </w:lvl>
+    <w:lvl w:ilvl="3" w:tentative="1">
+      <w:start w:val="1"/>
+      <w:numFmt w:val="bullet"/>
+      <w:lvlText w:val=""/>
+      <w:lvlJc w:val="left"/>
+      <w:pPr>
+        <w:tabs>
+          <w:tab w:val="num" w:pos="2880"/>
+        </w:tabs>
+        <w:ind w:left="2880" w:hanging="360"/>
+      </w:pPr>
+      <w:rPr>
+        <w:rFonts w:ascii="Wingdings" w:hAnsi="Wingdings" w:hint="default"/>
+        <w:sz w:val="20"/>
+      </w:rPr>
+    </w:lvl>
+    <w:lvl w:ilvl="4" w:tentative="1">
+      <w:start w:val="1"/>
+      <w:numFmt w:val="bullet"/>
+      <w:lvlText w:val=""/>
+      <w:lvlJc w:val="left"/>
+      <w:pPr>
+        <w:tabs>
+          <w:tab w:val="num" w:pos="3600"/>
+        </w:tabs>
+        <w:ind w:left="3600" w:hanging="360"/>
+      </w:pPr>
+      <w:rPr>
+        <w:rFonts w:ascii="Wingdings" w:hAnsi="Wingdings" w:hint="default"/>
+        <w:sz w:val="20"/>
+      </w:rPr>
+    </w:lvl>
+    <w:lvl w:ilvl="5" w:tentative="1">
+      <w:start w:val="1"/>
+      <w:numFmt w:val="bullet"/>
+      <w:lvlText w:val=""/>
+      <w:lvlJc w:val="left"/>
+      <w:pPr>
+        <w:tabs>
+          <w:tab w:val="num" w:pos="4320"/>
+        </w:tabs>
+        <w:ind w:left="4320" w:hanging="360"/>
+      </w:pPr>
+      <w:rPr>
+        <w:rFonts w:ascii="Wingdings" w:hAnsi="Wingdings" w:hint="default"/>
+        <w:sz w:val="20"/>
+      </w:rPr>
+    </w:lvl>
+    <w:lvl w:ilvl="6" w:tentative="1">
+      <w:start w:val="1"/>
+      <w:numFmt w:val="bullet"/>
+      <w:lvlText w:val=""/>
+      <w:lvlJc w:val="left"/>
+      <w:pPr>
+        <w:tabs>
+          <w:tab w:val="num" w:pos="5040"/>
+        </w:tabs>
+        <w:ind w:left="5040" w:hanging="360"/>
+      </w:pPr>
+      <w:rPr>
+        <w:rFonts w:ascii="Wingdings" w:hAnsi="Wingdings" w:hint="default"/>
+        <w:sz w:val="20"/>
+      </w:rPr>
+    </w:lvl>
+    <w:lvl w:ilvl="7" w:tentative="1">
+      <w:start w:val="1"/>
+      <w:numFmt w:val="bullet"/>
+      <w:lvlText w:val=""/>
+      <w:lvlJc w:val="left"/>
+      <w:pPr>
+        <w:tabs>
+          <w:tab w:val="num" w:pos="5760"/>
+        </w:tabs>
+        <w:ind w:left="5760" w:hanging="360"/>
+      </w:pPr>
+      <w:rPr>
+        <w:rFonts w:ascii="Wingdings" w:hAnsi="Wingdings" w:hint="default"/>
+        <w:sz w:val="20"/>
+      </w:rPr>
+    </w:lvl>
+    <w:lvl w:ilvl="8" w:tentative="1">
+      <w:start w:val="1"/>
+      <w:numFmt w:val="bullet"/>
+      <w:lvlText w:val=""/>
+      <w:lvlJc w:val="left"/>
+      <w:pPr>
+        <w:tabs>
+          <w:tab w:val="num" w:pos="6480"/>
+        </w:tabs>
+        <w:ind w:left="6480" w:hanging="360"/>
+      </w:pPr>
+      <w:rPr>
+        <w:rFonts w:ascii="Wingdings" w:hAnsi="Wingdings" w:hint="default"/>
+        <w:sz w:val="20"/>
+      </w:rPr>
+    </w:lvl>
+  </w:abstractNum>
+  <w:abstractNum w:abstractNumId="6" w15:restartNumberingAfterBreak="0">
+    <w:nsid w:val="2BA813AE"/>
+    <w:multiLevelType w:val="multilevel"/>
+    <w:tmpl w:val="5E4ACA08"/>
+    <w:lvl w:ilvl="0">
+      <w:start w:val="1"/>
+      <w:numFmt w:val="bullet"/>
+      <w:lvlText w:val=""/>
+      <w:lvlJc w:val="left"/>
+      <w:pPr>
+        <w:tabs>
+          <w:tab w:val="num" w:pos="720"/>
+        </w:tabs>
+        <w:ind w:left="720" w:hanging="360"/>
+      </w:pPr>
+      <w:rPr>
+        <w:rFonts w:ascii="Symbol" w:hAnsi="Symbol" w:hint="default"/>
+        <w:sz w:val="20"/>
+      </w:rPr>
+    </w:lvl>
+    <w:lvl w:ilvl="1" w:tentative="1">
+      <w:start w:val="1"/>
+      <w:numFmt w:val="bullet"/>
+      <w:lvlText w:val="o"/>
+      <w:lvlJc w:val="left"/>
+      <w:pPr>
+        <w:tabs>
+          <w:tab w:val="num" w:pos="1440"/>
+        </w:tabs>
+        <w:ind w:left="1440" w:hanging="360"/>
+      </w:pPr>
+      <w:rPr>
+        <w:rFonts w:ascii="Courier New" w:hAnsi="Courier New" w:hint="default"/>
+        <w:sz w:val="20"/>
+      </w:rPr>
+    </w:lvl>
+    <w:lvl w:ilvl="2" w:tentative="1">
+      <w:start w:val="1"/>
+      <w:numFmt w:val="bullet"/>
+      <w:lvlText w:val=""/>
+      <w:lvlJc w:val="left"/>
+      <w:pPr>
+        <w:tabs>
+          <w:tab w:val="num" w:pos="2160"/>
+        </w:tabs>
+        <w:ind w:left="2160" w:hanging="360"/>
+      </w:pPr>
+      <w:rPr>
+        <w:rFonts w:ascii="Wingdings" w:hAnsi="Wingdings" w:hint="default"/>
+        <w:sz w:val="20"/>
+      </w:rPr>
+    </w:lvl>
+    <w:lvl w:ilvl="3" w:tentative="1">
+      <w:start w:val="1"/>
+      <w:numFmt w:val="bullet"/>
+      <w:lvlText w:val=""/>
+      <w:lvlJc w:val="left"/>
+      <w:pPr>
+        <w:tabs>
+          <w:tab w:val="num" w:pos="2880"/>
+        </w:tabs>
+        <w:ind w:left="2880" w:hanging="360"/>
+      </w:pPr>
+      <w:rPr>
+        <w:rFonts w:ascii="Wingdings" w:hAnsi="Wingdings" w:hint="default"/>
+        <w:sz w:val="20"/>
+      </w:rPr>
+    </w:lvl>
+    <w:lvl w:ilvl="4" w:tentative="1">
+      <w:start w:val="1"/>
+      <w:numFmt w:val="bullet"/>
+      <w:lvlText w:val=""/>
+      <w:lvlJc w:val="left"/>
+      <w:pPr>
+        <w:tabs>
+          <w:tab w:val="num" w:pos="3600"/>
+        </w:tabs>
+        <w:ind w:left="3600" w:hanging="360"/>
+      </w:pPr>
+      <w:rPr>
+        <w:rFonts w:ascii="Wingdings" w:hAnsi="Wingdings" w:hint="default"/>
+        <w:sz w:val="20"/>
+      </w:rPr>
+    </w:lvl>
+    <w:lvl w:ilvl="5" w:tentative="1">
+      <w:start w:val="1"/>
+      <w:numFmt w:val="bullet"/>
+      <w:lvlText w:val=""/>
+      <w:lvlJc w:val="left"/>
+      <w:pPr>
+        <w:tabs>
+          <w:tab w:val="num" w:pos="4320"/>
+        </w:tabs>
+        <w:ind w:left="4320" w:hanging="360"/>
+      </w:pPr>
+      <w:rPr>
+        <w:rFonts w:ascii="Wingdings" w:hAnsi="Wingdings" w:hint="default"/>
+        <w:sz w:val="20"/>
+      </w:rPr>
+    </w:lvl>
+    <w:lvl w:ilvl="6" w:tentative="1">
+      <w:start w:val="1"/>
+      <w:numFmt w:val="bullet"/>
+      <w:lvlText w:val=""/>
+      <w:lvlJc w:val="left"/>
+      <w:pPr>
+        <w:tabs>
+          <w:tab w:val="num" w:pos="5040"/>
+        </w:tabs>
+        <w:ind w:left="5040" w:hanging="360"/>
+      </w:pPr>
+      <w:rPr>
+        <w:rFonts w:ascii="Wingdings" w:hAnsi="Wingdings" w:hint="default"/>
+        <w:sz w:val="20"/>
+      </w:rPr>
+    </w:lvl>
+    <w:lvl w:ilvl="7" w:tentative="1">
+      <w:start w:val="1"/>
+      <w:numFmt w:val="bullet"/>
+      <w:lvlText w:val=""/>
+      <w:lvlJc w:val="left"/>
+      <w:pPr>
+        <w:tabs>
+          <w:tab w:val="num" w:pos="5760"/>
+        </w:tabs>
+        <w:ind w:left="5760" w:hanging="360"/>
+      </w:pPr>
+      <w:rPr>
+        <w:rFonts w:ascii="Wingdings" w:hAnsi="Wingdings" w:hint="default"/>
+        <w:sz w:val="20"/>
+      </w:rPr>
+    </w:lvl>
+    <w:lvl w:ilvl="8" w:tentative="1">
+      <w:start w:val="1"/>
+      <w:numFmt w:val="bullet"/>
+      <w:lvlText w:val=""/>
+      <w:lvlJc w:val="left"/>
+      <w:pPr>
+        <w:tabs>
+          <w:tab w:val="num" w:pos="6480"/>
+        </w:tabs>
+        <w:ind w:left="6480" w:hanging="360"/>
+      </w:pPr>
+      <w:rPr>
+        <w:rFonts w:ascii="Wingdings" w:hAnsi="Wingdings" w:hint="default"/>
+        <w:sz w:val="20"/>
+      </w:rPr>
+    </w:lvl>
+  </w:abstractNum>
+  <w:abstractNum w:abstractNumId="7" w15:restartNumberingAfterBreak="0">
     <w:nsid w:val="30794FDB"/>
     <w:multiLevelType w:val="multilevel"/>
     <w:tmpl w:val="7526D5DE"/>
@@ -3187,11 +5222,2005 @@
       </w:rPr>
     </w:lvl>
   </w:abstractNum>
+  <w:abstractNum w:abstractNumId="8" w15:restartNumberingAfterBreak="0">
+    <w:nsid w:val="31473A24"/>
+    <w:multiLevelType w:val="multilevel"/>
+    <w:tmpl w:val="73EA4D5A"/>
+    <w:lvl w:ilvl="0">
+      <w:start w:val="1"/>
+      <w:numFmt w:val="bullet"/>
+      <w:lvlText w:val=""/>
+      <w:lvlJc w:val="left"/>
+      <w:pPr>
+        <w:tabs>
+          <w:tab w:val="num" w:pos="720"/>
+        </w:tabs>
+        <w:ind w:left="720" w:hanging="360"/>
+      </w:pPr>
+      <w:rPr>
+        <w:rFonts w:ascii="Symbol" w:hAnsi="Symbol" w:hint="default"/>
+        <w:sz w:val="20"/>
+      </w:rPr>
+    </w:lvl>
+    <w:lvl w:ilvl="1" w:tentative="1">
+      <w:start w:val="1"/>
+      <w:numFmt w:val="bullet"/>
+      <w:lvlText w:val="o"/>
+      <w:lvlJc w:val="left"/>
+      <w:pPr>
+        <w:tabs>
+          <w:tab w:val="num" w:pos="1440"/>
+        </w:tabs>
+        <w:ind w:left="1440" w:hanging="360"/>
+      </w:pPr>
+      <w:rPr>
+        <w:rFonts w:ascii="Courier New" w:hAnsi="Courier New" w:hint="default"/>
+        <w:sz w:val="20"/>
+      </w:rPr>
+    </w:lvl>
+    <w:lvl w:ilvl="2" w:tentative="1">
+      <w:start w:val="1"/>
+      <w:numFmt w:val="bullet"/>
+      <w:lvlText w:val=""/>
+      <w:lvlJc w:val="left"/>
+      <w:pPr>
+        <w:tabs>
+          <w:tab w:val="num" w:pos="2160"/>
+        </w:tabs>
+        <w:ind w:left="2160" w:hanging="360"/>
+      </w:pPr>
+      <w:rPr>
+        <w:rFonts w:ascii="Wingdings" w:hAnsi="Wingdings" w:hint="default"/>
+        <w:sz w:val="20"/>
+      </w:rPr>
+    </w:lvl>
+    <w:lvl w:ilvl="3" w:tentative="1">
+      <w:start w:val="1"/>
+      <w:numFmt w:val="bullet"/>
+      <w:lvlText w:val=""/>
+      <w:lvlJc w:val="left"/>
+      <w:pPr>
+        <w:tabs>
+          <w:tab w:val="num" w:pos="2880"/>
+        </w:tabs>
+        <w:ind w:left="2880" w:hanging="360"/>
+      </w:pPr>
+      <w:rPr>
+        <w:rFonts w:ascii="Wingdings" w:hAnsi="Wingdings" w:hint="default"/>
+        <w:sz w:val="20"/>
+      </w:rPr>
+    </w:lvl>
+    <w:lvl w:ilvl="4" w:tentative="1">
+      <w:start w:val="1"/>
+      <w:numFmt w:val="bullet"/>
+      <w:lvlText w:val=""/>
+      <w:lvlJc w:val="left"/>
+      <w:pPr>
+        <w:tabs>
+          <w:tab w:val="num" w:pos="3600"/>
+        </w:tabs>
+        <w:ind w:left="3600" w:hanging="360"/>
+      </w:pPr>
+      <w:rPr>
+        <w:rFonts w:ascii="Wingdings" w:hAnsi="Wingdings" w:hint="default"/>
+        <w:sz w:val="20"/>
+      </w:rPr>
+    </w:lvl>
+    <w:lvl w:ilvl="5" w:tentative="1">
+      <w:start w:val="1"/>
+      <w:numFmt w:val="bullet"/>
+      <w:lvlText w:val=""/>
+      <w:lvlJc w:val="left"/>
+      <w:pPr>
+        <w:tabs>
+          <w:tab w:val="num" w:pos="4320"/>
+        </w:tabs>
+        <w:ind w:left="4320" w:hanging="360"/>
+      </w:pPr>
+      <w:rPr>
+        <w:rFonts w:ascii="Wingdings" w:hAnsi="Wingdings" w:hint="default"/>
+        <w:sz w:val="20"/>
+      </w:rPr>
+    </w:lvl>
+    <w:lvl w:ilvl="6" w:tentative="1">
+      <w:start w:val="1"/>
+      <w:numFmt w:val="bullet"/>
+      <w:lvlText w:val=""/>
+      <w:lvlJc w:val="left"/>
+      <w:pPr>
+        <w:tabs>
+          <w:tab w:val="num" w:pos="5040"/>
+        </w:tabs>
+        <w:ind w:left="5040" w:hanging="360"/>
+      </w:pPr>
+      <w:rPr>
+        <w:rFonts w:ascii="Wingdings" w:hAnsi="Wingdings" w:hint="default"/>
+        <w:sz w:val="20"/>
+      </w:rPr>
+    </w:lvl>
+    <w:lvl w:ilvl="7" w:tentative="1">
+      <w:start w:val="1"/>
+      <w:numFmt w:val="bullet"/>
+      <w:lvlText w:val=""/>
+      <w:lvlJc w:val="left"/>
+      <w:pPr>
+        <w:tabs>
+          <w:tab w:val="num" w:pos="5760"/>
+        </w:tabs>
+        <w:ind w:left="5760" w:hanging="360"/>
+      </w:pPr>
+      <w:rPr>
+        <w:rFonts w:ascii="Wingdings" w:hAnsi="Wingdings" w:hint="default"/>
+        <w:sz w:val="20"/>
+      </w:rPr>
+    </w:lvl>
+    <w:lvl w:ilvl="8" w:tentative="1">
+      <w:start w:val="1"/>
+      <w:numFmt w:val="bullet"/>
+      <w:lvlText w:val=""/>
+      <w:lvlJc w:val="left"/>
+      <w:pPr>
+        <w:tabs>
+          <w:tab w:val="num" w:pos="6480"/>
+        </w:tabs>
+        <w:ind w:left="6480" w:hanging="360"/>
+      </w:pPr>
+      <w:rPr>
+        <w:rFonts w:ascii="Wingdings" w:hAnsi="Wingdings" w:hint="default"/>
+        <w:sz w:val="20"/>
+      </w:rPr>
+    </w:lvl>
+  </w:abstractNum>
+  <w:abstractNum w:abstractNumId="9" w15:restartNumberingAfterBreak="0">
+    <w:nsid w:val="32407F1E"/>
+    <w:multiLevelType w:val="multilevel"/>
+    <w:tmpl w:val="D424E51A"/>
+    <w:lvl w:ilvl="0">
+      <w:start w:val="1"/>
+      <w:numFmt w:val="bullet"/>
+      <w:lvlText w:val=""/>
+      <w:lvlJc w:val="left"/>
+      <w:pPr>
+        <w:tabs>
+          <w:tab w:val="num" w:pos="720"/>
+        </w:tabs>
+        <w:ind w:left="720" w:hanging="360"/>
+      </w:pPr>
+      <w:rPr>
+        <w:rFonts w:ascii="Symbol" w:hAnsi="Symbol" w:hint="default"/>
+        <w:sz w:val="20"/>
+      </w:rPr>
+    </w:lvl>
+    <w:lvl w:ilvl="1" w:tentative="1">
+      <w:start w:val="1"/>
+      <w:numFmt w:val="bullet"/>
+      <w:lvlText w:val="o"/>
+      <w:lvlJc w:val="left"/>
+      <w:pPr>
+        <w:tabs>
+          <w:tab w:val="num" w:pos="1440"/>
+        </w:tabs>
+        <w:ind w:left="1440" w:hanging="360"/>
+      </w:pPr>
+      <w:rPr>
+        <w:rFonts w:ascii="Courier New" w:hAnsi="Courier New" w:hint="default"/>
+        <w:sz w:val="20"/>
+      </w:rPr>
+    </w:lvl>
+    <w:lvl w:ilvl="2" w:tentative="1">
+      <w:start w:val="1"/>
+      <w:numFmt w:val="bullet"/>
+      <w:lvlText w:val=""/>
+      <w:lvlJc w:val="left"/>
+      <w:pPr>
+        <w:tabs>
+          <w:tab w:val="num" w:pos="2160"/>
+        </w:tabs>
+        <w:ind w:left="2160" w:hanging="360"/>
+      </w:pPr>
+      <w:rPr>
+        <w:rFonts w:ascii="Wingdings" w:hAnsi="Wingdings" w:hint="default"/>
+        <w:sz w:val="20"/>
+      </w:rPr>
+    </w:lvl>
+    <w:lvl w:ilvl="3" w:tentative="1">
+      <w:start w:val="1"/>
+      <w:numFmt w:val="bullet"/>
+      <w:lvlText w:val=""/>
+      <w:lvlJc w:val="left"/>
+      <w:pPr>
+        <w:tabs>
+          <w:tab w:val="num" w:pos="2880"/>
+        </w:tabs>
+        <w:ind w:left="2880" w:hanging="360"/>
+      </w:pPr>
+      <w:rPr>
+        <w:rFonts w:ascii="Wingdings" w:hAnsi="Wingdings" w:hint="default"/>
+        <w:sz w:val="20"/>
+      </w:rPr>
+    </w:lvl>
+    <w:lvl w:ilvl="4" w:tentative="1">
+      <w:start w:val="1"/>
+      <w:numFmt w:val="bullet"/>
+      <w:lvlText w:val=""/>
+      <w:lvlJc w:val="left"/>
+      <w:pPr>
+        <w:tabs>
+          <w:tab w:val="num" w:pos="3600"/>
+        </w:tabs>
+        <w:ind w:left="3600" w:hanging="360"/>
+      </w:pPr>
+      <w:rPr>
+        <w:rFonts w:ascii="Wingdings" w:hAnsi="Wingdings" w:hint="default"/>
+        <w:sz w:val="20"/>
+      </w:rPr>
+    </w:lvl>
+    <w:lvl w:ilvl="5" w:tentative="1">
+      <w:start w:val="1"/>
+      <w:numFmt w:val="bullet"/>
+      <w:lvlText w:val=""/>
+      <w:lvlJc w:val="left"/>
+      <w:pPr>
+        <w:tabs>
+          <w:tab w:val="num" w:pos="4320"/>
+        </w:tabs>
+        <w:ind w:left="4320" w:hanging="360"/>
+      </w:pPr>
+      <w:rPr>
+        <w:rFonts w:ascii="Wingdings" w:hAnsi="Wingdings" w:hint="default"/>
+        <w:sz w:val="20"/>
+      </w:rPr>
+    </w:lvl>
+    <w:lvl w:ilvl="6" w:tentative="1">
+      <w:start w:val="1"/>
+      <w:numFmt w:val="bullet"/>
+      <w:lvlText w:val=""/>
+      <w:lvlJc w:val="left"/>
+      <w:pPr>
+        <w:tabs>
+          <w:tab w:val="num" w:pos="5040"/>
+        </w:tabs>
+        <w:ind w:left="5040" w:hanging="360"/>
+      </w:pPr>
+      <w:rPr>
+        <w:rFonts w:ascii="Wingdings" w:hAnsi="Wingdings" w:hint="default"/>
+        <w:sz w:val="20"/>
+      </w:rPr>
+    </w:lvl>
+    <w:lvl w:ilvl="7" w:tentative="1">
+      <w:start w:val="1"/>
+      <w:numFmt w:val="bullet"/>
+      <w:lvlText w:val=""/>
+      <w:lvlJc w:val="left"/>
+      <w:pPr>
+        <w:tabs>
+          <w:tab w:val="num" w:pos="5760"/>
+        </w:tabs>
+        <w:ind w:left="5760" w:hanging="360"/>
+      </w:pPr>
+      <w:rPr>
+        <w:rFonts w:ascii="Wingdings" w:hAnsi="Wingdings" w:hint="default"/>
+        <w:sz w:val="20"/>
+      </w:rPr>
+    </w:lvl>
+    <w:lvl w:ilvl="8" w:tentative="1">
+      <w:start w:val="1"/>
+      <w:numFmt w:val="bullet"/>
+      <w:lvlText w:val=""/>
+      <w:lvlJc w:val="left"/>
+      <w:pPr>
+        <w:tabs>
+          <w:tab w:val="num" w:pos="6480"/>
+        </w:tabs>
+        <w:ind w:left="6480" w:hanging="360"/>
+      </w:pPr>
+      <w:rPr>
+        <w:rFonts w:ascii="Wingdings" w:hAnsi="Wingdings" w:hint="default"/>
+        <w:sz w:val="20"/>
+      </w:rPr>
+    </w:lvl>
+  </w:abstractNum>
+  <w:abstractNum w:abstractNumId="10" w15:restartNumberingAfterBreak="0">
+    <w:nsid w:val="382E6C8E"/>
+    <w:multiLevelType w:val="multilevel"/>
+    <w:tmpl w:val="BC360F6A"/>
+    <w:lvl w:ilvl="0">
+      <w:start w:val="1"/>
+      <w:numFmt w:val="bullet"/>
+      <w:lvlText w:val=""/>
+      <w:lvlJc w:val="left"/>
+      <w:pPr>
+        <w:tabs>
+          <w:tab w:val="num" w:pos="720"/>
+        </w:tabs>
+        <w:ind w:left="720" w:hanging="360"/>
+      </w:pPr>
+      <w:rPr>
+        <w:rFonts w:ascii="Symbol" w:hAnsi="Symbol" w:hint="default"/>
+        <w:sz w:val="20"/>
+      </w:rPr>
+    </w:lvl>
+    <w:lvl w:ilvl="1" w:tentative="1">
+      <w:start w:val="1"/>
+      <w:numFmt w:val="bullet"/>
+      <w:lvlText w:val="o"/>
+      <w:lvlJc w:val="left"/>
+      <w:pPr>
+        <w:tabs>
+          <w:tab w:val="num" w:pos="1440"/>
+        </w:tabs>
+        <w:ind w:left="1440" w:hanging="360"/>
+      </w:pPr>
+      <w:rPr>
+        <w:rFonts w:ascii="Courier New" w:hAnsi="Courier New" w:hint="default"/>
+        <w:sz w:val="20"/>
+      </w:rPr>
+    </w:lvl>
+    <w:lvl w:ilvl="2" w:tentative="1">
+      <w:start w:val="1"/>
+      <w:numFmt w:val="bullet"/>
+      <w:lvlText w:val=""/>
+      <w:lvlJc w:val="left"/>
+      <w:pPr>
+        <w:tabs>
+          <w:tab w:val="num" w:pos="2160"/>
+        </w:tabs>
+        <w:ind w:left="2160" w:hanging="360"/>
+      </w:pPr>
+      <w:rPr>
+        <w:rFonts w:ascii="Wingdings" w:hAnsi="Wingdings" w:hint="default"/>
+        <w:sz w:val="20"/>
+      </w:rPr>
+    </w:lvl>
+    <w:lvl w:ilvl="3" w:tentative="1">
+      <w:start w:val="1"/>
+      <w:numFmt w:val="bullet"/>
+      <w:lvlText w:val=""/>
+      <w:lvlJc w:val="left"/>
+      <w:pPr>
+        <w:tabs>
+          <w:tab w:val="num" w:pos="2880"/>
+        </w:tabs>
+        <w:ind w:left="2880" w:hanging="360"/>
+      </w:pPr>
+      <w:rPr>
+        <w:rFonts w:ascii="Wingdings" w:hAnsi="Wingdings" w:hint="default"/>
+        <w:sz w:val="20"/>
+      </w:rPr>
+    </w:lvl>
+    <w:lvl w:ilvl="4" w:tentative="1">
+      <w:start w:val="1"/>
+      <w:numFmt w:val="bullet"/>
+      <w:lvlText w:val=""/>
+      <w:lvlJc w:val="left"/>
+      <w:pPr>
+        <w:tabs>
+          <w:tab w:val="num" w:pos="3600"/>
+        </w:tabs>
+        <w:ind w:left="3600" w:hanging="360"/>
+      </w:pPr>
+      <w:rPr>
+        <w:rFonts w:ascii="Wingdings" w:hAnsi="Wingdings" w:hint="default"/>
+        <w:sz w:val="20"/>
+      </w:rPr>
+    </w:lvl>
+    <w:lvl w:ilvl="5" w:tentative="1">
+      <w:start w:val="1"/>
+      <w:numFmt w:val="bullet"/>
+      <w:lvlText w:val=""/>
+      <w:lvlJc w:val="left"/>
+      <w:pPr>
+        <w:tabs>
+          <w:tab w:val="num" w:pos="4320"/>
+        </w:tabs>
+        <w:ind w:left="4320" w:hanging="360"/>
+      </w:pPr>
+      <w:rPr>
+        <w:rFonts w:ascii="Wingdings" w:hAnsi="Wingdings" w:hint="default"/>
+        <w:sz w:val="20"/>
+      </w:rPr>
+    </w:lvl>
+    <w:lvl w:ilvl="6" w:tentative="1">
+      <w:start w:val="1"/>
+      <w:numFmt w:val="bullet"/>
+      <w:lvlText w:val=""/>
+      <w:lvlJc w:val="left"/>
+      <w:pPr>
+        <w:tabs>
+          <w:tab w:val="num" w:pos="5040"/>
+        </w:tabs>
+        <w:ind w:left="5040" w:hanging="360"/>
+      </w:pPr>
+      <w:rPr>
+        <w:rFonts w:ascii="Wingdings" w:hAnsi="Wingdings" w:hint="default"/>
+        <w:sz w:val="20"/>
+      </w:rPr>
+    </w:lvl>
+    <w:lvl w:ilvl="7" w:tentative="1">
+      <w:start w:val="1"/>
+      <w:numFmt w:val="bullet"/>
+      <w:lvlText w:val=""/>
+      <w:lvlJc w:val="left"/>
+      <w:pPr>
+        <w:tabs>
+          <w:tab w:val="num" w:pos="5760"/>
+        </w:tabs>
+        <w:ind w:left="5760" w:hanging="360"/>
+      </w:pPr>
+      <w:rPr>
+        <w:rFonts w:ascii="Wingdings" w:hAnsi="Wingdings" w:hint="default"/>
+        <w:sz w:val="20"/>
+      </w:rPr>
+    </w:lvl>
+    <w:lvl w:ilvl="8" w:tentative="1">
+      <w:start w:val="1"/>
+      <w:numFmt w:val="bullet"/>
+      <w:lvlText w:val=""/>
+      <w:lvlJc w:val="left"/>
+      <w:pPr>
+        <w:tabs>
+          <w:tab w:val="num" w:pos="6480"/>
+        </w:tabs>
+        <w:ind w:left="6480" w:hanging="360"/>
+      </w:pPr>
+      <w:rPr>
+        <w:rFonts w:ascii="Wingdings" w:hAnsi="Wingdings" w:hint="default"/>
+        <w:sz w:val="20"/>
+      </w:rPr>
+    </w:lvl>
+  </w:abstractNum>
+  <w:abstractNum w:abstractNumId="11" w15:restartNumberingAfterBreak="0">
+    <w:nsid w:val="3BB71C48"/>
+    <w:multiLevelType w:val="multilevel"/>
+    <w:tmpl w:val="43BCDD6A"/>
+    <w:lvl w:ilvl="0">
+      <w:start w:val="1"/>
+      <w:numFmt w:val="bullet"/>
+      <w:lvlText w:val=""/>
+      <w:lvlJc w:val="left"/>
+      <w:pPr>
+        <w:tabs>
+          <w:tab w:val="num" w:pos="720"/>
+        </w:tabs>
+        <w:ind w:left="720" w:hanging="360"/>
+      </w:pPr>
+      <w:rPr>
+        <w:rFonts w:ascii="Symbol" w:hAnsi="Symbol" w:hint="default"/>
+        <w:sz w:val="20"/>
+      </w:rPr>
+    </w:lvl>
+    <w:lvl w:ilvl="1" w:tentative="1">
+      <w:start w:val="1"/>
+      <w:numFmt w:val="bullet"/>
+      <w:lvlText w:val="o"/>
+      <w:lvlJc w:val="left"/>
+      <w:pPr>
+        <w:tabs>
+          <w:tab w:val="num" w:pos="1440"/>
+        </w:tabs>
+        <w:ind w:left="1440" w:hanging="360"/>
+      </w:pPr>
+      <w:rPr>
+        <w:rFonts w:ascii="Courier New" w:hAnsi="Courier New" w:hint="default"/>
+        <w:sz w:val="20"/>
+      </w:rPr>
+    </w:lvl>
+    <w:lvl w:ilvl="2" w:tentative="1">
+      <w:start w:val="1"/>
+      <w:numFmt w:val="bullet"/>
+      <w:lvlText w:val=""/>
+      <w:lvlJc w:val="left"/>
+      <w:pPr>
+        <w:tabs>
+          <w:tab w:val="num" w:pos="2160"/>
+        </w:tabs>
+        <w:ind w:left="2160" w:hanging="360"/>
+      </w:pPr>
+      <w:rPr>
+        <w:rFonts w:ascii="Wingdings" w:hAnsi="Wingdings" w:hint="default"/>
+        <w:sz w:val="20"/>
+      </w:rPr>
+    </w:lvl>
+    <w:lvl w:ilvl="3" w:tentative="1">
+      <w:start w:val="1"/>
+      <w:numFmt w:val="bullet"/>
+      <w:lvlText w:val=""/>
+      <w:lvlJc w:val="left"/>
+      <w:pPr>
+        <w:tabs>
+          <w:tab w:val="num" w:pos="2880"/>
+        </w:tabs>
+        <w:ind w:left="2880" w:hanging="360"/>
+      </w:pPr>
+      <w:rPr>
+        <w:rFonts w:ascii="Wingdings" w:hAnsi="Wingdings" w:hint="default"/>
+        <w:sz w:val="20"/>
+      </w:rPr>
+    </w:lvl>
+    <w:lvl w:ilvl="4" w:tentative="1">
+      <w:start w:val="1"/>
+      <w:numFmt w:val="bullet"/>
+      <w:lvlText w:val=""/>
+      <w:lvlJc w:val="left"/>
+      <w:pPr>
+        <w:tabs>
+          <w:tab w:val="num" w:pos="3600"/>
+        </w:tabs>
+        <w:ind w:left="3600" w:hanging="360"/>
+      </w:pPr>
+      <w:rPr>
+        <w:rFonts w:ascii="Wingdings" w:hAnsi="Wingdings" w:hint="default"/>
+        <w:sz w:val="20"/>
+      </w:rPr>
+    </w:lvl>
+    <w:lvl w:ilvl="5" w:tentative="1">
+      <w:start w:val="1"/>
+      <w:numFmt w:val="bullet"/>
+      <w:lvlText w:val=""/>
+      <w:lvlJc w:val="left"/>
+      <w:pPr>
+        <w:tabs>
+          <w:tab w:val="num" w:pos="4320"/>
+        </w:tabs>
+        <w:ind w:left="4320" w:hanging="360"/>
+      </w:pPr>
+      <w:rPr>
+        <w:rFonts w:ascii="Wingdings" w:hAnsi="Wingdings" w:hint="default"/>
+        <w:sz w:val="20"/>
+      </w:rPr>
+    </w:lvl>
+    <w:lvl w:ilvl="6" w:tentative="1">
+      <w:start w:val="1"/>
+      <w:numFmt w:val="bullet"/>
+      <w:lvlText w:val=""/>
+      <w:lvlJc w:val="left"/>
+      <w:pPr>
+        <w:tabs>
+          <w:tab w:val="num" w:pos="5040"/>
+        </w:tabs>
+        <w:ind w:left="5040" w:hanging="360"/>
+      </w:pPr>
+      <w:rPr>
+        <w:rFonts w:ascii="Wingdings" w:hAnsi="Wingdings" w:hint="default"/>
+        <w:sz w:val="20"/>
+      </w:rPr>
+    </w:lvl>
+    <w:lvl w:ilvl="7" w:tentative="1">
+      <w:start w:val="1"/>
+      <w:numFmt w:val="bullet"/>
+      <w:lvlText w:val=""/>
+      <w:lvlJc w:val="left"/>
+      <w:pPr>
+        <w:tabs>
+          <w:tab w:val="num" w:pos="5760"/>
+        </w:tabs>
+        <w:ind w:left="5760" w:hanging="360"/>
+      </w:pPr>
+      <w:rPr>
+        <w:rFonts w:ascii="Wingdings" w:hAnsi="Wingdings" w:hint="default"/>
+        <w:sz w:val="20"/>
+      </w:rPr>
+    </w:lvl>
+    <w:lvl w:ilvl="8" w:tentative="1">
+      <w:start w:val="1"/>
+      <w:numFmt w:val="bullet"/>
+      <w:lvlText w:val=""/>
+      <w:lvlJc w:val="left"/>
+      <w:pPr>
+        <w:tabs>
+          <w:tab w:val="num" w:pos="6480"/>
+        </w:tabs>
+        <w:ind w:left="6480" w:hanging="360"/>
+      </w:pPr>
+      <w:rPr>
+        <w:rFonts w:ascii="Wingdings" w:hAnsi="Wingdings" w:hint="default"/>
+        <w:sz w:val="20"/>
+      </w:rPr>
+    </w:lvl>
+  </w:abstractNum>
+  <w:abstractNum w:abstractNumId="12" w15:restartNumberingAfterBreak="0">
+    <w:nsid w:val="47D31C9F"/>
+    <w:multiLevelType w:val="multilevel"/>
+    <w:tmpl w:val="8F3C8CC0"/>
+    <w:lvl w:ilvl="0">
+      <w:start w:val="1"/>
+      <w:numFmt w:val="bullet"/>
+      <w:lvlText w:val=""/>
+      <w:lvlJc w:val="left"/>
+      <w:pPr>
+        <w:tabs>
+          <w:tab w:val="num" w:pos="720"/>
+        </w:tabs>
+        <w:ind w:left="720" w:hanging="360"/>
+      </w:pPr>
+      <w:rPr>
+        <w:rFonts w:ascii="Symbol" w:hAnsi="Symbol" w:hint="default"/>
+        <w:sz w:val="20"/>
+      </w:rPr>
+    </w:lvl>
+    <w:lvl w:ilvl="1" w:tentative="1">
+      <w:start w:val="1"/>
+      <w:numFmt w:val="bullet"/>
+      <w:lvlText w:val="o"/>
+      <w:lvlJc w:val="left"/>
+      <w:pPr>
+        <w:tabs>
+          <w:tab w:val="num" w:pos="1440"/>
+        </w:tabs>
+        <w:ind w:left="1440" w:hanging="360"/>
+      </w:pPr>
+      <w:rPr>
+        <w:rFonts w:ascii="Courier New" w:hAnsi="Courier New" w:hint="default"/>
+        <w:sz w:val="20"/>
+      </w:rPr>
+    </w:lvl>
+    <w:lvl w:ilvl="2" w:tentative="1">
+      <w:start w:val="1"/>
+      <w:numFmt w:val="bullet"/>
+      <w:lvlText w:val=""/>
+      <w:lvlJc w:val="left"/>
+      <w:pPr>
+        <w:tabs>
+          <w:tab w:val="num" w:pos="2160"/>
+        </w:tabs>
+        <w:ind w:left="2160" w:hanging="360"/>
+      </w:pPr>
+      <w:rPr>
+        <w:rFonts w:ascii="Wingdings" w:hAnsi="Wingdings" w:hint="default"/>
+        <w:sz w:val="20"/>
+      </w:rPr>
+    </w:lvl>
+    <w:lvl w:ilvl="3" w:tentative="1">
+      <w:start w:val="1"/>
+      <w:numFmt w:val="bullet"/>
+      <w:lvlText w:val=""/>
+      <w:lvlJc w:val="left"/>
+      <w:pPr>
+        <w:tabs>
+          <w:tab w:val="num" w:pos="2880"/>
+        </w:tabs>
+        <w:ind w:left="2880" w:hanging="360"/>
+      </w:pPr>
+      <w:rPr>
+        <w:rFonts w:ascii="Wingdings" w:hAnsi="Wingdings" w:hint="default"/>
+        <w:sz w:val="20"/>
+      </w:rPr>
+    </w:lvl>
+    <w:lvl w:ilvl="4" w:tentative="1">
+      <w:start w:val="1"/>
+      <w:numFmt w:val="bullet"/>
+      <w:lvlText w:val=""/>
+      <w:lvlJc w:val="left"/>
+      <w:pPr>
+        <w:tabs>
+          <w:tab w:val="num" w:pos="3600"/>
+        </w:tabs>
+        <w:ind w:left="3600" w:hanging="360"/>
+      </w:pPr>
+      <w:rPr>
+        <w:rFonts w:ascii="Wingdings" w:hAnsi="Wingdings" w:hint="default"/>
+        <w:sz w:val="20"/>
+      </w:rPr>
+    </w:lvl>
+    <w:lvl w:ilvl="5" w:tentative="1">
+      <w:start w:val="1"/>
+      <w:numFmt w:val="bullet"/>
+      <w:lvlText w:val=""/>
+      <w:lvlJc w:val="left"/>
+      <w:pPr>
+        <w:tabs>
+          <w:tab w:val="num" w:pos="4320"/>
+        </w:tabs>
+        <w:ind w:left="4320" w:hanging="360"/>
+      </w:pPr>
+      <w:rPr>
+        <w:rFonts w:ascii="Wingdings" w:hAnsi="Wingdings" w:hint="default"/>
+        <w:sz w:val="20"/>
+      </w:rPr>
+    </w:lvl>
+    <w:lvl w:ilvl="6" w:tentative="1">
+      <w:start w:val="1"/>
+      <w:numFmt w:val="bullet"/>
+      <w:lvlText w:val=""/>
+      <w:lvlJc w:val="left"/>
+      <w:pPr>
+        <w:tabs>
+          <w:tab w:val="num" w:pos="5040"/>
+        </w:tabs>
+        <w:ind w:left="5040" w:hanging="360"/>
+      </w:pPr>
+      <w:rPr>
+        <w:rFonts w:ascii="Wingdings" w:hAnsi="Wingdings" w:hint="default"/>
+        <w:sz w:val="20"/>
+      </w:rPr>
+    </w:lvl>
+    <w:lvl w:ilvl="7" w:tentative="1">
+      <w:start w:val="1"/>
+      <w:numFmt w:val="bullet"/>
+      <w:lvlText w:val=""/>
+      <w:lvlJc w:val="left"/>
+      <w:pPr>
+        <w:tabs>
+          <w:tab w:val="num" w:pos="5760"/>
+        </w:tabs>
+        <w:ind w:left="5760" w:hanging="360"/>
+      </w:pPr>
+      <w:rPr>
+        <w:rFonts w:ascii="Wingdings" w:hAnsi="Wingdings" w:hint="default"/>
+        <w:sz w:val="20"/>
+      </w:rPr>
+    </w:lvl>
+    <w:lvl w:ilvl="8" w:tentative="1">
+      <w:start w:val="1"/>
+      <w:numFmt w:val="bullet"/>
+      <w:lvlText w:val=""/>
+      <w:lvlJc w:val="left"/>
+      <w:pPr>
+        <w:tabs>
+          <w:tab w:val="num" w:pos="6480"/>
+        </w:tabs>
+        <w:ind w:left="6480" w:hanging="360"/>
+      </w:pPr>
+      <w:rPr>
+        <w:rFonts w:ascii="Wingdings" w:hAnsi="Wingdings" w:hint="default"/>
+        <w:sz w:val="20"/>
+      </w:rPr>
+    </w:lvl>
+  </w:abstractNum>
+  <w:abstractNum w:abstractNumId="13" w15:restartNumberingAfterBreak="0">
+    <w:nsid w:val="48936933"/>
+    <w:multiLevelType w:val="multilevel"/>
+    <w:tmpl w:val="26BC792A"/>
+    <w:lvl w:ilvl="0">
+      <w:start w:val="1"/>
+      <w:numFmt w:val="bullet"/>
+      <w:lvlText w:val=""/>
+      <w:lvlJc w:val="left"/>
+      <w:pPr>
+        <w:tabs>
+          <w:tab w:val="num" w:pos="720"/>
+        </w:tabs>
+        <w:ind w:left="720" w:hanging="360"/>
+      </w:pPr>
+      <w:rPr>
+        <w:rFonts w:ascii="Symbol" w:hAnsi="Symbol" w:hint="default"/>
+        <w:sz w:val="20"/>
+      </w:rPr>
+    </w:lvl>
+    <w:lvl w:ilvl="1" w:tentative="1">
+      <w:start w:val="1"/>
+      <w:numFmt w:val="bullet"/>
+      <w:lvlText w:val="o"/>
+      <w:lvlJc w:val="left"/>
+      <w:pPr>
+        <w:tabs>
+          <w:tab w:val="num" w:pos="1440"/>
+        </w:tabs>
+        <w:ind w:left="1440" w:hanging="360"/>
+      </w:pPr>
+      <w:rPr>
+        <w:rFonts w:ascii="Courier New" w:hAnsi="Courier New" w:hint="default"/>
+        <w:sz w:val="20"/>
+      </w:rPr>
+    </w:lvl>
+    <w:lvl w:ilvl="2" w:tentative="1">
+      <w:start w:val="1"/>
+      <w:numFmt w:val="bullet"/>
+      <w:lvlText w:val=""/>
+      <w:lvlJc w:val="left"/>
+      <w:pPr>
+        <w:tabs>
+          <w:tab w:val="num" w:pos="2160"/>
+        </w:tabs>
+        <w:ind w:left="2160" w:hanging="360"/>
+      </w:pPr>
+      <w:rPr>
+        <w:rFonts w:ascii="Wingdings" w:hAnsi="Wingdings" w:hint="default"/>
+        <w:sz w:val="20"/>
+      </w:rPr>
+    </w:lvl>
+    <w:lvl w:ilvl="3" w:tentative="1">
+      <w:start w:val="1"/>
+      <w:numFmt w:val="bullet"/>
+      <w:lvlText w:val=""/>
+      <w:lvlJc w:val="left"/>
+      <w:pPr>
+        <w:tabs>
+          <w:tab w:val="num" w:pos="2880"/>
+        </w:tabs>
+        <w:ind w:left="2880" w:hanging="360"/>
+      </w:pPr>
+      <w:rPr>
+        <w:rFonts w:ascii="Wingdings" w:hAnsi="Wingdings" w:hint="default"/>
+        <w:sz w:val="20"/>
+      </w:rPr>
+    </w:lvl>
+    <w:lvl w:ilvl="4" w:tentative="1">
+      <w:start w:val="1"/>
+      <w:numFmt w:val="bullet"/>
+      <w:lvlText w:val=""/>
+      <w:lvlJc w:val="left"/>
+      <w:pPr>
+        <w:tabs>
+          <w:tab w:val="num" w:pos="3600"/>
+        </w:tabs>
+        <w:ind w:left="3600" w:hanging="360"/>
+      </w:pPr>
+      <w:rPr>
+        <w:rFonts w:ascii="Wingdings" w:hAnsi="Wingdings" w:hint="default"/>
+        <w:sz w:val="20"/>
+      </w:rPr>
+    </w:lvl>
+    <w:lvl w:ilvl="5" w:tentative="1">
+      <w:start w:val="1"/>
+      <w:numFmt w:val="bullet"/>
+      <w:lvlText w:val=""/>
+      <w:lvlJc w:val="left"/>
+      <w:pPr>
+        <w:tabs>
+          <w:tab w:val="num" w:pos="4320"/>
+        </w:tabs>
+        <w:ind w:left="4320" w:hanging="360"/>
+      </w:pPr>
+      <w:rPr>
+        <w:rFonts w:ascii="Wingdings" w:hAnsi="Wingdings" w:hint="default"/>
+        <w:sz w:val="20"/>
+      </w:rPr>
+    </w:lvl>
+    <w:lvl w:ilvl="6" w:tentative="1">
+      <w:start w:val="1"/>
+      <w:numFmt w:val="bullet"/>
+      <w:lvlText w:val=""/>
+      <w:lvlJc w:val="left"/>
+      <w:pPr>
+        <w:tabs>
+          <w:tab w:val="num" w:pos="5040"/>
+        </w:tabs>
+        <w:ind w:left="5040" w:hanging="360"/>
+      </w:pPr>
+      <w:rPr>
+        <w:rFonts w:ascii="Wingdings" w:hAnsi="Wingdings" w:hint="default"/>
+        <w:sz w:val="20"/>
+      </w:rPr>
+    </w:lvl>
+    <w:lvl w:ilvl="7" w:tentative="1">
+      <w:start w:val="1"/>
+      <w:numFmt w:val="bullet"/>
+      <w:lvlText w:val=""/>
+      <w:lvlJc w:val="left"/>
+      <w:pPr>
+        <w:tabs>
+          <w:tab w:val="num" w:pos="5760"/>
+        </w:tabs>
+        <w:ind w:left="5760" w:hanging="360"/>
+      </w:pPr>
+      <w:rPr>
+        <w:rFonts w:ascii="Wingdings" w:hAnsi="Wingdings" w:hint="default"/>
+        <w:sz w:val="20"/>
+      </w:rPr>
+    </w:lvl>
+    <w:lvl w:ilvl="8" w:tentative="1">
+      <w:start w:val="1"/>
+      <w:numFmt w:val="bullet"/>
+      <w:lvlText w:val=""/>
+      <w:lvlJc w:val="left"/>
+      <w:pPr>
+        <w:tabs>
+          <w:tab w:val="num" w:pos="6480"/>
+        </w:tabs>
+        <w:ind w:left="6480" w:hanging="360"/>
+      </w:pPr>
+      <w:rPr>
+        <w:rFonts w:ascii="Wingdings" w:hAnsi="Wingdings" w:hint="default"/>
+        <w:sz w:val="20"/>
+      </w:rPr>
+    </w:lvl>
+  </w:abstractNum>
+  <w:abstractNum w:abstractNumId="14" w15:restartNumberingAfterBreak="0">
+    <w:nsid w:val="52B70822"/>
+    <w:multiLevelType w:val="multilevel"/>
+    <w:tmpl w:val="6D084962"/>
+    <w:lvl w:ilvl="0">
+      <w:start w:val="1"/>
+      <w:numFmt w:val="bullet"/>
+      <w:lvlText w:val=""/>
+      <w:lvlJc w:val="left"/>
+      <w:pPr>
+        <w:tabs>
+          <w:tab w:val="num" w:pos="720"/>
+        </w:tabs>
+        <w:ind w:left="720" w:hanging="360"/>
+      </w:pPr>
+      <w:rPr>
+        <w:rFonts w:ascii="Symbol" w:hAnsi="Symbol" w:hint="default"/>
+        <w:sz w:val="20"/>
+      </w:rPr>
+    </w:lvl>
+    <w:lvl w:ilvl="1" w:tentative="1">
+      <w:start w:val="1"/>
+      <w:numFmt w:val="bullet"/>
+      <w:lvlText w:val="o"/>
+      <w:lvlJc w:val="left"/>
+      <w:pPr>
+        <w:tabs>
+          <w:tab w:val="num" w:pos="1440"/>
+        </w:tabs>
+        <w:ind w:left="1440" w:hanging="360"/>
+      </w:pPr>
+      <w:rPr>
+        <w:rFonts w:ascii="Courier New" w:hAnsi="Courier New" w:hint="default"/>
+        <w:sz w:val="20"/>
+      </w:rPr>
+    </w:lvl>
+    <w:lvl w:ilvl="2" w:tentative="1">
+      <w:start w:val="1"/>
+      <w:numFmt w:val="bullet"/>
+      <w:lvlText w:val=""/>
+      <w:lvlJc w:val="left"/>
+      <w:pPr>
+        <w:tabs>
+          <w:tab w:val="num" w:pos="2160"/>
+        </w:tabs>
+        <w:ind w:left="2160" w:hanging="360"/>
+      </w:pPr>
+      <w:rPr>
+        <w:rFonts w:ascii="Wingdings" w:hAnsi="Wingdings" w:hint="default"/>
+        <w:sz w:val="20"/>
+      </w:rPr>
+    </w:lvl>
+    <w:lvl w:ilvl="3" w:tentative="1">
+      <w:start w:val="1"/>
+      <w:numFmt w:val="bullet"/>
+      <w:lvlText w:val=""/>
+      <w:lvlJc w:val="left"/>
+      <w:pPr>
+        <w:tabs>
+          <w:tab w:val="num" w:pos="2880"/>
+        </w:tabs>
+        <w:ind w:left="2880" w:hanging="360"/>
+      </w:pPr>
+      <w:rPr>
+        <w:rFonts w:ascii="Wingdings" w:hAnsi="Wingdings" w:hint="default"/>
+        <w:sz w:val="20"/>
+      </w:rPr>
+    </w:lvl>
+    <w:lvl w:ilvl="4" w:tentative="1">
+      <w:start w:val="1"/>
+      <w:numFmt w:val="bullet"/>
+      <w:lvlText w:val=""/>
+      <w:lvlJc w:val="left"/>
+      <w:pPr>
+        <w:tabs>
+          <w:tab w:val="num" w:pos="3600"/>
+        </w:tabs>
+        <w:ind w:left="3600" w:hanging="360"/>
+      </w:pPr>
+      <w:rPr>
+        <w:rFonts w:ascii="Wingdings" w:hAnsi="Wingdings" w:hint="default"/>
+        <w:sz w:val="20"/>
+      </w:rPr>
+    </w:lvl>
+    <w:lvl w:ilvl="5" w:tentative="1">
+      <w:start w:val="1"/>
+      <w:numFmt w:val="bullet"/>
+      <w:lvlText w:val=""/>
+      <w:lvlJc w:val="left"/>
+      <w:pPr>
+        <w:tabs>
+          <w:tab w:val="num" w:pos="4320"/>
+        </w:tabs>
+        <w:ind w:left="4320" w:hanging="360"/>
+      </w:pPr>
+      <w:rPr>
+        <w:rFonts w:ascii="Wingdings" w:hAnsi="Wingdings" w:hint="default"/>
+        <w:sz w:val="20"/>
+      </w:rPr>
+    </w:lvl>
+    <w:lvl w:ilvl="6" w:tentative="1">
+      <w:start w:val="1"/>
+      <w:numFmt w:val="bullet"/>
+      <w:lvlText w:val=""/>
+      <w:lvlJc w:val="left"/>
+      <w:pPr>
+        <w:tabs>
+          <w:tab w:val="num" w:pos="5040"/>
+        </w:tabs>
+        <w:ind w:left="5040" w:hanging="360"/>
+      </w:pPr>
+      <w:rPr>
+        <w:rFonts w:ascii="Wingdings" w:hAnsi="Wingdings" w:hint="default"/>
+        <w:sz w:val="20"/>
+      </w:rPr>
+    </w:lvl>
+    <w:lvl w:ilvl="7" w:tentative="1">
+      <w:start w:val="1"/>
+      <w:numFmt w:val="bullet"/>
+      <w:lvlText w:val=""/>
+      <w:lvlJc w:val="left"/>
+      <w:pPr>
+        <w:tabs>
+          <w:tab w:val="num" w:pos="5760"/>
+        </w:tabs>
+        <w:ind w:left="5760" w:hanging="360"/>
+      </w:pPr>
+      <w:rPr>
+        <w:rFonts w:ascii="Wingdings" w:hAnsi="Wingdings" w:hint="default"/>
+        <w:sz w:val="20"/>
+      </w:rPr>
+    </w:lvl>
+    <w:lvl w:ilvl="8" w:tentative="1">
+      <w:start w:val="1"/>
+      <w:numFmt w:val="bullet"/>
+      <w:lvlText w:val=""/>
+      <w:lvlJc w:val="left"/>
+      <w:pPr>
+        <w:tabs>
+          <w:tab w:val="num" w:pos="6480"/>
+        </w:tabs>
+        <w:ind w:left="6480" w:hanging="360"/>
+      </w:pPr>
+      <w:rPr>
+        <w:rFonts w:ascii="Wingdings" w:hAnsi="Wingdings" w:hint="default"/>
+        <w:sz w:val="20"/>
+      </w:rPr>
+    </w:lvl>
+  </w:abstractNum>
+  <w:abstractNum w:abstractNumId="15" w15:restartNumberingAfterBreak="0">
+    <w:nsid w:val="55F272EC"/>
+    <w:multiLevelType w:val="multilevel"/>
+    <w:tmpl w:val="35AC7F56"/>
+    <w:lvl w:ilvl="0">
+      <w:start w:val="1"/>
+      <w:numFmt w:val="bullet"/>
+      <w:lvlText w:val=""/>
+      <w:lvlJc w:val="left"/>
+      <w:pPr>
+        <w:tabs>
+          <w:tab w:val="num" w:pos="720"/>
+        </w:tabs>
+        <w:ind w:left="720" w:hanging="360"/>
+      </w:pPr>
+      <w:rPr>
+        <w:rFonts w:ascii="Symbol" w:hAnsi="Symbol" w:hint="default"/>
+        <w:sz w:val="20"/>
+      </w:rPr>
+    </w:lvl>
+    <w:lvl w:ilvl="1" w:tentative="1">
+      <w:start w:val="1"/>
+      <w:numFmt w:val="bullet"/>
+      <w:lvlText w:val="o"/>
+      <w:lvlJc w:val="left"/>
+      <w:pPr>
+        <w:tabs>
+          <w:tab w:val="num" w:pos="1440"/>
+        </w:tabs>
+        <w:ind w:left="1440" w:hanging="360"/>
+      </w:pPr>
+      <w:rPr>
+        <w:rFonts w:ascii="Courier New" w:hAnsi="Courier New" w:hint="default"/>
+        <w:sz w:val="20"/>
+      </w:rPr>
+    </w:lvl>
+    <w:lvl w:ilvl="2" w:tentative="1">
+      <w:start w:val="1"/>
+      <w:numFmt w:val="bullet"/>
+      <w:lvlText w:val=""/>
+      <w:lvlJc w:val="left"/>
+      <w:pPr>
+        <w:tabs>
+          <w:tab w:val="num" w:pos="2160"/>
+        </w:tabs>
+        <w:ind w:left="2160" w:hanging="360"/>
+      </w:pPr>
+      <w:rPr>
+        <w:rFonts w:ascii="Wingdings" w:hAnsi="Wingdings" w:hint="default"/>
+        <w:sz w:val="20"/>
+      </w:rPr>
+    </w:lvl>
+    <w:lvl w:ilvl="3" w:tentative="1">
+      <w:start w:val="1"/>
+      <w:numFmt w:val="bullet"/>
+      <w:lvlText w:val=""/>
+      <w:lvlJc w:val="left"/>
+      <w:pPr>
+        <w:tabs>
+          <w:tab w:val="num" w:pos="2880"/>
+        </w:tabs>
+        <w:ind w:left="2880" w:hanging="360"/>
+      </w:pPr>
+      <w:rPr>
+        <w:rFonts w:ascii="Wingdings" w:hAnsi="Wingdings" w:hint="default"/>
+        <w:sz w:val="20"/>
+      </w:rPr>
+    </w:lvl>
+    <w:lvl w:ilvl="4" w:tentative="1">
+      <w:start w:val="1"/>
+      <w:numFmt w:val="bullet"/>
+      <w:lvlText w:val=""/>
+      <w:lvlJc w:val="left"/>
+      <w:pPr>
+        <w:tabs>
+          <w:tab w:val="num" w:pos="3600"/>
+        </w:tabs>
+        <w:ind w:left="3600" w:hanging="360"/>
+      </w:pPr>
+      <w:rPr>
+        <w:rFonts w:ascii="Wingdings" w:hAnsi="Wingdings" w:hint="default"/>
+        <w:sz w:val="20"/>
+      </w:rPr>
+    </w:lvl>
+    <w:lvl w:ilvl="5" w:tentative="1">
+      <w:start w:val="1"/>
+      <w:numFmt w:val="bullet"/>
+      <w:lvlText w:val=""/>
+      <w:lvlJc w:val="left"/>
+      <w:pPr>
+        <w:tabs>
+          <w:tab w:val="num" w:pos="4320"/>
+        </w:tabs>
+        <w:ind w:left="4320" w:hanging="360"/>
+      </w:pPr>
+      <w:rPr>
+        <w:rFonts w:ascii="Wingdings" w:hAnsi="Wingdings" w:hint="default"/>
+        <w:sz w:val="20"/>
+      </w:rPr>
+    </w:lvl>
+    <w:lvl w:ilvl="6" w:tentative="1">
+      <w:start w:val="1"/>
+      <w:numFmt w:val="bullet"/>
+      <w:lvlText w:val=""/>
+      <w:lvlJc w:val="left"/>
+      <w:pPr>
+        <w:tabs>
+          <w:tab w:val="num" w:pos="5040"/>
+        </w:tabs>
+        <w:ind w:left="5040" w:hanging="360"/>
+      </w:pPr>
+      <w:rPr>
+        <w:rFonts w:ascii="Wingdings" w:hAnsi="Wingdings" w:hint="default"/>
+        <w:sz w:val="20"/>
+      </w:rPr>
+    </w:lvl>
+    <w:lvl w:ilvl="7" w:tentative="1">
+      <w:start w:val="1"/>
+      <w:numFmt w:val="bullet"/>
+      <w:lvlText w:val=""/>
+      <w:lvlJc w:val="left"/>
+      <w:pPr>
+        <w:tabs>
+          <w:tab w:val="num" w:pos="5760"/>
+        </w:tabs>
+        <w:ind w:left="5760" w:hanging="360"/>
+      </w:pPr>
+      <w:rPr>
+        <w:rFonts w:ascii="Wingdings" w:hAnsi="Wingdings" w:hint="default"/>
+        <w:sz w:val="20"/>
+      </w:rPr>
+    </w:lvl>
+    <w:lvl w:ilvl="8" w:tentative="1">
+      <w:start w:val="1"/>
+      <w:numFmt w:val="bullet"/>
+      <w:lvlText w:val=""/>
+      <w:lvlJc w:val="left"/>
+      <w:pPr>
+        <w:tabs>
+          <w:tab w:val="num" w:pos="6480"/>
+        </w:tabs>
+        <w:ind w:left="6480" w:hanging="360"/>
+      </w:pPr>
+      <w:rPr>
+        <w:rFonts w:ascii="Wingdings" w:hAnsi="Wingdings" w:hint="default"/>
+        <w:sz w:val="20"/>
+      </w:rPr>
+    </w:lvl>
+  </w:abstractNum>
+  <w:abstractNum w:abstractNumId="16" w15:restartNumberingAfterBreak="0">
+    <w:nsid w:val="58865553"/>
+    <w:multiLevelType w:val="multilevel"/>
+    <w:tmpl w:val="4942C5F4"/>
+    <w:lvl w:ilvl="0">
+      <w:start w:val="1"/>
+      <w:numFmt w:val="bullet"/>
+      <w:lvlText w:val=""/>
+      <w:lvlJc w:val="left"/>
+      <w:pPr>
+        <w:tabs>
+          <w:tab w:val="num" w:pos="720"/>
+        </w:tabs>
+        <w:ind w:left="720" w:hanging="360"/>
+      </w:pPr>
+      <w:rPr>
+        <w:rFonts w:ascii="Symbol" w:hAnsi="Symbol" w:hint="default"/>
+        <w:sz w:val="20"/>
+      </w:rPr>
+    </w:lvl>
+    <w:lvl w:ilvl="1" w:tentative="1">
+      <w:start w:val="1"/>
+      <w:numFmt w:val="bullet"/>
+      <w:lvlText w:val="o"/>
+      <w:lvlJc w:val="left"/>
+      <w:pPr>
+        <w:tabs>
+          <w:tab w:val="num" w:pos="1440"/>
+        </w:tabs>
+        <w:ind w:left="1440" w:hanging="360"/>
+      </w:pPr>
+      <w:rPr>
+        <w:rFonts w:ascii="Courier New" w:hAnsi="Courier New" w:hint="default"/>
+        <w:sz w:val="20"/>
+      </w:rPr>
+    </w:lvl>
+    <w:lvl w:ilvl="2" w:tentative="1">
+      <w:start w:val="1"/>
+      <w:numFmt w:val="bullet"/>
+      <w:lvlText w:val=""/>
+      <w:lvlJc w:val="left"/>
+      <w:pPr>
+        <w:tabs>
+          <w:tab w:val="num" w:pos="2160"/>
+        </w:tabs>
+        <w:ind w:left="2160" w:hanging="360"/>
+      </w:pPr>
+      <w:rPr>
+        <w:rFonts w:ascii="Wingdings" w:hAnsi="Wingdings" w:hint="default"/>
+        <w:sz w:val="20"/>
+      </w:rPr>
+    </w:lvl>
+    <w:lvl w:ilvl="3" w:tentative="1">
+      <w:start w:val="1"/>
+      <w:numFmt w:val="bullet"/>
+      <w:lvlText w:val=""/>
+      <w:lvlJc w:val="left"/>
+      <w:pPr>
+        <w:tabs>
+          <w:tab w:val="num" w:pos="2880"/>
+        </w:tabs>
+        <w:ind w:left="2880" w:hanging="360"/>
+      </w:pPr>
+      <w:rPr>
+        <w:rFonts w:ascii="Wingdings" w:hAnsi="Wingdings" w:hint="default"/>
+        <w:sz w:val="20"/>
+      </w:rPr>
+    </w:lvl>
+    <w:lvl w:ilvl="4" w:tentative="1">
+      <w:start w:val="1"/>
+      <w:numFmt w:val="bullet"/>
+      <w:lvlText w:val=""/>
+      <w:lvlJc w:val="left"/>
+      <w:pPr>
+        <w:tabs>
+          <w:tab w:val="num" w:pos="3600"/>
+        </w:tabs>
+        <w:ind w:left="3600" w:hanging="360"/>
+      </w:pPr>
+      <w:rPr>
+        <w:rFonts w:ascii="Wingdings" w:hAnsi="Wingdings" w:hint="default"/>
+        <w:sz w:val="20"/>
+      </w:rPr>
+    </w:lvl>
+    <w:lvl w:ilvl="5" w:tentative="1">
+      <w:start w:val="1"/>
+      <w:numFmt w:val="bullet"/>
+      <w:lvlText w:val=""/>
+      <w:lvlJc w:val="left"/>
+      <w:pPr>
+        <w:tabs>
+          <w:tab w:val="num" w:pos="4320"/>
+        </w:tabs>
+        <w:ind w:left="4320" w:hanging="360"/>
+      </w:pPr>
+      <w:rPr>
+        <w:rFonts w:ascii="Wingdings" w:hAnsi="Wingdings" w:hint="default"/>
+        <w:sz w:val="20"/>
+      </w:rPr>
+    </w:lvl>
+    <w:lvl w:ilvl="6" w:tentative="1">
+      <w:start w:val="1"/>
+      <w:numFmt w:val="bullet"/>
+      <w:lvlText w:val=""/>
+      <w:lvlJc w:val="left"/>
+      <w:pPr>
+        <w:tabs>
+          <w:tab w:val="num" w:pos="5040"/>
+        </w:tabs>
+        <w:ind w:left="5040" w:hanging="360"/>
+      </w:pPr>
+      <w:rPr>
+        <w:rFonts w:ascii="Wingdings" w:hAnsi="Wingdings" w:hint="default"/>
+        <w:sz w:val="20"/>
+      </w:rPr>
+    </w:lvl>
+    <w:lvl w:ilvl="7" w:tentative="1">
+      <w:start w:val="1"/>
+      <w:numFmt w:val="bullet"/>
+      <w:lvlText w:val=""/>
+      <w:lvlJc w:val="left"/>
+      <w:pPr>
+        <w:tabs>
+          <w:tab w:val="num" w:pos="5760"/>
+        </w:tabs>
+        <w:ind w:left="5760" w:hanging="360"/>
+      </w:pPr>
+      <w:rPr>
+        <w:rFonts w:ascii="Wingdings" w:hAnsi="Wingdings" w:hint="default"/>
+        <w:sz w:val="20"/>
+      </w:rPr>
+    </w:lvl>
+    <w:lvl w:ilvl="8" w:tentative="1">
+      <w:start w:val="1"/>
+      <w:numFmt w:val="bullet"/>
+      <w:lvlText w:val=""/>
+      <w:lvlJc w:val="left"/>
+      <w:pPr>
+        <w:tabs>
+          <w:tab w:val="num" w:pos="6480"/>
+        </w:tabs>
+        <w:ind w:left="6480" w:hanging="360"/>
+      </w:pPr>
+      <w:rPr>
+        <w:rFonts w:ascii="Wingdings" w:hAnsi="Wingdings" w:hint="default"/>
+        <w:sz w:val="20"/>
+      </w:rPr>
+    </w:lvl>
+  </w:abstractNum>
+  <w:abstractNum w:abstractNumId="17" w15:restartNumberingAfterBreak="0">
+    <w:nsid w:val="5B673792"/>
+    <w:multiLevelType w:val="multilevel"/>
+    <w:tmpl w:val="410CEA8A"/>
+    <w:lvl w:ilvl="0">
+      <w:start w:val="1"/>
+      <w:numFmt w:val="bullet"/>
+      <w:lvlText w:val=""/>
+      <w:lvlJc w:val="left"/>
+      <w:pPr>
+        <w:tabs>
+          <w:tab w:val="num" w:pos="720"/>
+        </w:tabs>
+        <w:ind w:left="720" w:hanging="360"/>
+      </w:pPr>
+      <w:rPr>
+        <w:rFonts w:ascii="Symbol" w:hAnsi="Symbol" w:hint="default"/>
+        <w:sz w:val="20"/>
+      </w:rPr>
+    </w:lvl>
+    <w:lvl w:ilvl="1" w:tentative="1">
+      <w:start w:val="1"/>
+      <w:numFmt w:val="bullet"/>
+      <w:lvlText w:val="o"/>
+      <w:lvlJc w:val="left"/>
+      <w:pPr>
+        <w:tabs>
+          <w:tab w:val="num" w:pos="1440"/>
+        </w:tabs>
+        <w:ind w:left="1440" w:hanging="360"/>
+      </w:pPr>
+      <w:rPr>
+        <w:rFonts w:ascii="Courier New" w:hAnsi="Courier New" w:hint="default"/>
+        <w:sz w:val="20"/>
+      </w:rPr>
+    </w:lvl>
+    <w:lvl w:ilvl="2" w:tentative="1">
+      <w:start w:val="1"/>
+      <w:numFmt w:val="bullet"/>
+      <w:lvlText w:val=""/>
+      <w:lvlJc w:val="left"/>
+      <w:pPr>
+        <w:tabs>
+          <w:tab w:val="num" w:pos="2160"/>
+        </w:tabs>
+        <w:ind w:left="2160" w:hanging="360"/>
+      </w:pPr>
+      <w:rPr>
+        <w:rFonts w:ascii="Wingdings" w:hAnsi="Wingdings" w:hint="default"/>
+        <w:sz w:val="20"/>
+      </w:rPr>
+    </w:lvl>
+    <w:lvl w:ilvl="3" w:tentative="1">
+      <w:start w:val="1"/>
+      <w:numFmt w:val="bullet"/>
+      <w:lvlText w:val=""/>
+      <w:lvlJc w:val="left"/>
+      <w:pPr>
+        <w:tabs>
+          <w:tab w:val="num" w:pos="2880"/>
+        </w:tabs>
+        <w:ind w:left="2880" w:hanging="360"/>
+      </w:pPr>
+      <w:rPr>
+        <w:rFonts w:ascii="Wingdings" w:hAnsi="Wingdings" w:hint="default"/>
+        <w:sz w:val="20"/>
+      </w:rPr>
+    </w:lvl>
+    <w:lvl w:ilvl="4" w:tentative="1">
+      <w:start w:val="1"/>
+      <w:numFmt w:val="bullet"/>
+      <w:lvlText w:val=""/>
+      <w:lvlJc w:val="left"/>
+      <w:pPr>
+        <w:tabs>
+          <w:tab w:val="num" w:pos="3600"/>
+        </w:tabs>
+        <w:ind w:left="3600" w:hanging="360"/>
+      </w:pPr>
+      <w:rPr>
+        <w:rFonts w:ascii="Wingdings" w:hAnsi="Wingdings" w:hint="default"/>
+        <w:sz w:val="20"/>
+      </w:rPr>
+    </w:lvl>
+    <w:lvl w:ilvl="5" w:tentative="1">
+      <w:start w:val="1"/>
+      <w:numFmt w:val="bullet"/>
+      <w:lvlText w:val=""/>
+      <w:lvlJc w:val="left"/>
+      <w:pPr>
+        <w:tabs>
+          <w:tab w:val="num" w:pos="4320"/>
+        </w:tabs>
+        <w:ind w:left="4320" w:hanging="360"/>
+      </w:pPr>
+      <w:rPr>
+        <w:rFonts w:ascii="Wingdings" w:hAnsi="Wingdings" w:hint="default"/>
+        <w:sz w:val="20"/>
+      </w:rPr>
+    </w:lvl>
+    <w:lvl w:ilvl="6" w:tentative="1">
+      <w:start w:val="1"/>
+      <w:numFmt w:val="bullet"/>
+      <w:lvlText w:val=""/>
+      <w:lvlJc w:val="left"/>
+      <w:pPr>
+        <w:tabs>
+          <w:tab w:val="num" w:pos="5040"/>
+        </w:tabs>
+        <w:ind w:left="5040" w:hanging="360"/>
+      </w:pPr>
+      <w:rPr>
+        <w:rFonts w:ascii="Wingdings" w:hAnsi="Wingdings" w:hint="default"/>
+        <w:sz w:val="20"/>
+      </w:rPr>
+    </w:lvl>
+    <w:lvl w:ilvl="7" w:tentative="1">
+      <w:start w:val="1"/>
+      <w:numFmt w:val="bullet"/>
+      <w:lvlText w:val=""/>
+      <w:lvlJc w:val="left"/>
+      <w:pPr>
+        <w:tabs>
+          <w:tab w:val="num" w:pos="5760"/>
+        </w:tabs>
+        <w:ind w:left="5760" w:hanging="360"/>
+      </w:pPr>
+      <w:rPr>
+        <w:rFonts w:ascii="Wingdings" w:hAnsi="Wingdings" w:hint="default"/>
+        <w:sz w:val="20"/>
+      </w:rPr>
+    </w:lvl>
+    <w:lvl w:ilvl="8" w:tentative="1">
+      <w:start w:val="1"/>
+      <w:numFmt w:val="bullet"/>
+      <w:lvlText w:val=""/>
+      <w:lvlJc w:val="left"/>
+      <w:pPr>
+        <w:tabs>
+          <w:tab w:val="num" w:pos="6480"/>
+        </w:tabs>
+        <w:ind w:left="6480" w:hanging="360"/>
+      </w:pPr>
+      <w:rPr>
+        <w:rFonts w:ascii="Wingdings" w:hAnsi="Wingdings" w:hint="default"/>
+        <w:sz w:val="20"/>
+      </w:rPr>
+    </w:lvl>
+  </w:abstractNum>
+  <w:abstractNum w:abstractNumId="18" w15:restartNumberingAfterBreak="0">
+    <w:nsid w:val="6725444C"/>
+    <w:multiLevelType w:val="multilevel"/>
+    <w:tmpl w:val="A6DA965E"/>
+    <w:lvl w:ilvl="0">
+      <w:start w:val="1"/>
+      <w:numFmt w:val="bullet"/>
+      <w:lvlText w:val=""/>
+      <w:lvlJc w:val="left"/>
+      <w:pPr>
+        <w:tabs>
+          <w:tab w:val="num" w:pos="720"/>
+        </w:tabs>
+        <w:ind w:left="720" w:hanging="360"/>
+      </w:pPr>
+      <w:rPr>
+        <w:rFonts w:ascii="Symbol" w:hAnsi="Symbol" w:hint="default"/>
+        <w:sz w:val="20"/>
+      </w:rPr>
+    </w:lvl>
+    <w:lvl w:ilvl="1" w:tentative="1">
+      <w:start w:val="1"/>
+      <w:numFmt w:val="bullet"/>
+      <w:lvlText w:val="o"/>
+      <w:lvlJc w:val="left"/>
+      <w:pPr>
+        <w:tabs>
+          <w:tab w:val="num" w:pos="1440"/>
+        </w:tabs>
+        <w:ind w:left="1440" w:hanging="360"/>
+      </w:pPr>
+      <w:rPr>
+        <w:rFonts w:ascii="Courier New" w:hAnsi="Courier New" w:hint="default"/>
+        <w:sz w:val="20"/>
+      </w:rPr>
+    </w:lvl>
+    <w:lvl w:ilvl="2" w:tentative="1">
+      <w:start w:val="1"/>
+      <w:numFmt w:val="bullet"/>
+      <w:lvlText w:val=""/>
+      <w:lvlJc w:val="left"/>
+      <w:pPr>
+        <w:tabs>
+          <w:tab w:val="num" w:pos="2160"/>
+        </w:tabs>
+        <w:ind w:left="2160" w:hanging="360"/>
+      </w:pPr>
+      <w:rPr>
+        <w:rFonts w:ascii="Wingdings" w:hAnsi="Wingdings" w:hint="default"/>
+        <w:sz w:val="20"/>
+      </w:rPr>
+    </w:lvl>
+    <w:lvl w:ilvl="3" w:tentative="1">
+      <w:start w:val="1"/>
+      <w:numFmt w:val="bullet"/>
+      <w:lvlText w:val=""/>
+      <w:lvlJc w:val="left"/>
+      <w:pPr>
+        <w:tabs>
+          <w:tab w:val="num" w:pos="2880"/>
+        </w:tabs>
+        <w:ind w:left="2880" w:hanging="360"/>
+      </w:pPr>
+      <w:rPr>
+        <w:rFonts w:ascii="Wingdings" w:hAnsi="Wingdings" w:hint="default"/>
+        <w:sz w:val="20"/>
+      </w:rPr>
+    </w:lvl>
+    <w:lvl w:ilvl="4" w:tentative="1">
+      <w:start w:val="1"/>
+      <w:numFmt w:val="bullet"/>
+      <w:lvlText w:val=""/>
+      <w:lvlJc w:val="left"/>
+      <w:pPr>
+        <w:tabs>
+          <w:tab w:val="num" w:pos="3600"/>
+        </w:tabs>
+        <w:ind w:left="3600" w:hanging="360"/>
+      </w:pPr>
+      <w:rPr>
+        <w:rFonts w:ascii="Wingdings" w:hAnsi="Wingdings" w:hint="default"/>
+        <w:sz w:val="20"/>
+      </w:rPr>
+    </w:lvl>
+    <w:lvl w:ilvl="5" w:tentative="1">
+      <w:start w:val="1"/>
+      <w:numFmt w:val="bullet"/>
+      <w:lvlText w:val=""/>
+      <w:lvlJc w:val="left"/>
+      <w:pPr>
+        <w:tabs>
+          <w:tab w:val="num" w:pos="4320"/>
+        </w:tabs>
+        <w:ind w:left="4320" w:hanging="360"/>
+      </w:pPr>
+      <w:rPr>
+        <w:rFonts w:ascii="Wingdings" w:hAnsi="Wingdings" w:hint="default"/>
+        <w:sz w:val="20"/>
+      </w:rPr>
+    </w:lvl>
+    <w:lvl w:ilvl="6" w:tentative="1">
+      <w:start w:val="1"/>
+      <w:numFmt w:val="bullet"/>
+      <w:lvlText w:val=""/>
+      <w:lvlJc w:val="left"/>
+      <w:pPr>
+        <w:tabs>
+          <w:tab w:val="num" w:pos="5040"/>
+        </w:tabs>
+        <w:ind w:left="5040" w:hanging="360"/>
+      </w:pPr>
+      <w:rPr>
+        <w:rFonts w:ascii="Wingdings" w:hAnsi="Wingdings" w:hint="default"/>
+        <w:sz w:val="20"/>
+      </w:rPr>
+    </w:lvl>
+    <w:lvl w:ilvl="7" w:tentative="1">
+      <w:start w:val="1"/>
+      <w:numFmt w:val="bullet"/>
+      <w:lvlText w:val=""/>
+      <w:lvlJc w:val="left"/>
+      <w:pPr>
+        <w:tabs>
+          <w:tab w:val="num" w:pos="5760"/>
+        </w:tabs>
+        <w:ind w:left="5760" w:hanging="360"/>
+      </w:pPr>
+      <w:rPr>
+        <w:rFonts w:ascii="Wingdings" w:hAnsi="Wingdings" w:hint="default"/>
+        <w:sz w:val="20"/>
+      </w:rPr>
+    </w:lvl>
+    <w:lvl w:ilvl="8" w:tentative="1">
+      <w:start w:val="1"/>
+      <w:numFmt w:val="bullet"/>
+      <w:lvlText w:val=""/>
+      <w:lvlJc w:val="left"/>
+      <w:pPr>
+        <w:tabs>
+          <w:tab w:val="num" w:pos="6480"/>
+        </w:tabs>
+        <w:ind w:left="6480" w:hanging="360"/>
+      </w:pPr>
+      <w:rPr>
+        <w:rFonts w:ascii="Wingdings" w:hAnsi="Wingdings" w:hint="default"/>
+        <w:sz w:val="20"/>
+      </w:rPr>
+    </w:lvl>
+  </w:abstractNum>
+  <w:abstractNum w:abstractNumId="19" w15:restartNumberingAfterBreak="0">
+    <w:nsid w:val="73D919B0"/>
+    <w:multiLevelType w:val="multilevel"/>
+    <w:tmpl w:val="6DFA8194"/>
+    <w:lvl w:ilvl="0">
+      <w:start w:val="1"/>
+      <w:numFmt w:val="bullet"/>
+      <w:lvlText w:val=""/>
+      <w:lvlJc w:val="left"/>
+      <w:pPr>
+        <w:tabs>
+          <w:tab w:val="num" w:pos="720"/>
+        </w:tabs>
+        <w:ind w:left="720" w:hanging="360"/>
+      </w:pPr>
+      <w:rPr>
+        <w:rFonts w:ascii="Symbol" w:hAnsi="Symbol" w:hint="default"/>
+        <w:sz w:val="20"/>
+      </w:rPr>
+    </w:lvl>
+    <w:lvl w:ilvl="1" w:tentative="1">
+      <w:start w:val="1"/>
+      <w:numFmt w:val="bullet"/>
+      <w:lvlText w:val="o"/>
+      <w:lvlJc w:val="left"/>
+      <w:pPr>
+        <w:tabs>
+          <w:tab w:val="num" w:pos="1440"/>
+        </w:tabs>
+        <w:ind w:left="1440" w:hanging="360"/>
+      </w:pPr>
+      <w:rPr>
+        <w:rFonts w:ascii="Courier New" w:hAnsi="Courier New" w:hint="default"/>
+        <w:sz w:val="20"/>
+      </w:rPr>
+    </w:lvl>
+    <w:lvl w:ilvl="2" w:tentative="1">
+      <w:start w:val="1"/>
+      <w:numFmt w:val="bullet"/>
+      <w:lvlText w:val=""/>
+      <w:lvlJc w:val="left"/>
+      <w:pPr>
+        <w:tabs>
+          <w:tab w:val="num" w:pos="2160"/>
+        </w:tabs>
+        <w:ind w:left="2160" w:hanging="360"/>
+      </w:pPr>
+      <w:rPr>
+        <w:rFonts w:ascii="Wingdings" w:hAnsi="Wingdings" w:hint="default"/>
+        <w:sz w:val="20"/>
+      </w:rPr>
+    </w:lvl>
+    <w:lvl w:ilvl="3" w:tentative="1">
+      <w:start w:val="1"/>
+      <w:numFmt w:val="bullet"/>
+      <w:lvlText w:val=""/>
+      <w:lvlJc w:val="left"/>
+      <w:pPr>
+        <w:tabs>
+          <w:tab w:val="num" w:pos="2880"/>
+        </w:tabs>
+        <w:ind w:left="2880" w:hanging="360"/>
+      </w:pPr>
+      <w:rPr>
+        <w:rFonts w:ascii="Wingdings" w:hAnsi="Wingdings" w:hint="default"/>
+        <w:sz w:val="20"/>
+      </w:rPr>
+    </w:lvl>
+    <w:lvl w:ilvl="4" w:tentative="1">
+      <w:start w:val="1"/>
+      <w:numFmt w:val="bullet"/>
+      <w:lvlText w:val=""/>
+      <w:lvlJc w:val="left"/>
+      <w:pPr>
+        <w:tabs>
+          <w:tab w:val="num" w:pos="3600"/>
+        </w:tabs>
+        <w:ind w:left="3600" w:hanging="360"/>
+      </w:pPr>
+      <w:rPr>
+        <w:rFonts w:ascii="Wingdings" w:hAnsi="Wingdings" w:hint="default"/>
+        <w:sz w:val="20"/>
+      </w:rPr>
+    </w:lvl>
+    <w:lvl w:ilvl="5" w:tentative="1">
+      <w:start w:val="1"/>
+      <w:numFmt w:val="bullet"/>
+      <w:lvlText w:val=""/>
+      <w:lvlJc w:val="left"/>
+      <w:pPr>
+        <w:tabs>
+          <w:tab w:val="num" w:pos="4320"/>
+        </w:tabs>
+        <w:ind w:left="4320" w:hanging="360"/>
+      </w:pPr>
+      <w:rPr>
+        <w:rFonts w:ascii="Wingdings" w:hAnsi="Wingdings" w:hint="default"/>
+        <w:sz w:val="20"/>
+      </w:rPr>
+    </w:lvl>
+    <w:lvl w:ilvl="6" w:tentative="1">
+      <w:start w:val="1"/>
+      <w:numFmt w:val="bullet"/>
+      <w:lvlText w:val=""/>
+      <w:lvlJc w:val="left"/>
+      <w:pPr>
+        <w:tabs>
+          <w:tab w:val="num" w:pos="5040"/>
+        </w:tabs>
+        <w:ind w:left="5040" w:hanging="360"/>
+      </w:pPr>
+      <w:rPr>
+        <w:rFonts w:ascii="Wingdings" w:hAnsi="Wingdings" w:hint="default"/>
+        <w:sz w:val="20"/>
+      </w:rPr>
+    </w:lvl>
+    <w:lvl w:ilvl="7" w:tentative="1">
+      <w:start w:val="1"/>
+      <w:numFmt w:val="bullet"/>
+      <w:lvlText w:val=""/>
+      <w:lvlJc w:val="left"/>
+      <w:pPr>
+        <w:tabs>
+          <w:tab w:val="num" w:pos="5760"/>
+        </w:tabs>
+        <w:ind w:left="5760" w:hanging="360"/>
+      </w:pPr>
+      <w:rPr>
+        <w:rFonts w:ascii="Wingdings" w:hAnsi="Wingdings" w:hint="default"/>
+        <w:sz w:val="20"/>
+      </w:rPr>
+    </w:lvl>
+    <w:lvl w:ilvl="8" w:tentative="1">
+      <w:start w:val="1"/>
+      <w:numFmt w:val="bullet"/>
+      <w:lvlText w:val=""/>
+      <w:lvlJc w:val="left"/>
+      <w:pPr>
+        <w:tabs>
+          <w:tab w:val="num" w:pos="6480"/>
+        </w:tabs>
+        <w:ind w:left="6480" w:hanging="360"/>
+      </w:pPr>
+      <w:rPr>
+        <w:rFonts w:ascii="Wingdings" w:hAnsi="Wingdings" w:hint="default"/>
+        <w:sz w:val="20"/>
+      </w:rPr>
+    </w:lvl>
+  </w:abstractNum>
+  <w:abstractNum w:abstractNumId="20" w15:restartNumberingAfterBreak="0">
+    <w:nsid w:val="79451F8A"/>
+    <w:multiLevelType w:val="multilevel"/>
+    <w:tmpl w:val="3D5A28E0"/>
+    <w:lvl w:ilvl="0">
+      <w:start w:val="1"/>
+      <w:numFmt w:val="bullet"/>
+      <w:lvlText w:val=""/>
+      <w:lvlJc w:val="left"/>
+      <w:pPr>
+        <w:tabs>
+          <w:tab w:val="num" w:pos="720"/>
+        </w:tabs>
+        <w:ind w:left="720" w:hanging="360"/>
+      </w:pPr>
+      <w:rPr>
+        <w:rFonts w:ascii="Symbol" w:hAnsi="Symbol" w:hint="default"/>
+        <w:sz w:val="20"/>
+      </w:rPr>
+    </w:lvl>
+    <w:lvl w:ilvl="1" w:tentative="1">
+      <w:start w:val="1"/>
+      <w:numFmt w:val="bullet"/>
+      <w:lvlText w:val="o"/>
+      <w:lvlJc w:val="left"/>
+      <w:pPr>
+        <w:tabs>
+          <w:tab w:val="num" w:pos="1440"/>
+        </w:tabs>
+        <w:ind w:left="1440" w:hanging="360"/>
+      </w:pPr>
+      <w:rPr>
+        <w:rFonts w:ascii="Courier New" w:hAnsi="Courier New" w:hint="default"/>
+        <w:sz w:val="20"/>
+      </w:rPr>
+    </w:lvl>
+    <w:lvl w:ilvl="2" w:tentative="1">
+      <w:start w:val="1"/>
+      <w:numFmt w:val="bullet"/>
+      <w:lvlText w:val=""/>
+      <w:lvlJc w:val="left"/>
+      <w:pPr>
+        <w:tabs>
+          <w:tab w:val="num" w:pos="2160"/>
+        </w:tabs>
+        <w:ind w:left="2160" w:hanging="360"/>
+      </w:pPr>
+      <w:rPr>
+        <w:rFonts w:ascii="Wingdings" w:hAnsi="Wingdings" w:hint="default"/>
+        <w:sz w:val="20"/>
+      </w:rPr>
+    </w:lvl>
+    <w:lvl w:ilvl="3" w:tentative="1">
+      <w:start w:val="1"/>
+      <w:numFmt w:val="bullet"/>
+      <w:lvlText w:val=""/>
+      <w:lvlJc w:val="left"/>
+      <w:pPr>
+        <w:tabs>
+          <w:tab w:val="num" w:pos="2880"/>
+        </w:tabs>
+        <w:ind w:left="2880" w:hanging="360"/>
+      </w:pPr>
+      <w:rPr>
+        <w:rFonts w:ascii="Wingdings" w:hAnsi="Wingdings" w:hint="default"/>
+        <w:sz w:val="20"/>
+      </w:rPr>
+    </w:lvl>
+    <w:lvl w:ilvl="4" w:tentative="1">
+      <w:start w:val="1"/>
+      <w:numFmt w:val="bullet"/>
+      <w:lvlText w:val=""/>
+      <w:lvlJc w:val="left"/>
+      <w:pPr>
+        <w:tabs>
+          <w:tab w:val="num" w:pos="3600"/>
+        </w:tabs>
+        <w:ind w:left="3600" w:hanging="360"/>
+      </w:pPr>
+      <w:rPr>
+        <w:rFonts w:ascii="Wingdings" w:hAnsi="Wingdings" w:hint="default"/>
+        <w:sz w:val="20"/>
+      </w:rPr>
+    </w:lvl>
+    <w:lvl w:ilvl="5" w:tentative="1">
+      <w:start w:val="1"/>
+      <w:numFmt w:val="bullet"/>
+      <w:lvlText w:val=""/>
+      <w:lvlJc w:val="left"/>
+      <w:pPr>
+        <w:tabs>
+          <w:tab w:val="num" w:pos="4320"/>
+        </w:tabs>
+        <w:ind w:left="4320" w:hanging="360"/>
+      </w:pPr>
+      <w:rPr>
+        <w:rFonts w:ascii="Wingdings" w:hAnsi="Wingdings" w:hint="default"/>
+        <w:sz w:val="20"/>
+      </w:rPr>
+    </w:lvl>
+    <w:lvl w:ilvl="6" w:tentative="1">
+      <w:start w:val="1"/>
+      <w:numFmt w:val="bullet"/>
+      <w:lvlText w:val=""/>
+      <w:lvlJc w:val="left"/>
+      <w:pPr>
+        <w:tabs>
+          <w:tab w:val="num" w:pos="5040"/>
+        </w:tabs>
+        <w:ind w:left="5040" w:hanging="360"/>
+      </w:pPr>
+      <w:rPr>
+        <w:rFonts w:ascii="Wingdings" w:hAnsi="Wingdings" w:hint="default"/>
+        <w:sz w:val="20"/>
+      </w:rPr>
+    </w:lvl>
+    <w:lvl w:ilvl="7" w:tentative="1">
+      <w:start w:val="1"/>
+      <w:numFmt w:val="bullet"/>
+      <w:lvlText w:val=""/>
+      <w:lvlJc w:val="left"/>
+      <w:pPr>
+        <w:tabs>
+          <w:tab w:val="num" w:pos="5760"/>
+        </w:tabs>
+        <w:ind w:left="5760" w:hanging="360"/>
+      </w:pPr>
+      <w:rPr>
+        <w:rFonts w:ascii="Wingdings" w:hAnsi="Wingdings" w:hint="default"/>
+        <w:sz w:val="20"/>
+      </w:rPr>
+    </w:lvl>
+    <w:lvl w:ilvl="8" w:tentative="1">
+      <w:start w:val="1"/>
+      <w:numFmt w:val="bullet"/>
+      <w:lvlText w:val=""/>
+      <w:lvlJc w:val="left"/>
+      <w:pPr>
+        <w:tabs>
+          <w:tab w:val="num" w:pos="6480"/>
+        </w:tabs>
+        <w:ind w:left="6480" w:hanging="360"/>
+      </w:pPr>
+      <w:rPr>
+        <w:rFonts w:ascii="Wingdings" w:hAnsi="Wingdings" w:hint="default"/>
+        <w:sz w:val="20"/>
+      </w:rPr>
+    </w:lvl>
+  </w:abstractNum>
   <w:num w:numId="1" w16cid:durableId="574978340">
+    <w:abstractNumId w:val="7"/>
+  </w:num>
+  <w:num w:numId="2" w16cid:durableId="2029600275">
+    <w:abstractNumId w:val="3"/>
+  </w:num>
+  <w:num w:numId="3" w16cid:durableId="1603874736">
+    <w:abstractNumId w:val="0"/>
+  </w:num>
+  <w:num w:numId="4" w16cid:durableId="911158488">
+    <w:abstractNumId w:val="2"/>
+  </w:num>
+  <w:num w:numId="5" w16cid:durableId="63528381">
+    <w:abstractNumId w:val="4"/>
+  </w:num>
+  <w:num w:numId="6" w16cid:durableId="1772700812">
+    <w:abstractNumId w:val="16"/>
+  </w:num>
+  <w:num w:numId="7" w16cid:durableId="1321227770">
+    <w:abstractNumId w:val="20"/>
+  </w:num>
+  <w:num w:numId="8" w16cid:durableId="2053191240">
+    <w:abstractNumId w:val="5"/>
+  </w:num>
+  <w:num w:numId="9" w16cid:durableId="655689819">
+    <w:abstractNumId w:val="6"/>
+  </w:num>
+  <w:num w:numId="10" w16cid:durableId="1579824853">
+    <w:abstractNumId w:val="11"/>
+  </w:num>
+  <w:num w:numId="11" w16cid:durableId="1880245024">
+    <w:abstractNumId w:val="13"/>
+  </w:num>
+  <w:num w:numId="12" w16cid:durableId="1360280305">
+    <w:abstractNumId w:val="15"/>
+  </w:num>
+  <w:num w:numId="13" w16cid:durableId="44989069">
+    <w:abstractNumId w:val="18"/>
+  </w:num>
+  <w:num w:numId="14" w16cid:durableId="1537740430">
+    <w:abstractNumId w:val="14"/>
+  </w:num>
+  <w:num w:numId="15" w16cid:durableId="889849415">
     <w:abstractNumId w:val="1"/>
   </w:num>
-  <w:num w:numId="2" w16cid:durableId="2029600275">
-    <w:abstractNumId w:val="0"/>
+  <w:num w:numId="16" w16cid:durableId="856381497">
+    <w:abstractNumId w:val="17"/>
+  </w:num>
+  <w:num w:numId="17" w16cid:durableId="165437497">
+    <w:abstractNumId w:val="12"/>
+  </w:num>
+  <w:num w:numId="18" w16cid:durableId="1729912418">
+    <w:abstractNumId w:val="10"/>
+  </w:num>
+  <w:num w:numId="19" w16cid:durableId="2127692579">
+    <w:abstractNumId w:val="8"/>
+  </w:num>
+  <w:num w:numId="20" w16cid:durableId="1144929565">
+    <w:abstractNumId w:val="19"/>
+  </w:num>
+  <w:num w:numId="21" w16cid:durableId="1490443171">
+    <w:abstractNumId w:val="9"/>
   </w:num>
 </w:numbering>
 </file>
